--- a/Documentation/Friendnote planning and documentation.docx
+++ b/Documentation/Friendnote planning and documentation.docx
@@ -1413,7 +1413,6 @@
       </w:r>
     </w:p>
     <w:p/>
-    <w:p/>
     <w:p>
       <w:pPr>
         <w:pStyle w:val="Ttulo2"/>
@@ -1423,9 +1422,277 @@
         </w:numPr>
       </w:pPr>
       <w:r>
-        <w:t>Prototipado rápido:</w:t>
-      </w:r>
-    </w:p>
+        <w:t xml:space="preserve">Especificaciones técnicas: </w:t>
+      </w:r>
+    </w:p>
+    <w:tbl>
+      <w:tblPr>
+        <w:tblW w:w="0" w:type="auto"/>
+        <w:tblCellSpacing w:w="15" w:type="dxa"/>
+        <w:tblCellMar>
+          <w:top w:w="15" w:type="dxa"/>
+          <w:left w:w="15" w:type="dxa"/>
+          <w:bottom w:w="15" w:type="dxa"/>
+          <w:right w:w="15" w:type="dxa"/>
+        </w:tblCellMar>
+        <w:tblLook w:val="04A0" w:firstRow="1" w:lastRow="0" w:firstColumn="1" w:lastColumn="0" w:noHBand="0" w:noVBand="1"/>
+      </w:tblPr>
+      <w:tblGrid>
+        <w:gridCol w:w="1853"/>
+        <w:gridCol w:w="4171"/>
+      </w:tblGrid>
+      <w:tr>
+        <w:trPr>
+          <w:tblHeader/>
+          <w:tblCellSpacing w:w="15" w:type="dxa"/>
+        </w:trPr>
+        <w:tc>
+          <w:tcPr>
+            <w:tcW w:w="0" w:type="auto"/>
+            <w:vAlign w:val="center"/>
+            <w:hideMark/>
+          </w:tcPr>
+          <w:p>
+            <w:pPr>
+              <w:rPr>
+                <w:b/>
+                <w:bCs/>
+              </w:rPr>
+            </w:pPr>
+            <w:r>
+              <w:rPr>
+                <w:b/>
+                <w:bCs/>
+              </w:rPr>
+              <w:t>Capa</w:t>
+            </w:r>
+          </w:p>
+        </w:tc>
+        <w:tc>
+          <w:tcPr>
+            <w:tcW w:w="4126" w:type="dxa"/>
+            <w:vAlign w:val="center"/>
+            <w:hideMark/>
+          </w:tcPr>
+          <w:p>
+            <w:pPr>
+              <w:rPr>
+                <w:b/>
+                <w:bCs/>
+              </w:rPr>
+            </w:pPr>
+            <w:r>
+              <w:rPr>
+                <w:b/>
+                <w:bCs/>
+              </w:rPr>
+              <w:t>Tecnología</w:t>
+            </w:r>
+          </w:p>
+        </w:tc>
+      </w:tr>
+      <w:tr>
+        <w:trPr>
+          <w:tblCellSpacing w:w="15" w:type="dxa"/>
+        </w:trPr>
+        <w:tc>
+          <w:tcPr>
+            <w:tcW w:w="0" w:type="auto"/>
+            <w:vAlign w:val="center"/>
+            <w:hideMark/>
+          </w:tcPr>
+          <w:p>
+            <w:proofErr w:type="spellStart"/>
+            <w:r>
+              <w:t>Frontend</w:t>
+            </w:r>
+            <w:proofErr w:type="spellEnd"/>
+          </w:p>
+        </w:tc>
+        <w:tc>
+          <w:tcPr>
+            <w:tcW w:w="4126" w:type="dxa"/>
+            <w:vAlign w:val="center"/>
+            <w:hideMark/>
+          </w:tcPr>
+          <w:p>
+            <w:r>
+              <w:t>HTML5, CSS3, JavaScript (ES Modules)</w:t>
+            </w:r>
+          </w:p>
+        </w:tc>
+      </w:tr>
+      <w:tr>
+        <w:trPr>
+          <w:tblCellSpacing w:w="15" w:type="dxa"/>
+        </w:trPr>
+        <w:tc>
+          <w:tcPr>
+            <w:tcW w:w="0" w:type="auto"/>
+            <w:vAlign w:val="center"/>
+            <w:hideMark/>
+          </w:tcPr>
+          <w:p>
+            <w:proofErr w:type="spellStart"/>
+            <w:r>
+              <w:t>Backend</w:t>
+            </w:r>
+            <w:proofErr w:type="spellEnd"/>
+            <w:r>
+              <w:t>/BaaS</w:t>
+            </w:r>
+          </w:p>
+        </w:tc>
+        <w:tc>
+          <w:tcPr>
+            <w:tcW w:w="4126" w:type="dxa"/>
+            <w:vAlign w:val="center"/>
+            <w:hideMark/>
+          </w:tcPr>
+          <w:p>
+            <w:proofErr w:type="spellStart"/>
+            <w:r>
+              <w:t>Supabase</w:t>
+            </w:r>
+            <w:proofErr w:type="spellEnd"/>
+          </w:p>
+        </w:tc>
+      </w:tr>
+      <w:tr>
+        <w:trPr>
+          <w:tblCellSpacing w:w="15" w:type="dxa"/>
+        </w:trPr>
+        <w:tc>
+          <w:tcPr>
+            <w:tcW w:w="0" w:type="auto"/>
+            <w:vAlign w:val="center"/>
+            <w:hideMark/>
+          </w:tcPr>
+          <w:p>
+            <w:r>
+              <w:t>Autenticación</w:t>
+            </w:r>
+          </w:p>
+        </w:tc>
+        <w:tc>
+          <w:tcPr>
+            <w:tcW w:w="4126" w:type="dxa"/>
+            <w:vAlign w:val="center"/>
+            <w:hideMark/>
+          </w:tcPr>
+          <w:p>
+            <w:proofErr w:type="spellStart"/>
+            <w:r>
+              <w:t>Supabase</w:t>
+            </w:r>
+            <w:proofErr w:type="spellEnd"/>
+            <w:r>
+              <w:t xml:space="preserve"> Auth + Google OAuth 2.0</w:t>
+            </w:r>
+          </w:p>
+        </w:tc>
+      </w:tr>
+      <w:tr>
+        <w:trPr>
+          <w:tblCellSpacing w:w="15" w:type="dxa"/>
+        </w:trPr>
+        <w:tc>
+          <w:tcPr>
+            <w:tcW w:w="0" w:type="auto"/>
+            <w:vAlign w:val="center"/>
+            <w:hideMark/>
+          </w:tcPr>
+          <w:p>
+            <w:r>
+              <w:t>Base de datos</w:t>
+            </w:r>
+          </w:p>
+        </w:tc>
+        <w:tc>
+          <w:tcPr>
+            <w:tcW w:w="4126" w:type="dxa"/>
+            <w:vAlign w:val="center"/>
+            <w:hideMark/>
+          </w:tcPr>
+          <w:p>
+            <w:r>
+              <w:t xml:space="preserve">PostgreSQL (vía </w:t>
+            </w:r>
+            <w:proofErr w:type="spellStart"/>
+            <w:r>
+              <w:t>Supabase</w:t>
+            </w:r>
+            <w:proofErr w:type="spellEnd"/>
+            <w:r>
+              <w:t>)</w:t>
+            </w:r>
+          </w:p>
+        </w:tc>
+      </w:tr>
+      <w:tr>
+        <w:trPr>
+          <w:tblCellSpacing w:w="15" w:type="dxa"/>
+        </w:trPr>
+        <w:tc>
+          <w:tcPr>
+            <w:tcW w:w="0" w:type="auto"/>
+            <w:vAlign w:val="center"/>
+            <w:hideMark/>
+          </w:tcPr>
+          <w:p>
+            <w:r>
+              <w:t>Almacenamiento</w:t>
+            </w:r>
+          </w:p>
+        </w:tc>
+        <w:tc>
+          <w:tcPr>
+            <w:tcW w:w="4126" w:type="dxa"/>
+            <w:vAlign w:val="center"/>
+            <w:hideMark/>
+          </w:tcPr>
+          <w:p>
+            <w:proofErr w:type="spellStart"/>
+            <w:r>
+              <w:t>Supabase</w:t>
+            </w:r>
+            <w:proofErr w:type="spellEnd"/>
+            <w:r>
+              <w:t xml:space="preserve"> Storage</w:t>
+            </w:r>
+          </w:p>
+        </w:tc>
+      </w:tr>
+      <w:tr>
+        <w:trPr>
+          <w:tblCellSpacing w:w="15" w:type="dxa"/>
+        </w:trPr>
+        <w:tc>
+          <w:tcPr>
+            <w:tcW w:w="0" w:type="auto"/>
+            <w:vAlign w:val="center"/>
+            <w:hideMark/>
+          </w:tcPr>
+          <w:p>
+            <w:r>
+              <w:t>Hosting</w:t>
+            </w:r>
+          </w:p>
+        </w:tc>
+        <w:tc>
+          <w:tcPr>
+            <w:tcW w:w="4126" w:type="dxa"/>
+            <w:vAlign w:val="center"/>
+            <w:hideMark/>
+          </w:tcPr>
+          <w:p>
+            <w:r>
+              <w:t>Live Server (desarrollo)</w:t>
+            </w:r>
+          </w:p>
+        </w:tc>
+      </w:tr>
+    </w:tbl>
     <w:p/>
     <w:p>
       <w:pPr>
@@ -1436,6 +1703,19 @@
         </w:numPr>
       </w:pPr>
       <w:r>
+        <w:t>Prototipado rápido:</w:t>
+      </w:r>
+    </w:p>
+    <w:p/>
+    <w:p>
+      <w:pPr>
+        <w:pStyle w:val="Ttulo2"/>
+        <w:numPr>
+          <w:ilvl w:val="0"/>
+          <w:numId w:val="1"/>
+        </w:numPr>
+      </w:pPr>
+      <w:r>
         <w:t>Desarrollo de un plan de marketing:</w:t>
       </w:r>
     </w:p>
@@ -1519,13 +1799,7 @@
     </w:p>
     <w:p>
       <w:r>
-        <w:t>SEO básico:</w:t>
-      </w:r>
-      <w:r>
-        <w:t xml:space="preserve"> </w:t>
-      </w:r>
-      <w:r>
-        <w:t xml:space="preserve">Publicar en el blog de la </w:t>
+        <w:t xml:space="preserve">SEO básico: Publicar en el blog de la </w:t>
       </w:r>
       <w:proofErr w:type="gramStart"/>
       <w:r>
@@ -1538,6 +1812,10 @@
     </w:p>
     <w:p>
       <w:r>
+        <w:rPr>
+          <w:noProof/>
+        </w:rPr>
+        <w:lastRenderedPageBreak/>
         <w:drawing>
           <wp:inline distT="0" distB="0" distL="0" distR="0" wp14:anchorId="1CCA1790" wp14:editId="1350126B">
             <wp:extent cx="5612130" cy="2040890"/>
@@ -1592,7 +1870,6 @@
         </w:numPr>
       </w:pPr>
       <w:r>
-        <w:lastRenderedPageBreak/>
         <w:t>Estrategia de sostenibilidad:</w:t>
       </w:r>
     </w:p>
@@ -1601,10 +1878,7 @@
         <w:pStyle w:val="Ttulo3"/>
       </w:pPr>
       <w:r>
-        <w:t xml:space="preserve">8.1 </w:t>
-      </w:r>
-      <w:r>
-        <w:t>Retroalimentación de usuarios</w:t>
+        <w:t>8.1 Retroalimentación de usuarios</w:t>
       </w:r>
     </w:p>
     <w:p>
@@ -1649,10 +1923,7 @@
         <w:pStyle w:val="Ttulo3"/>
       </w:pPr>
       <w:r>
-        <w:t xml:space="preserve">8.2 </w:t>
-      </w:r>
-      <w:r>
-        <w:t>Mantenimiento técnico</w:t>
+        <w:t>8.2 Mantenimiento técnico</w:t>
       </w:r>
     </w:p>
     <w:p>
@@ -1689,10 +1960,7 @@
         <w:pStyle w:val="Ttulo3"/>
       </w:pPr>
       <w:r>
-        <w:t xml:space="preserve">8.3 </w:t>
-      </w:r>
-      <w:r>
-        <w:t>Mejoras de diseño</w:t>
+        <w:t>8.3 Mejoras de diseño</w:t>
       </w:r>
     </w:p>
     <w:p>
@@ -2134,12 +2402,5269 @@
     </w:p>
     <w:p>
       <w:pPr>
-        <w:jc w:val="both"/>
-        <w:rPr>
-          <w:rFonts w:ascii="Times New Roman" w:hAnsi="Times New Roman" w:cs="Times New Roman"/>
-        </w:rPr>
-      </w:pPr>
-    </w:p>
+        <w:pStyle w:val="Ttulo2"/>
+        <w:numPr>
+          <w:ilvl w:val="0"/>
+          <w:numId w:val="1"/>
+        </w:numPr>
+      </w:pPr>
+      <w:r>
+        <w:t>Pruebas:</w:t>
+      </w:r>
+      <w:r>
+        <w:br/>
+      </w:r>
+    </w:p>
+    <w:p>
+      <w:pPr>
+        <w:pStyle w:val="Ttulo2"/>
+        <w:numPr>
+          <w:ilvl w:val="1"/>
+          <w:numId w:val="1"/>
+        </w:numPr>
+      </w:pPr>
+      <w:r>
+        <w:t xml:space="preserve"> Pruebas Funcionales</w:t>
+      </w:r>
+    </w:p>
+    <w:p>
+      <w:pPr>
+        <w:pStyle w:val="Ttulo3"/>
+        <w:ind w:firstLine="360"/>
+      </w:pPr>
+      <w:r>
+        <w:t>1.1 Módulo de Autenticación</w:t>
+      </w:r>
+    </w:p>
+    <w:tbl>
+      <w:tblPr>
+        <w:tblW w:w="0" w:type="auto"/>
+        <w:tblCellSpacing w:w="15" w:type="dxa"/>
+        <w:tblCellMar>
+          <w:top w:w="15" w:type="dxa"/>
+          <w:left w:w="15" w:type="dxa"/>
+          <w:bottom w:w="15" w:type="dxa"/>
+          <w:right w:w="15" w:type="dxa"/>
+        </w:tblCellMar>
+        <w:tblLook w:val="04A0" w:firstRow="1" w:lastRow="0" w:firstColumn="1" w:lastColumn="0" w:noHBand="0" w:noVBand="1"/>
+      </w:tblPr>
+      <w:tblGrid>
+        <w:gridCol w:w="806"/>
+        <w:gridCol w:w="1633"/>
+        <w:gridCol w:w="3078"/>
+        <w:gridCol w:w="2449"/>
+        <w:gridCol w:w="872"/>
+      </w:tblGrid>
+      <w:tr>
+        <w:trPr>
+          <w:tblHeader/>
+          <w:tblCellSpacing w:w="15" w:type="dxa"/>
+        </w:trPr>
+        <w:tc>
+          <w:tcPr>
+            <w:tcW w:w="0" w:type="auto"/>
+            <w:vAlign w:val="center"/>
+            <w:hideMark/>
+          </w:tcPr>
+          <w:p>
+            <w:pPr>
+              <w:jc w:val="center"/>
+              <w:rPr>
+                <w:b/>
+                <w:bCs/>
+              </w:rPr>
+            </w:pPr>
+            <w:r>
+              <w:rPr>
+                <w:b/>
+                <w:bCs/>
+              </w:rPr>
+              <w:t>ID</w:t>
+            </w:r>
+          </w:p>
+        </w:tc>
+        <w:tc>
+          <w:tcPr>
+            <w:tcW w:w="0" w:type="auto"/>
+            <w:vAlign w:val="center"/>
+            <w:hideMark/>
+          </w:tcPr>
+          <w:p>
+            <w:pPr>
+              <w:jc w:val="center"/>
+              <w:rPr>
+                <w:b/>
+                <w:bCs/>
+              </w:rPr>
+            </w:pPr>
+            <w:r>
+              <w:rPr>
+                <w:b/>
+                <w:bCs/>
+              </w:rPr>
+              <w:t>Caso de prueba</w:t>
+            </w:r>
+          </w:p>
+        </w:tc>
+        <w:tc>
+          <w:tcPr>
+            <w:tcW w:w="0" w:type="auto"/>
+            <w:vAlign w:val="center"/>
+            <w:hideMark/>
+          </w:tcPr>
+          <w:p>
+            <w:pPr>
+              <w:jc w:val="center"/>
+              <w:rPr>
+                <w:b/>
+                <w:bCs/>
+              </w:rPr>
+            </w:pPr>
+            <w:r>
+              <w:rPr>
+                <w:b/>
+                <w:bCs/>
+              </w:rPr>
+              <w:t>Pasos</w:t>
+            </w:r>
+          </w:p>
+        </w:tc>
+        <w:tc>
+          <w:tcPr>
+            <w:tcW w:w="0" w:type="auto"/>
+            <w:vAlign w:val="center"/>
+            <w:hideMark/>
+          </w:tcPr>
+          <w:p>
+            <w:pPr>
+              <w:jc w:val="center"/>
+              <w:rPr>
+                <w:b/>
+                <w:bCs/>
+              </w:rPr>
+            </w:pPr>
+            <w:r>
+              <w:rPr>
+                <w:b/>
+                <w:bCs/>
+              </w:rPr>
+              <w:t>Resultado esperado</w:t>
+            </w:r>
+          </w:p>
+        </w:tc>
+        <w:tc>
+          <w:tcPr>
+            <w:tcW w:w="0" w:type="auto"/>
+            <w:vAlign w:val="center"/>
+            <w:hideMark/>
+          </w:tcPr>
+          <w:p>
+            <w:pPr>
+              <w:jc w:val="center"/>
+              <w:rPr>
+                <w:b/>
+                <w:bCs/>
+              </w:rPr>
+            </w:pPr>
+            <w:r>
+              <w:rPr>
+                <w:b/>
+                <w:bCs/>
+              </w:rPr>
+              <w:t>Estado</w:t>
+            </w:r>
+          </w:p>
+        </w:tc>
+      </w:tr>
+      <w:tr>
+        <w:trPr>
+          <w:tblCellSpacing w:w="15" w:type="dxa"/>
+        </w:trPr>
+        <w:tc>
+          <w:tcPr>
+            <w:tcW w:w="0" w:type="auto"/>
+            <w:vAlign w:val="center"/>
+            <w:hideMark/>
+          </w:tcPr>
+          <w:p>
+            <w:r>
+              <w:t>AUTH-01</w:t>
+            </w:r>
+          </w:p>
+        </w:tc>
+        <w:tc>
+          <w:tcPr>
+            <w:tcW w:w="0" w:type="auto"/>
+            <w:vAlign w:val="center"/>
+            <w:hideMark/>
+          </w:tcPr>
+          <w:p>
+            <w:r>
+              <w:t>Login con Google exitoso</w:t>
+            </w:r>
+          </w:p>
+        </w:tc>
+        <w:tc>
+          <w:tcPr>
+            <w:tcW w:w="0" w:type="auto"/>
+            <w:vAlign w:val="center"/>
+            <w:hideMark/>
+          </w:tcPr>
+          <w:p>
+            <w:r>
+              <w:t>1. Abrir login.html 2. Clic en "Continuar con Google" 3. Seleccionar cuenta Google</w:t>
+            </w:r>
+          </w:p>
+        </w:tc>
+        <w:tc>
+          <w:tcPr>
+            <w:tcW w:w="0" w:type="auto"/>
+            <w:vAlign w:val="center"/>
+            <w:hideMark/>
+          </w:tcPr>
+          <w:p>
+            <w:r>
+              <w:t>Redirige a index.html con sesión activa</w:t>
+            </w:r>
+          </w:p>
+        </w:tc>
+        <w:tc>
+          <w:tcPr>
+            <w:tcW w:w="0" w:type="auto"/>
+            <w:vAlign w:val="center"/>
+            <w:hideMark/>
+          </w:tcPr>
+          <w:p>
+            <w:r>
+              <w:rPr>
+                <w:rFonts w:ascii="Segoe UI Emoji" w:hAnsi="Segoe UI Emoji" w:cs="Segoe UI Emoji"/>
+              </w:rPr>
+              <w:t>✅</w:t>
+            </w:r>
+            <w:r>
+              <w:t xml:space="preserve"> PASA</w:t>
+            </w:r>
+          </w:p>
+        </w:tc>
+      </w:tr>
+      <w:tr>
+        <w:trPr>
+          <w:tblCellSpacing w:w="15" w:type="dxa"/>
+        </w:trPr>
+        <w:tc>
+          <w:tcPr>
+            <w:tcW w:w="0" w:type="auto"/>
+            <w:vAlign w:val="center"/>
+            <w:hideMark/>
+          </w:tcPr>
+          <w:p>
+            <w:r>
+              <w:t>AUTH-02</w:t>
+            </w:r>
+          </w:p>
+        </w:tc>
+        <w:tc>
+          <w:tcPr>
+            <w:tcW w:w="0" w:type="auto"/>
+            <w:vAlign w:val="center"/>
+            <w:hideMark/>
+          </w:tcPr>
+          <w:p>
+            <w:r>
+              <w:t>Redirección sin sesión</w:t>
+            </w:r>
+          </w:p>
+        </w:tc>
+        <w:tc>
+          <w:tcPr>
+            <w:tcW w:w="0" w:type="auto"/>
+            <w:vAlign w:val="center"/>
+            <w:hideMark/>
+          </w:tcPr>
+          <w:p>
+            <w:r>
+              <w:t>1. Abrir index.html sin sesión activa</w:t>
+            </w:r>
+          </w:p>
+        </w:tc>
+        <w:tc>
+          <w:tcPr>
+            <w:tcW w:w="0" w:type="auto"/>
+            <w:vAlign w:val="center"/>
+            <w:hideMark/>
+          </w:tcPr>
+          <w:p>
+            <w:r>
+              <w:t>Redirige automáticamente a login.html</w:t>
+            </w:r>
+          </w:p>
+        </w:tc>
+        <w:tc>
+          <w:tcPr>
+            <w:tcW w:w="0" w:type="auto"/>
+            <w:vAlign w:val="center"/>
+            <w:hideMark/>
+          </w:tcPr>
+          <w:p>
+            <w:r>
+              <w:rPr>
+                <w:rFonts w:ascii="Segoe UI Emoji" w:hAnsi="Segoe UI Emoji" w:cs="Segoe UI Emoji"/>
+              </w:rPr>
+              <w:t>✅</w:t>
+            </w:r>
+            <w:r>
+              <w:t xml:space="preserve"> PASA</w:t>
+            </w:r>
+          </w:p>
+        </w:tc>
+      </w:tr>
+      <w:tr>
+        <w:trPr>
+          <w:tblCellSpacing w:w="15" w:type="dxa"/>
+        </w:trPr>
+        <w:tc>
+          <w:tcPr>
+            <w:tcW w:w="0" w:type="auto"/>
+            <w:vAlign w:val="center"/>
+            <w:hideMark/>
+          </w:tcPr>
+          <w:p>
+            <w:r>
+              <w:t>AUTH-03</w:t>
+            </w:r>
+          </w:p>
+        </w:tc>
+        <w:tc>
+          <w:tcPr>
+            <w:tcW w:w="0" w:type="auto"/>
+            <w:vAlign w:val="center"/>
+            <w:hideMark/>
+          </w:tcPr>
+          <w:p>
+            <w:r>
+              <w:t>Cerrar sesión</w:t>
+            </w:r>
+          </w:p>
+        </w:tc>
+        <w:tc>
+          <w:tcPr>
+            <w:tcW w:w="0" w:type="auto"/>
+            <w:vAlign w:val="center"/>
+            <w:hideMark/>
+          </w:tcPr>
+          <w:p>
+            <w:r>
+              <w:t>1. Ir a perfil.html 2. Clic en "Cerrar sesión"</w:t>
+            </w:r>
+          </w:p>
+        </w:tc>
+        <w:tc>
+          <w:tcPr>
+            <w:tcW w:w="0" w:type="auto"/>
+            <w:vAlign w:val="center"/>
+            <w:hideMark/>
+          </w:tcPr>
+          <w:p>
+            <w:r>
+              <w:t>Redirige a login.html, sesión eliminada</w:t>
+            </w:r>
+          </w:p>
+        </w:tc>
+        <w:tc>
+          <w:tcPr>
+            <w:tcW w:w="0" w:type="auto"/>
+            <w:vAlign w:val="center"/>
+            <w:hideMark/>
+          </w:tcPr>
+          <w:p>
+            <w:r>
+              <w:rPr>
+                <w:rFonts w:ascii="Segoe UI Emoji" w:hAnsi="Segoe UI Emoji" w:cs="Segoe UI Emoji"/>
+              </w:rPr>
+              <w:t>✅</w:t>
+            </w:r>
+            <w:r>
+              <w:t xml:space="preserve"> PASA</w:t>
+            </w:r>
+          </w:p>
+        </w:tc>
+      </w:tr>
+    </w:tbl>
+    <w:p/>
+    <w:tbl>
+      <w:tblPr>
+        <w:tblW w:w="0" w:type="auto"/>
+        <w:tblCellSpacing w:w="15" w:type="dxa"/>
+        <w:tblCellMar>
+          <w:top w:w="15" w:type="dxa"/>
+          <w:left w:w="15" w:type="dxa"/>
+          <w:bottom w:w="15" w:type="dxa"/>
+          <w:right w:w="15" w:type="dxa"/>
+        </w:tblCellMar>
+        <w:tblLook w:val="04A0" w:firstRow="1" w:lastRow="0" w:firstColumn="1" w:lastColumn="0" w:noHBand="0" w:noVBand="1"/>
+      </w:tblPr>
+      <w:tblGrid>
+        <w:gridCol w:w="891"/>
+        <w:gridCol w:w="1923"/>
+        <w:gridCol w:w="2872"/>
+        <w:gridCol w:w="2315"/>
+        <w:gridCol w:w="837"/>
+      </w:tblGrid>
+      <w:tr>
+        <w:trPr>
+          <w:tblCellSpacing w:w="15" w:type="dxa"/>
+        </w:trPr>
+        <w:tc>
+          <w:tcPr>
+            <w:tcW w:w="0" w:type="auto"/>
+            <w:vAlign w:val="center"/>
+            <w:hideMark/>
+          </w:tcPr>
+          <w:p>
+            <w:r>
+              <w:t>AUTH-04</w:t>
+            </w:r>
+          </w:p>
+        </w:tc>
+        <w:tc>
+          <w:tcPr>
+            <w:tcW w:w="0" w:type="auto"/>
+            <w:vAlign w:val="center"/>
+            <w:hideMark/>
+          </w:tcPr>
+          <w:p>
+            <w:r>
+              <w:t>Persistencia de sesión</w:t>
+            </w:r>
+          </w:p>
+        </w:tc>
+        <w:tc>
+          <w:tcPr>
+            <w:tcW w:w="0" w:type="auto"/>
+            <w:vAlign w:val="center"/>
+            <w:hideMark/>
+          </w:tcPr>
+          <w:p>
+            <w:r>
+              <w:t>1. Login 2. Cerrar pestaña 3. Volver a abrir</w:t>
+            </w:r>
+          </w:p>
+        </w:tc>
+        <w:tc>
+          <w:tcPr>
+            <w:tcW w:w="0" w:type="auto"/>
+            <w:vAlign w:val="center"/>
+            <w:hideMark/>
+          </w:tcPr>
+          <w:p>
+            <w:r>
+              <w:t xml:space="preserve">Sesión sigue activa, no pide </w:t>
+            </w:r>
+            <w:proofErr w:type="spellStart"/>
+            <w:r>
+              <w:t>login</w:t>
+            </w:r>
+            <w:proofErr w:type="spellEnd"/>
+          </w:p>
+        </w:tc>
+        <w:tc>
+          <w:tcPr>
+            <w:tcW w:w="0" w:type="auto"/>
+            <w:vAlign w:val="center"/>
+            <w:hideMark/>
+          </w:tcPr>
+          <w:p>
+            <w:r>
+              <w:rPr>
+                <w:rFonts w:ascii="Segoe UI Emoji" w:hAnsi="Segoe UI Emoji" w:cs="Segoe UI Emoji"/>
+              </w:rPr>
+              <w:t>✅</w:t>
+            </w:r>
+            <w:r>
+              <w:t xml:space="preserve"> PASA</w:t>
+            </w:r>
+          </w:p>
+        </w:tc>
+      </w:tr>
+    </w:tbl>
+    <w:p>
+      <w:pPr>
+        <w:pStyle w:val="Ttulo3"/>
+      </w:pPr>
+    </w:p>
+    <w:p>
+      <w:pPr>
+        <w:rPr>
+          <w:rFonts w:eastAsiaTheme="majorEastAsia" w:cstheme="majorBidi"/>
+          <w:color w:val="0F4761" w:themeColor="accent1" w:themeShade="BF"/>
+          <w:sz w:val="28"/>
+          <w:szCs w:val="28"/>
+        </w:rPr>
+      </w:pPr>
+      <w:r>
+        <w:br w:type="page"/>
+      </w:r>
+    </w:p>
+    <w:p>
+      <w:pPr>
+        <w:pStyle w:val="Ttulo3"/>
+        <w:numPr>
+          <w:ilvl w:val="0"/>
+          <w:numId w:val="1"/>
+        </w:numPr>
+      </w:pPr>
+      <w:r>
+        <w:lastRenderedPageBreak/>
+        <w:t>1.2 Módulo de Apuntes</w:t>
+      </w:r>
+    </w:p>
+    <w:tbl>
+      <w:tblPr>
+        <w:tblW w:w="0" w:type="auto"/>
+        <w:tblCellSpacing w:w="15" w:type="dxa"/>
+        <w:tblCellMar>
+          <w:top w:w="15" w:type="dxa"/>
+          <w:left w:w="15" w:type="dxa"/>
+          <w:bottom w:w="15" w:type="dxa"/>
+          <w:right w:w="15" w:type="dxa"/>
+        </w:tblCellMar>
+        <w:tblLook w:val="04A0" w:firstRow="1" w:lastRow="0" w:firstColumn="1" w:lastColumn="0" w:noHBand="0" w:noVBand="1"/>
+      </w:tblPr>
+      <w:tblGrid>
+        <w:gridCol w:w="657"/>
+        <w:gridCol w:w="2038"/>
+        <w:gridCol w:w="3096"/>
+        <w:gridCol w:w="2177"/>
+        <w:gridCol w:w="870"/>
+      </w:tblGrid>
+      <w:tr>
+        <w:trPr>
+          <w:tblHeader/>
+          <w:tblCellSpacing w:w="15" w:type="dxa"/>
+        </w:trPr>
+        <w:tc>
+          <w:tcPr>
+            <w:tcW w:w="0" w:type="auto"/>
+            <w:vAlign w:val="center"/>
+            <w:hideMark/>
+          </w:tcPr>
+          <w:p>
+            <w:pPr>
+              <w:jc w:val="center"/>
+              <w:rPr>
+                <w:b/>
+                <w:bCs/>
+              </w:rPr>
+            </w:pPr>
+            <w:r>
+              <w:rPr>
+                <w:b/>
+                <w:bCs/>
+              </w:rPr>
+              <w:t>ID</w:t>
+            </w:r>
+          </w:p>
+        </w:tc>
+        <w:tc>
+          <w:tcPr>
+            <w:tcW w:w="0" w:type="auto"/>
+            <w:vAlign w:val="center"/>
+            <w:hideMark/>
+          </w:tcPr>
+          <w:p>
+            <w:pPr>
+              <w:jc w:val="center"/>
+              <w:rPr>
+                <w:b/>
+                <w:bCs/>
+              </w:rPr>
+            </w:pPr>
+            <w:r>
+              <w:rPr>
+                <w:b/>
+                <w:bCs/>
+              </w:rPr>
+              <w:t>Caso de prueba</w:t>
+            </w:r>
+          </w:p>
+        </w:tc>
+        <w:tc>
+          <w:tcPr>
+            <w:tcW w:w="0" w:type="auto"/>
+            <w:vAlign w:val="center"/>
+            <w:hideMark/>
+          </w:tcPr>
+          <w:p>
+            <w:pPr>
+              <w:jc w:val="center"/>
+              <w:rPr>
+                <w:b/>
+                <w:bCs/>
+              </w:rPr>
+            </w:pPr>
+            <w:r>
+              <w:rPr>
+                <w:b/>
+                <w:bCs/>
+              </w:rPr>
+              <w:t>Pasos</w:t>
+            </w:r>
+          </w:p>
+        </w:tc>
+        <w:tc>
+          <w:tcPr>
+            <w:tcW w:w="0" w:type="auto"/>
+            <w:vAlign w:val="center"/>
+            <w:hideMark/>
+          </w:tcPr>
+          <w:p>
+            <w:pPr>
+              <w:jc w:val="center"/>
+              <w:rPr>
+                <w:b/>
+                <w:bCs/>
+              </w:rPr>
+            </w:pPr>
+            <w:r>
+              <w:rPr>
+                <w:b/>
+                <w:bCs/>
+              </w:rPr>
+              <w:t>Resultado esperado</w:t>
+            </w:r>
+          </w:p>
+        </w:tc>
+        <w:tc>
+          <w:tcPr>
+            <w:tcW w:w="0" w:type="auto"/>
+            <w:vAlign w:val="center"/>
+            <w:hideMark/>
+          </w:tcPr>
+          <w:p>
+            <w:pPr>
+              <w:jc w:val="center"/>
+              <w:rPr>
+                <w:b/>
+                <w:bCs/>
+              </w:rPr>
+            </w:pPr>
+            <w:r>
+              <w:rPr>
+                <w:b/>
+                <w:bCs/>
+              </w:rPr>
+              <w:t>Estado</w:t>
+            </w:r>
+          </w:p>
+        </w:tc>
+      </w:tr>
+      <w:tr>
+        <w:trPr>
+          <w:tblCellSpacing w:w="15" w:type="dxa"/>
+        </w:trPr>
+        <w:tc>
+          <w:tcPr>
+            <w:tcW w:w="0" w:type="auto"/>
+            <w:vAlign w:val="center"/>
+            <w:hideMark/>
+          </w:tcPr>
+          <w:p>
+            <w:r>
+              <w:t>APU-01</w:t>
+            </w:r>
+          </w:p>
+        </w:tc>
+        <w:tc>
+          <w:tcPr>
+            <w:tcW w:w="0" w:type="auto"/>
+            <w:vAlign w:val="center"/>
+            <w:hideMark/>
+          </w:tcPr>
+          <w:p>
+            <w:r>
+              <w:t>Subir apunte exitoso</w:t>
+            </w:r>
+          </w:p>
+        </w:tc>
+        <w:tc>
+          <w:tcPr>
+            <w:tcW w:w="0" w:type="auto"/>
+            <w:vAlign w:val="center"/>
+            <w:hideMark/>
+          </w:tcPr>
+          <w:p>
+            <w:r>
+              <w:t>1. Ir a subir.html 2. Llenar todos los campos 3. Seleccionar PDF ≤10MB 4. Clic en subir</w:t>
+            </w:r>
+          </w:p>
+        </w:tc>
+        <w:tc>
+          <w:tcPr>
+            <w:tcW w:w="0" w:type="auto"/>
+            <w:vAlign w:val="center"/>
+            <w:hideMark/>
+          </w:tcPr>
+          <w:p>
+            <w:r>
+              <w:t>Muestra barra de progreso, redirige a detalle</w:t>
+            </w:r>
+          </w:p>
+        </w:tc>
+        <w:tc>
+          <w:tcPr>
+            <w:tcW w:w="0" w:type="auto"/>
+            <w:vAlign w:val="center"/>
+            <w:hideMark/>
+          </w:tcPr>
+          <w:p>
+            <w:r>
+              <w:rPr>
+                <w:rFonts w:ascii="Segoe UI Emoji" w:hAnsi="Segoe UI Emoji" w:cs="Segoe UI Emoji"/>
+              </w:rPr>
+              <w:t>✅</w:t>
+            </w:r>
+            <w:r>
+              <w:t xml:space="preserve"> PASA</w:t>
+            </w:r>
+          </w:p>
+        </w:tc>
+      </w:tr>
+      <w:tr>
+        <w:trPr>
+          <w:tblCellSpacing w:w="15" w:type="dxa"/>
+        </w:trPr>
+        <w:tc>
+          <w:tcPr>
+            <w:tcW w:w="0" w:type="auto"/>
+            <w:vAlign w:val="center"/>
+            <w:hideMark/>
+          </w:tcPr>
+          <w:p>
+            <w:r>
+              <w:t>APU-02</w:t>
+            </w:r>
+          </w:p>
+        </w:tc>
+        <w:tc>
+          <w:tcPr>
+            <w:tcW w:w="0" w:type="auto"/>
+            <w:vAlign w:val="center"/>
+            <w:hideMark/>
+          </w:tcPr>
+          <w:p>
+            <w:r>
+              <w:t>Subir sin campos obligatorios</w:t>
+            </w:r>
+          </w:p>
+        </w:tc>
+        <w:tc>
+          <w:tcPr>
+            <w:tcW w:w="0" w:type="auto"/>
+            <w:vAlign w:val="center"/>
+            <w:hideMark/>
+          </w:tcPr>
+          <w:p>
+            <w:r>
+              <w:t>1. Ir a subir.html 2. Dejar título vacío 3. Clic en subir</w:t>
+            </w:r>
+          </w:p>
+        </w:tc>
+        <w:tc>
+          <w:tcPr>
+            <w:tcW w:w="0" w:type="auto"/>
+            <w:vAlign w:val="center"/>
+            <w:hideMark/>
+          </w:tcPr>
+          <w:p>
+            <w:r>
+              <w:t>Muestra mensaje de error, no envía</w:t>
+            </w:r>
+          </w:p>
+        </w:tc>
+        <w:tc>
+          <w:tcPr>
+            <w:tcW w:w="0" w:type="auto"/>
+            <w:vAlign w:val="center"/>
+            <w:hideMark/>
+          </w:tcPr>
+          <w:p>
+            <w:r>
+              <w:rPr>
+                <w:rFonts w:ascii="Segoe UI Emoji" w:hAnsi="Segoe UI Emoji" w:cs="Segoe UI Emoji"/>
+              </w:rPr>
+              <w:t>✅</w:t>
+            </w:r>
+            <w:r>
+              <w:t xml:space="preserve"> PASA</w:t>
+            </w:r>
+          </w:p>
+        </w:tc>
+      </w:tr>
+      <w:tr>
+        <w:trPr>
+          <w:tblCellSpacing w:w="15" w:type="dxa"/>
+        </w:trPr>
+        <w:tc>
+          <w:tcPr>
+            <w:tcW w:w="0" w:type="auto"/>
+            <w:vAlign w:val="center"/>
+            <w:hideMark/>
+          </w:tcPr>
+          <w:p>
+            <w:r>
+              <w:t>APU-03</w:t>
+            </w:r>
+          </w:p>
+        </w:tc>
+        <w:tc>
+          <w:tcPr>
+            <w:tcW w:w="0" w:type="auto"/>
+            <w:vAlign w:val="center"/>
+            <w:hideMark/>
+          </w:tcPr>
+          <w:p>
+            <w:r>
+              <w:t>Subir archivo no PDF</w:t>
+            </w:r>
+          </w:p>
+        </w:tc>
+        <w:tc>
+          <w:tcPr>
+            <w:tcW w:w="0" w:type="auto"/>
+            <w:vAlign w:val="center"/>
+            <w:hideMark/>
+          </w:tcPr>
+          <w:p>
+            <w:r>
+              <w:t>1. Seleccionar archivo .docx o .</w:t>
+            </w:r>
+            <w:proofErr w:type="spellStart"/>
+            <w:r>
+              <w:t>jpg</w:t>
+            </w:r>
+            <w:proofErr w:type="spellEnd"/>
+          </w:p>
+        </w:tc>
+        <w:tc>
+          <w:tcPr>
+            <w:tcW w:w="0" w:type="auto"/>
+            <w:vAlign w:val="center"/>
+            <w:hideMark/>
+          </w:tcPr>
+          <w:p>
+            <w:r>
+              <w:t>Muestra error "Solo se permiten archivos PDF"</w:t>
+            </w:r>
+          </w:p>
+        </w:tc>
+        <w:tc>
+          <w:tcPr>
+            <w:tcW w:w="0" w:type="auto"/>
+            <w:vAlign w:val="center"/>
+            <w:hideMark/>
+          </w:tcPr>
+          <w:p>
+            <w:r>
+              <w:rPr>
+                <w:rFonts w:ascii="Segoe UI Emoji" w:hAnsi="Segoe UI Emoji" w:cs="Segoe UI Emoji"/>
+              </w:rPr>
+              <w:t>✅</w:t>
+            </w:r>
+            <w:r>
+              <w:t xml:space="preserve"> PASA</w:t>
+            </w:r>
+          </w:p>
+        </w:tc>
+      </w:tr>
+      <w:tr>
+        <w:trPr>
+          <w:tblCellSpacing w:w="15" w:type="dxa"/>
+        </w:trPr>
+        <w:tc>
+          <w:tcPr>
+            <w:tcW w:w="0" w:type="auto"/>
+            <w:vAlign w:val="center"/>
+            <w:hideMark/>
+          </w:tcPr>
+          <w:p>
+            <w:r>
+              <w:t>APU-04</w:t>
+            </w:r>
+          </w:p>
+        </w:tc>
+        <w:tc>
+          <w:tcPr>
+            <w:tcW w:w="0" w:type="auto"/>
+            <w:vAlign w:val="center"/>
+            <w:hideMark/>
+          </w:tcPr>
+          <w:p>
+            <w:r>
+              <w:t>Subir archivo mayor a 10MB</w:t>
+            </w:r>
+          </w:p>
+        </w:tc>
+        <w:tc>
+          <w:tcPr>
+            <w:tcW w:w="0" w:type="auto"/>
+            <w:vAlign w:val="center"/>
+            <w:hideMark/>
+          </w:tcPr>
+          <w:p>
+            <w:r>
+              <w:t>1. Seleccionar PDF mayor a 10MB</w:t>
+            </w:r>
+          </w:p>
+        </w:tc>
+        <w:tc>
+          <w:tcPr>
+            <w:tcW w:w="0" w:type="auto"/>
+            <w:vAlign w:val="center"/>
+            <w:hideMark/>
+          </w:tcPr>
+          <w:p>
+            <w:r>
+              <w:t>Muestra error de tamaño</w:t>
+            </w:r>
+          </w:p>
+        </w:tc>
+        <w:tc>
+          <w:tcPr>
+            <w:tcW w:w="0" w:type="auto"/>
+            <w:vAlign w:val="center"/>
+            <w:hideMark/>
+          </w:tcPr>
+          <w:p>
+            <w:r>
+              <w:rPr>
+                <w:rFonts w:ascii="Segoe UI Emoji" w:hAnsi="Segoe UI Emoji" w:cs="Segoe UI Emoji"/>
+              </w:rPr>
+              <w:t>✅</w:t>
+            </w:r>
+            <w:r>
+              <w:t xml:space="preserve"> PASA</w:t>
+            </w:r>
+          </w:p>
+        </w:tc>
+      </w:tr>
+      <w:tr>
+        <w:trPr>
+          <w:tblCellSpacing w:w="15" w:type="dxa"/>
+        </w:trPr>
+        <w:tc>
+          <w:tcPr>
+            <w:tcW w:w="0" w:type="auto"/>
+            <w:vAlign w:val="center"/>
+            <w:hideMark/>
+          </w:tcPr>
+          <w:p>
+            <w:r>
+              <w:t>APU-05</w:t>
+            </w:r>
+          </w:p>
+        </w:tc>
+        <w:tc>
+          <w:tcPr>
+            <w:tcW w:w="0" w:type="auto"/>
+            <w:vAlign w:val="center"/>
+            <w:hideMark/>
+          </w:tcPr>
+          <w:p>
+            <w:r>
+              <w:t>Ver apunte en detalle</w:t>
+            </w:r>
+          </w:p>
+        </w:tc>
+        <w:tc>
+          <w:tcPr>
+            <w:tcW w:w="0" w:type="auto"/>
+            <w:vAlign w:val="center"/>
+            <w:hideMark/>
+          </w:tcPr>
+          <w:p>
+            <w:r>
+              <w:t xml:space="preserve">1. Clic en cualquier </w:t>
+            </w:r>
+            <w:proofErr w:type="spellStart"/>
+            <w:r>
+              <w:t>card</w:t>
+            </w:r>
+            <w:proofErr w:type="spellEnd"/>
+            <w:r>
+              <w:t xml:space="preserve"> de apunte</w:t>
+            </w:r>
+          </w:p>
+        </w:tc>
+        <w:tc>
+          <w:tcPr>
+            <w:tcW w:w="0" w:type="auto"/>
+            <w:vAlign w:val="center"/>
+            <w:hideMark/>
+          </w:tcPr>
+          <w:p>
+            <w:r>
+              <w:t xml:space="preserve">Carga página detalle con </w:t>
+            </w:r>
+            <w:proofErr w:type="spellStart"/>
+            <w:r>
+              <w:t>iframe</w:t>
+            </w:r>
+            <w:proofErr w:type="spellEnd"/>
+            <w:r>
+              <w:t xml:space="preserve"> del PDF</w:t>
+            </w:r>
+          </w:p>
+        </w:tc>
+        <w:tc>
+          <w:tcPr>
+            <w:tcW w:w="0" w:type="auto"/>
+            <w:vAlign w:val="center"/>
+            <w:hideMark/>
+          </w:tcPr>
+          <w:p>
+            <w:r>
+              <w:rPr>
+                <w:rFonts w:ascii="Segoe UI Emoji" w:hAnsi="Segoe UI Emoji" w:cs="Segoe UI Emoji"/>
+              </w:rPr>
+              <w:t>✅</w:t>
+            </w:r>
+            <w:r>
+              <w:t xml:space="preserve"> PASA</w:t>
+            </w:r>
+          </w:p>
+        </w:tc>
+      </w:tr>
+      <w:tr>
+        <w:trPr>
+          <w:tblCellSpacing w:w="15" w:type="dxa"/>
+        </w:trPr>
+        <w:tc>
+          <w:tcPr>
+            <w:tcW w:w="0" w:type="auto"/>
+            <w:vAlign w:val="center"/>
+            <w:hideMark/>
+          </w:tcPr>
+          <w:p>
+            <w:r>
+              <w:t>APU-06</w:t>
+            </w:r>
+          </w:p>
+        </w:tc>
+        <w:tc>
+          <w:tcPr>
+            <w:tcW w:w="0" w:type="auto"/>
+            <w:vAlign w:val="center"/>
+            <w:hideMark/>
+          </w:tcPr>
+          <w:p>
+            <w:r>
+              <w:t>Descargar apunte</w:t>
+            </w:r>
+          </w:p>
+        </w:tc>
+        <w:tc>
+          <w:tcPr>
+            <w:tcW w:w="0" w:type="auto"/>
+            <w:vAlign w:val="center"/>
+            <w:hideMark/>
+          </w:tcPr>
+          <w:p>
+            <w:r>
+              <w:t>1. Ir a detalle 2. Clic en descargar</w:t>
+            </w:r>
+          </w:p>
+        </w:tc>
+        <w:tc>
+          <w:tcPr>
+            <w:tcW w:w="0" w:type="auto"/>
+            <w:vAlign w:val="center"/>
+            <w:hideMark/>
+          </w:tcPr>
+          <w:p>
+            <w:r>
+              <w:t>Abre PDF en nueva pestaña, incrementa contador</w:t>
+            </w:r>
+          </w:p>
+        </w:tc>
+        <w:tc>
+          <w:tcPr>
+            <w:tcW w:w="0" w:type="auto"/>
+            <w:vAlign w:val="center"/>
+            <w:hideMark/>
+          </w:tcPr>
+          <w:p>
+            <w:r>
+              <w:rPr>
+                <w:rFonts w:ascii="Segoe UI Emoji" w:hAnsi="Segoe UI Emoji" w:cs="Segoe UI Emoji"/>
+              </w:rPr>
+              <w:t>✅</w:t>
+            </w:r>
+            <w:r>
+              <w:t xml:space="preserve"> PASA</w:t>
+            </w:r>
+          </w:p>
+        </w:tc>
+      </w:tr>
+      <w:tr>
+        <w:trPr>
+          <w:tblCellSpacing w:w="15" w:type="dxa"/>
+        </w:trPr>
+        <w:tc>
+          <w:tcPr>
+            <w:tcW w:w="0" w:type="auto"/>
+            <w:vAlign w:val="center"/>
+            <w:hideMark/>
+          </w:tcPr>
+          <w:p>
+            <w:r>
+              <w:t>APU-07</w:t>
+            </w:r>
+          </w:p>
+        </w:tc>
+        <w:tc>
+          <w:tcPr>
+            <w:tcW w:w="0" w:type="auto"/>
+            <w:vAlign w:val="center"/>
+            <w:hideMark/>
+          </w:tcPr>
+          <w:p>
+            <w:r>
+              <w:t>Eliminar apunte propio</w:t>
+            </w:r>
+          </w:p>
+        </w:tc>
+        <w:tc>
+          <w:tcPr>
+            <w:tcW w:w="0" w:type="auto"/>
+            <w:vAlign w:val="center"/>
+            <w:hideMark/>
+          </w:tcPr>
+          <w:p>
+            <w:r>
+              <w:t>1. Ir a detalle de apunte propio 2. Clic en eliminar 3. Confirmar</w:t>
+            </w:r>
+          </w:p>
+        </w:tc>
+        <w:tc>
+          <w:tcPr>
+            <w:tcW w:w="0" w:type="auto"/>
+            <w:vAlign w:val="center"/>
+            <w:hideMark/>
+          </w:tcPr>
+          <w:p>
+            <w:r>
+              <w:t xml:space="preserve">Elimina apunte, redirige a </w:t>
+            </w:r>
+            <w:proofErr w:type="spellStart"/>
+            <w:r>
+              <w:t>index</w:t>
+            </w:r>
+            <w:proofErr w:type="spellEnd"/>
+          </w:p>
+        </w:tc>
+        <w:tc>
+          <w:tcPr>
+            <w:tcW w:w="0" w:type="auto"/>
+            <w:vAlign w:val="center"/>
+            <w:hideMark/>
+          </w:tcPr>
+          <w:p>
+            <w:r>
+              <w:rPr>
+                <w:rFonts w:ascii="Segoe UI Emoji" w:hAnsi="Segoe UI Emoji" w:cs="Segoe UI Emoji"/>
+              </w:rPr>
+              <w:t>✅</w:t>
+            </w:r>
+            <w:r>
+              <w:t xml:space="preserve"> PASA</w:t>
+            </w:r>
+          </w:p>
+        </w:tc>
+      </w:tr>
+      <w:tr>
+        <w:trPr>
+          <w:tblCellSpacing w:w="15" w:type="dxa"/>
+        </w:trPr>
+        <w:tc>
+          <w:tcPr>
+            <w:tcW w:w="0" w:type="auto"/>
+            <w:vAlign w:val="center"/>
+            <w:hideMark/>
+          </w:tcPr>
+          <w:p>
+            <w:r>
+              <w:t>APU-08</w:t>
+            </w:r>
+          </w:p>
+        </w:tc>
+        <w:tc>
+          <w:tcPr>
+            <w:tcW w:w="0" w:type="auto"/>
+            <w:vAlign w:val="center"/>
+            <w:hideMark/>
+          </w:tcPr>
+          <w:p>
+            <w:r>
+              <w:t>No mostrar botón eliminar en apunte ajeno</w:t>
+            </w:r>
+          </w:p>
+        </w:tc>
+        <w:tc>
+          <w:tcPr>
+            <w:tcW w:w="0" w:type="auto"/>
+            <w:vAlign w:val="center"/>
+            <w:hideMark/>
+          </w:tcPr>
+          <w:p>
+            <w:r>
+              <w:t>1. Ir a detalle de apunte de otro usuario</w:t>
+            </w:r>
+          </w:p>
+        </w:tc>
+        <w:tc>
+          <w:tcPr>
+            <w:tcW w:w="0" w:type="auto"/>
+            <w:vAlign w:val="center"/>
+            <w:hideMark/>
+          </w:tcPr>
+          <w:p>
+            <w:r>
+              <w:t>Botón eliminar no visible</w:t>
+            </w:r>
+          </w:p>
+        </w:tc>
+        <w:tc>
+          <w:tcPr>
+            <w:tcW w:w="0" w:type="auto"/>
+            <w:vAlign w:val="center"/>
+            <w:hideMark/>
+          </w:tcPr>
+          <w:p>
+            <w:r>
+              <w:rPr>
+                <w:rFonts w:ascii="Segoe UI Emoji" w:hAnsi="Segoe UI Emoji" w:cs="Segoe UI Emoji"/>
+              </w:rPr>
+              <w:t>✅</w:t>
+            </w:r>
+            <w:r>
+              <w:t xml:space="preserve"> PASA</w:t>
+            </w:r>
+          </w:p>
+        </w:tc>
+      </w:tr>
+    </w:tbl>
+    <w:p>
+      <w:pPr>
+        <w:pStyle w:val="Ttulo3"/>
+        <w:ind w:left="720"/>
+      </w:pPr>
+      <w:r>
+        <w:lastRenderedPageBreak/>
+        <w:t>1.3 Módulo de Búsqueda y Filtros</w:t>
+      </w:r>
+    </w:p>
+    <w:tbl>
+      <w:tblPr>
+        <w:tblW w:w="0" w:type="auto"/>
+        <w:tblCellSpacing w:w="15" w:type="dxa"/>
+        <w:tblCellMar>
+          <w:top w:w="15" w:type="dxa"/>
+          <w:left w:w="15" w:type="dxa"/>
+          <w:bottom w:w="15" w:type="dxa"/>
+          <w:right w:w="15" w:type="dxa"/>
+        </w:tblCellMar>
+        <w:tblLook w:val="04A0" w:firstRow="1" w:lastRow="0" w:firstColumn="1" w:lastColumn="0" w:noHBand="0" w:noVBand="1"/>
+      </w:tblPr>
+      <w:tblGrid>
+        <w:gridCol w:w="702"/>
+        <w:gridCol w:w="1730"/>
+        <w:gridCol w:w="2379"/>
+        <w:gridCol w:w="3129"/>
+        <w:gridCol w:w="898"/>
+      </w:tblGrid>
+      <w:tr>
+        <w:trPr>
+          <w:tblHeader/>
+          <w:tblCellSpacing w:w="15" w:type="dxa"/>
+        </w:trPr>
+        <w:tc>
+          <w:tcPr>
+            <w:tcW w:w="0" w:type="auto"/>
+            <w:vAlign w:val="center"/>
+            <w:hideMark/>
+          </w:tcPr>
+          <w:p>
+            <w:pPr>
+              <w:jc w:val="center"/>
+              <w:rPr>
+                <w:b/>
+                <w:bCs/>
+              </w:rPr>
+            </w:pPr>
+            <w:r>
+              <w:rPr>
+                <w:b/>
+                <w:bCs/>
+              </w:rPr>
+              <w:t>ID</w:t>
+            </w:r>
+          </w:p>
+        </w:tc>
+        <w:tc>
+          <w:tcPr>
+            <w:tcW w:w="0" w:type="auto"/>
+            <w:vAlign w:val="center"/>
+            <w:hideMark/>
+          </w:tcPr>
+          <w:p>
+            <w:pPr>
+              <w:jc w:val="center"/>
+              <w:rPr>
+                <w:b/>
+                <w:bCs/>
+              </w:rPr>
+            </w:pPr>
+            <w:r>
+              <w:rPr>
+                <w:b/>
+                <w:bCs/>
+              </w:rPr>
+              <w:t>Caso de prueba</w:t>
+            </w:r>
+          </w:p>
+        </w:tc>
+        <w:tc>
+          <w:tcPr>
+            <w:tcW w:w="0" w:type="auto"/>
+            <w:vAlign w:val="center"/>
+            <w:hideMark/>
+          </w:tcPr>
+          <w:p>
+            <w:pPr>
+              <w:jc w:val="center"/>
+              <w:rPr>
+                <w:b/>
+                <w:bCs/>
+              </w:rPr>
+            </w:pPr>
+            <w:r>
+              <w:rPr>
+                <w:b/>
+                <w:bCs/>
+              </w:rPr>
+              <w:t>Pasos</w:t>
+            </w:r>
+          </w:p>
+        </w:tc>
+        <w:tc>
+          <w:tcPr>
+            <w:tcW w:w="0" w:type="auto"/>
+            <w:vAlign w:val="center"/>
+            <w:hideMark/>
+          </w:tcPr>
+          <w:p>
+            <w:pPr>
+              <w:jc w:val="center"/>
+              <w:rPr>
+                <w:b/>
+                <w:bCs/>
+              </w:rPr>
+            </w:pPr>
+            <w:r>
+              <w:rPr>
+                <w:b/>
+                <w:bCs/>
+              </w:rPr>
+              <w:t>Resultado esperado</w:t>
+            </w:r>
+          </w:p>
+        </w:tc>
+        <w:tc>
+          <w:tcPr>
+            <w:tcW w:w="0" w:type="auto"/>
+            <w:vAlign w:val="center"/>
+            <w:hideMark/>
+          </w:tcPr>
+          <w:p>
+            <w:pPr>
+              <w:jc w:val="center"/>
+              <w:rPr>
+                <w:b/>
+                <w:bCs/>
+              </w:rPr>
+            </w:pPr>
+            <w:r>
+              <w:rPr>
+                <w:b/>
+                <w:bCs/>
+              </w:rPr>
+              <w:t>Estado</w:t>
+            </w:r>
+          </w:p>
+        </w:tc>
+      </w:tr>
+      <w:tr>
+        <w:trPr>
+          <w:tblCellSpacing w:w="15" w:type="dxa"/>
+        </w:trPr>
+        <w:tc>
+          <w:tcPr>
+            <w:tcW w:w="0" w:type="auto"/>
+            <w:vAlign w:val="center"/>
+            <w:hideMark/>
+          </w:tcPr>
+          <w:p>
+            <w:r>
+              <w:t>BUS-01</w:t>
+            </w:r>
+          </w:p>
+        </w:tc>
+        <w:tc>
+          <w:tcPr>
+            <w:tcW w:w="0" w:type="auto"/>
+            <w:vAlign w:val="center"/>
+            <w:hideMark/>
+          </w:tcPr>
+          <w:p>
+            <w:r>
+              <w:t>Buscar por título</w:t>
+            </w:r>
+          </w:p>
+        </w:tc>
+        <w:tc>
+          <w:tcPr>
+            <w:tcW w:w="0" w:type="auto"/>
+            <w:vAlign w:val="center"/>
+            <w:hideMark/>
+          </w:tcPr>
+          <w:p>
+            <w:r>
+              <w:t>1. Escribir texto en buscador</w:t>
+            </w:r>
+          </w:p>
+        </w:tc>
+        <w:tc>
+          <w:tcPr>
+            <w:tcW w:w="0" w:type="auto"/>
+            <w:vAlign w:val="center"/>
+            <w:hideMark/>
+          </w:tcPr>
+          <w:p>
+            <w:r>
+              <w:t xml:space="preserve">Filtra resultados en tiempo real (400ms </w:t>
+            </w:r>
+            <w:proofErr w:type="spellStart"/>
+            <w:r>
+              <w:t>debounce</w:t>
+            </w:r>
+            <w:proofErr w:type="spellEnd"/>
+            <w:r>
+              <w:t>)</w:t>
+            </w:r>
+          </w:p>
+        </w:tc>
+        <w:tc>
+          <w:tcPr>
+            <w:tcW w:w="0" w:type="auto"/>
+            <w:vAlign w:val="center"/>
+            <w:hideMark/>
+          </w:tcPr>
+          <w:p>
+            <w:r>
+              <w:rPr>
+                <w:rFonts w:ascii="Segoe UI Emoji" w:hAnsi="Segoe UI Emoji" w:cs="Segoe UI Emoji"/>
+              </w:rPr>
+              <w:t>✅</w:t>
+            </w:r>
+            <w:r>
+              <w:t xml:space="preserve"> PASA</w:t>
+            </w:r>
+          </w:p>
+        </w:tc>
+      </w:tr>
+      <w:tr>
+        <w:trPr>
+          <w:tblCellSpacing w:w="15" w:type="dxa"/>
+        </w:trPr>
+        <w:tc>
+          <w:tcPr>
+            <w:tcW w:w="0" w:type="auto"/>
+            <w:vAlign w:val="center"/>
+            <w:hideMark/>
+          </w:tcPr>
+          <w:p>
+            <w:r>
+              <w:t>BUS-02</w:t>
+            </w:r>
+          </w:p>
+        </w:tc>
+        <w:tc>
+          <w:tcPr>
+            <w:tcW w:w="0" w:type="auto"/>
+            <w:vAlign w:val="center"/>
+            <w:hideMark/>
+          </w:tcPr>
+          <w:p>
+            <w:r>
+              <w:t>Filtrar por carrera</w:t>
+            </w:r>
+          </w:p>
+        </w:tc>
+        <w:tc>
+          <w:tcPr>
+            <w:tcW w:w="0" w:type="auto"/>
+            <w:vAlign w:val="center"/>
+            <w:hideMark/>
+          </w:tcPr>
+          <w:p>
+            <w:r>
+              <w:t xml:space="preserve">1. Seleccionar carrera en </w:t>
+            </w:r>
+            <w:proofErr w:type="spellStart"/>
+            <w:r>
+              <w:t>dropdown</w:t>
+            </w:r>
+            <w:proofErr w:type="spellEnd"/>
+          </w:p>
+        </w:tc>
+        <w:tc>
+          <w:tcPr>
+            <w:tcW w:w="0" w:type="auto"/>
+            <w:vAlign w:val="center"/>
+            <w:hideMark/>
+          </w:tcPr>
+          <w:p>
+            <w:r>
+              <w:t>Muestra solo apuntes de esa carrera</w:t>
+            </w:r>
+          </w:p>
+        </w:tc>
+        <w:tc>
+          <w:tcPr>
+            <w:tcW w:w="0" w:type="auto"/>
+            <w:vAlign w:val="center"/>
+            <w:hideMark/>
+          </w:tcPr>
+          <w:p>
+            <w:r>
+              <w:rPr>
+                <w:rFonts w:ascii="Segoe UI Emoji" w:hAnsi="Segoe UI Emoji" w:cs="Segoe UI Emoji"/>
+              </w:rPr>
+              <w:t>✅</w:t>
+            </w:r>
+            <w:r>
+              <w:t xml:space="preserve"> PASA</w:t>
+            </w:r>
+          </w:p>
+        </w:tc>
+      </w:tr>
+      <w:tr>
+        <w:trPr>
+          <w:tblCellSpacing w:w="15" w:type="dxa"/>
+        </w:trPr>
+        <w:tc>
+          <w:tcPr>
+            <w:tcW w:w="0" w:type="auto"/>
+            <w:vAlign w:val="center"/>
+            <w:hideMark/>
+          </w:tcPr>
+          <w:p>
+            <w:r>
+              <w:t>BUS-03</w:t>
+            </w:r>
+          </w:p>
+        </w:tc>
+        <w:tc>
+          <w:tcPr>
+            <w:tcW w:w="0" w:type="auto"/>
+            <w:vAlign w:val="center"/>
+            <w:hideMark/>
+          </w:tcPr>
+          <w:p>
+            <w:r>
+              <w:t>Filtrar por tag de materia</w:t>
+            </w:r>
+          </w:p>
+        </w:tc>
+        <w:tc>
+          <w:tcPr>
+            <w:tcW w:w="0" w:type="auto"/>
+            <w:vAlign w:val="center"/>
+            <w:hideMark/>
+          </w:tcPr>
+          <w:p>
+            <w:r>
+              <w:t>1. Clic en tag "Cálculo"</w:t>
+            </w:r>
+          </w:p>
+        </w:tc>
+        <w:tc>
+          <w:tcPr>
+            <w:tcW w:w="0" w:type="auto"/>
+            <w:vAlign w:val="center"/>
+            <w:hideMark/>
+          </w:tcPr>
+          <w:p>
+            <w:r>
+              <w:t>Filtra apuntes de esa materia</w:t>
+            </w:r>
+          </w:p>
+        </w:tc>
+        <w:tc>
+          <w:tcPr>
+            <w:tcW w:w="0" w:type="auto"/>
+            <w:vAlign w:val="center"/>
+            <w:hideMark/>
+          </w:tcPr>
+          <w:p>
+            <w:r>
+              <w:rPr>
+                <w:rFonts w:ascii="Segoe UI Emoji" w:hAnsi="Segoe UI Emoji" w:cs="Segoe UI Emoji"/>
+              </w:rPr>
+              <w:t>✅</w:t>
+            </w:r>
+            <w:r>
+              <w:t xml:space="preserve"> PASA</w:t>
+            </w:r>
+          </w:p>
+        </w:tc>
+      </w:tr>
+      <w:tr>
+        <w:trPr>
+          <w:tblCellSpacing w:w="15" w:type="dxa"/>
+        </w:trPr>
+        <w:tc>
+          <w:tcPr>
+            <w:tcW w:w="0" w:type="auto"/>
+            <w:vAlign w:val="center"/>
+            <w:hideMark/>
+          </w:tcPr>
+          <w:p>
+            <w:r>
+              <w:t>BUS-04</w:t>
+            </w:r>
+          </w:p>
+        </w:tc>
+        <w:tc>
+          <w:tcPr>
+            <w:tcW w:w="0" w:type="auto"/>
+            <w:vAlign w:val="center"/>
+            <w:hideMark/>
+          </w:tcPr>
+          <w:p>
+            <w:r>
+              <w:t>Ordenar por descargas</w:t>
+            </w:r>
+          </w:p>
+        </w:tc>
+        <w:tc>
+          <w:tcPr>
+            <w:tcW w:w="0" w:type="auto"/>
+            <w:vAlign w:val="center"/>
+            <w:hideMark/>
+          </w:tcPr>
+          <w:p>
+            <w:r>
+              <w:t>1. Seleccionar "Más descargados"</w:t>
+            </w:r>
+          </w:p>
+        </w:tc>
+        <w:tc>
+          <w:tcPr>
+            <w:tcW w:w="0" w:type="auto"/>
+            <w:vAlign w:val="center"/>
+            <w:hideMark/>
+          </w:tcPr>
+          <w:p>
+            <w:r>
+              <w:t xml:space="preserve">Reordena lista por </w:t>
+            </w:r>
+            <w:proofErr w:type="spellStart"/>
+            <w:r>
+              <w:t>total_descargas</w:t>
+            </w:r>
+            <w:proofErr w:type="spellEnd"/>
+            <w:r>
+              <w:t xml:space="preserve"> </w:t>
+            </w:r>
+            <w:proofErr w:type="spellStart"/>
+            <w:r>
+              <w:t>desc</w:t>
+            </w:r>
+            <w:proofErr w:type="spellEnd"/>
+          </w:p>
+        </w:tc>
+        <w:tc>
+          <w:tcPr>
+            <w:tcW w:w="0" w:type="auto"/>
+            <w:vAlign w:val="center"/>
+            <w:hideMark/>
+          </w:tcPr>
+          <w:p>
+            <w:r>
+              <w:rPr>
+                <w:rFonts w:ascii="Segoe UI Emoji" w:hAnsi="Segoe UI Emoji" w:cs="Segoe UI Emoji"/>
+              </w:rPr>
+              <w:t>✅</w:t>
+            </w:r>
+            <w:r>
+              <w:t xml:space="preserve"> PASA</w:t>
+            </w:r>
+          </w:p>
+        </w:tc>
+      </w:tr>
+      <w:tr>
+        <w:trPr>
+          <w:tblCellSpacing w:w="15" w:type="dxa"/>
+        </w:trPr>
+        <w:tc>
+          <w:tcPr>
+            <w:tcW w:w="0" w:type="auto"/>
+            <w:vAlign w:val="center"/>
+            <w:hideMark/>
+          </w:tcPr>
+          <w:p>
+            <w:r>
+              <w:t>BUS-05</w:t>
+            </w:r>
+          </w:p>
+        </w:tc>
+        <w:tc>
+          <w:tcPr>
+            <w:tcW w:w="0" w:type="auto"/>
+            <w:vAlign w:val="center"/>
+            <w:hideMark/>
+          </w:tcPr>
+          <w:p>
+            <w:r>
+              <w:t>Sin resultados</w:t>
+            </w:r>
+          </w:p>
+        </w:tc>
+        <w:tc>
+          <w:tcPr>
+            <w:tcW w:w="0" w:type="auto"/>
+            <w:vAlign w:val="center"/>
+            <w:hideMark/>
+          </w:tcPr>
+          <w:p>
+            <w:r>
+              <w:t>1. Buscar texto que no existe</w:t>
+            </w:r>
+          </w:p>
+        </w:tc>
+        <w:tc>
+          <w:tcPr>
+            <w:tcW w:w="0" w:type="auto"/>
+            <w:vAlign w:val="center"/>
+            <w:hideMark/>
+          </w:tcPr>
+          <w:p>
+            <w:r>
+              <w:t>Muestra mensaje "No se encontraron apuntes"</w:t>
+            </w:r>
+          </w:p>
+        </w:tc>
+        <w:tc>
+          <w:tcPr>
+            <w:tcW w:w="0" w:type="auto"/>
+            <w:vAlign w:val="center"/>
+            <w:hideMark/>
+          </w:tcPr>
+          <w:p>
+            <w:r>
+              <w:rPr>
+                <w:rFonts w:ascii="Segoe UI Emoji" w:hAnsi="Segoe UI Emoji" w:cs="Segoe UI Emoji"/>
+              </w:rPr>
+              <w:t>✅</w:t>
+            </w:r>
+            <w:r>
+              <w:t xml:space="preserve"> PASA</w:t>
+            </w:r>
+          </w:p>
+        </w:tc>
+      </w:tr>
+    </w:tbl>
+    <w:p>
+      <w:pPr>
+        <w:pStyle w:val="Ttulo3"/>
+        <w:numPr>
+          <w:ilvl w:val="0"/>
+          <w:numId w:val="1"/>
+        </w:numPr>
+      </w:pPr>
+    </w:p>
+    <w:p>
+      <w:pPr>
+        <w:rPr>
+          <w:rFonts w:eastAsiaTheme="majorEastAsia" w:cstheme="majorBidi"/>
+          <w:color w:val="0F4761" w:themeColor="accent1" w:themeShade="BF"/>
+          <w:sz w:val="28"/>
+          <w:szCs w:val="28"/>
+        </w:rPr>
+      </w:pPr>
+      <w:r>
+        <w:br w:type="page"/>
+      </w:r>
+    </w:p>
+    <w:p>
+      <w:pPr>
+        <w:pStyle w:val="Ttulo3"/>
+        <w:ind w:left="720"/>
+      </w:pPr>
+      <w:r>
+        <w:lastRenderedPageBreak/>
+        <w:t>1.4 Módulo de Valoraciones</w:t>
+      </w:r>
+    </w:p>
+    <w:tbl>
+      <w:tblPr>
+        <w:tblW w:w="0" w:type="auto"/>
+        <w:tblCellSpacing w:w="15" w:type="dxa"/>
+        <w:tblCellMar>
+          <w:top w:w="15" w:type="dxa"/>
+          <w:left w:w="15" w:type="dxa"/>
+          <w:bottom w:w="15" w:type="dxa"/>
+          <w:right w:w="15" w:type="dxa"/>
+        </w:tblCellMar>
+        <w:tblLook w:val="04A0" w:firstRow="1" w:lastRow="0" w:firstColumn="1" w:lastColumn="0" w:noHBand="0" w:noVBand="1"/>
+      </w:tblPr>
+      <w:tblGrid>
+        <w:gridCol w:w="630"/>
+        <w:gridCol w:w="1904"/>
+        <w:gridCol w:w="2704"/>
+        <w:gridCol w:w="2719"/>
+        <w:gridCol w:w="881"/>
+      </w:tblGrid>
+      <w:tr>
+        <w:trPr>
+          <w:tblHeader/>
+          <w:tblCellSpacing w:w="15" w:type="dxa"/>
+        </w:trPr>
+        <w:tc>
+          <w:tcPr>
+            <w:tcW w:w="0" w:type="auto"/>
+            <w:vAlign w:val="center"/>
+            <w:hideMark/>
+          </w:tcPr>
+          <w:p>
+            <w:pPr>
+              <w:jc w:val="center"/>
+              <w:rPr>
+                <w:b/>
+                <w:bCs/>
+              </w:rPr>
+            </w:pPr>
+            <w:r>
+              <w:rPr>
+                <w:b/>
+                <w:bCs/>
+              </w:rPr>
+              <w:t>ID</w:t>
+            </w:r>
+          </w:p>
+        </w:tc>
+        <w:tc>
+          <w:tcPr>
+            <w:tcW w:w="0" w:type="auto"/>
+            <w:vAlign w:val="center"/>
+            <w:hideMark/>
+          </w:tcPr>
+          <w:p>
+            <w:pPr>
+              <w:jc w:val="center"/>
+              <w:rPr>
+                <w:b/>
+                <w:bCs/>
+              </w:rPr>
+            </w:pPr>
+            <w:r>
+              <w:rPr>
+                <w:b/>
+                <w:bCs/>
+              </w:rPr>
+              <w:t>Caso de prueba</w:t>
+            </w:r>
+          </w:p>
+        </w:tc>
+        <w:tc>
+          <w:tcPr>
+            <w:tcW w:w="0" w:type="auto"/>
+            <w:vAlign w:val="center"/>
+            <w:hideMark/>
+          </w:tcPr>
+          <w:p>
+            <w:pPr>
+              <w:jc w:val="center"/>
+              <w:rPr>
+                <w:b/>
+                <w:bCs/>
+              </w:rPr>
+            </w:pPr>
+            <w:r>
+              <w:rPr>
+                <w:b/>
+                <w:bCs/>
+              </w:rPr>
+              <w:t>Pasos</w:t>
+            </w:r>
+          </w:p>
+        </w:tc>
+        <w:tc>
+          <w:tcPr>
+            <w:tcW w:w="0" w:type="auto"/>
+            <w:vAlign w:val="center"/>
+            <w:hideMark/>
+          </w:tcPr>
+          <w:p>
+            <w:pPr>
+              <w:jc w:val="center"/>
+              <w:rPr>
+                <w:b/>
+                <w:bCs/>
+              </w:rPr>
+            </w:pPr>
+            <w:r>
+              <w:rPr>
+                <w:b/>
+                <w:bCs/>
+              </w:rPr>
+              <w:t>Resultado esperado</w:t>
+            </w:r>
+          </w:p>
+        </w:tc>
+        <w:tc>
+          <w:tcPr>
+            <w:tcW w:w="0" w:type="auto"/>
+            <w:vAlign w:val="center"/>
+            <w:hideMark/>
+          </w:tcPr>
+          <w:p>
+            <w:pPr>
+              <w:jc w:val="center"/>
+              <w:rPr>
+                <w:b/>
+                <w:bCs/>
+              </w:rPr>
+            </w:pPr>
+            <w:r>
+              <w:rPr>
+                <w:b/>
+                <w:bCs/>
+              </w:rPr>
+              <w:t>Estado</w:t>
+            </w:r>
+          </w:p>
+        </w:tc>
+      </w:tr>
+      <w:tr>
+        <w:trPr>
+          <w:tblCellSpacing w:w="15" w:type="dxa"/>
+        </w:trPr>
+        <w:tc>
+          <w:tcPr>
+            <w:tcW w:w="0" w:type="auto"/>
+            <w:vAlign w:val="center"/>
+            <w:hideMark/>
+          </w:tcPr>
+          <w:p>
+            <w:r>
+              <w:t>VAL-01</w:t>
+            </w:r>
+          </w:p>
+        </w:tc>
+        <w:tc>
+          <w:tcPr>
+            <w:tcW w:w="0" w:type="auto"/>
+            <w:vAlign w:val="center"/>
+            <w:hideMark/>
+          </w:tcPr>
+          <w:p>
+            <w:r>
+              <w:t>Valorar apunte</w:t>
+            </w:r>
+          </w:p>
+        </w:tc>
+        <w:tc>
+          <w:tcPr>
+            <w:tcW w:w="0" w:type="auto"/>
+            <w:vAlign w:val="center"/>
+            <w:hideMark/>
+          </w:tcPr>
+          <w:p>
+            <w:r>
+              <w:t>1. Ir a detalle 2. Seleccionar estrellas 3. Enviar valoración</w:t>
+            </w:r>
+          </w:p>
+        </w:tc>
+        <w:tc>
+          <w:tcPr>
+            <w:tcW w:w="0" w:type="auto"/>
+            <w:vAlign w:val="center"/>
+            <w:hideMark/>
+          </w:tcPr>
+          <w:p>
+            <w:r>
+              <w:t>Muestra confirmación, actualiza promedio</w:t>
+            </w:r>
+          </w:p>
+        </w:tc>
+        <w:tc>
+          <w:tcPr>
+            <w:tcW w:w="0" w:type="auto"/>
+            <w:vAlign w:val="center"/>
+            <w:hideMark/>
+          </w:tcPr>
+          <w:p>
+            <w:r>
+              <w:rPr>
+                <w:rFonts w:ascii="Segoe UI Emoji" w:hAnsi="Segoe UI Emoji" w:cs="Segoe UI Emoji"/>
+              </w:rPr>
+              <w:t>✅</w:t>
+            </w:r>
+            <w:r>
+              <w:t xml:space="preserve"> PASA</w:t>
+            </w:r>
+          </w:p>
+        </w:tc>
+      </w:tr>
+      <w:tr>
+        <w:trPr>
+          <w:tblCellSpacing w:w="15" w:type="dxa"/>
+        </w:trPr>
+        <w:tc>
+          <w:tcPr>
+            <w:tcW w:w="0" w:type="auto"/>
+            <w:vAlign w:val="center"/>
+            <w:hideMark/>
+          </w:tcPr>
+          <w:p>
+            <w:r>
+              <w:t>VAL-02</w:t>
+            </w:r>
+          </w:p>
+        </w:tc>
+        <w:tc>
+          <w:tcPr>
+            <w:tcW w:w="0" w:type="auto"/>
+            <w:vAlign w:val="center"/>
+            <w:hideMark/>
+          </w:tcPr>
+          <w:p>
+            <w:r>
+              <w:t>Valorar sin seleccionar estrellas</w:t>
+            </w:r>
+          </w:p>
+        </w:tc>
+        <w:tc>
+          <w:tcPr>
+            <w:tcW w:w="0" w:type="auto"/>
+            <w:vAlign w:val="center"/>
+            <w:hideMark/>
+          </w:tcPr>
+          <w:p>
+            <w:r>
+              <w:t>1. Clic en "Enviar valoración" sin seleccionar</w:t>
+            </w:r>
+          </w:p>
+        </w:tc>
+        <w:tc>
+          <w:tcPr>
+            <w:tcW w:w="0" w:type="auto"/>
+            <w:vAlign w:val="center"/>
+            <w:hideMark/>
+          </w:tcPr>
+          <w:p>
+            <w:r>
+              <w:t>Muestra error "Selecciona una cantidad de estrellas"</w:t>
+            </w:r>
+          </w:p>
+        </w:tc>
+        <w:tc>
+          <w:tcPr>
+            <w:tcW w:w="0" w:type="auto"/>
+            <w:vAlign w:val="center"/>
+            <w:hideMark/>
+          </w:tcPr>
+          <w:p>
+            <w:r>
+              <w:rPr>
+                <w:rFonts w:ascii="Segoe UI Emoji" w:hAnsi="Segoe UI Emoji" w:cs="Segoe UI Emoji"/>
+              </w:rPr>
+              <w:t>✅</w:t>
+            </w:r>
+            <w:r>
+              <w:t xml:space="preserve"> PASA</w:t>
+            </w:r>
+          </w:p>
+        </w:tc>
+      </w:tr>
+      <w:tr>
+        <w:trPr>
+          <w:tblCellSpacing w:w="15" w:type="dxa"/>
+        </w:trPr>
+        <w:tc>
+          <w:tcPr>
+            <w:tcW w:w="0" w:type="auto"/>
+            <w:vAlign w:val="center"/>
+            <w:hideMark/>
+          </w:tcPr>
+          <w:p>
+            <w:r>
+              <w:t>VAL-03</w:t>
+            </w:r>
+          </w:p>
+        </w:tc>
+        <w:tc>
+          <w:tcPr>
+            <w:tcW w:w="0" w:type="auto"/>
+            <w:vAlign w:val="center"/>
+            <w:hideMark/>
+          </w:tcPr>
+          <w:p>
+            <w:r>
+              <w:t>Actualizar valoración existente</w:t>
+            </w:r>
+          </w:p>
+        </w:tc>
+        <w:tc>
+          <w:tcPr>
+            <w:tcW w:w="0" w:type="auto"/>
+            <w:vAlign w:val="center"/>
+            <w:hideMark/>
+          </w:tcPr>
+          <w:p>
+            <w:r>
+              <w:t>1. Valorar apunte 2. Volver y valorar diferente</w:t>
+            </w:r>
+          </w:p>
+        </w:tc>
+        <w:tc>
+          <w:tcPr>
+            <w:tcW w:w="0" w:type="auto"/>
+            <w:vAlign w:val="center"/>
+            <w:hideMark/>
+          </w:tcPr>
+          <w:p>
+            <w:r>
+              <w:t>Actualiza valoración anterior, recalcula promedio</w:t>
+            </w:r>
+          </w:p>
+        </w:tc>
+        <w:tc>
+          <w:tcPr>
+            <w:tcW w:w="0" w:type="auto"/>
+            <w:vAlign w:val="center"/>
+            <w:hideMark/>
+          </w:tcPr>
+          <w:p>
+            <w:r>
+              <w:rPr>
+                <w:rFonts w:ascii="Segoe UI Emoji" w:hAnsi="Segoe UI Emoji" w:cs="Segoe UI Emoji"/>
+              </w:rPr>
+              <w:t>✅</w:t>
+            </w:r>
+            <w:r>
+              <w:t xml:space="preserve"> PASA</w:t>
+            </w:r>
+          </w:p>
+        </w:tc>
+      </w:tr>
+    </w:tbl>
+    <w:p>
+      <w:pPr>
+        <w:pStyle w:val="Ttulo3"/>
+        <w:ind w:left="720"/>
+      </w:pPr>
+      <w:r>
+        <w:t>1.5 Módulo de Propinas y Ganancias</w:t>
+      </w:r>
+    </w:p>
+    <w:tbl>
+      <w:tblPr>
+        <w:tblW w:w="0" w:type="auto"/>
+        <w:tblCellSpacing w:w="15" w:type="dxa"/>
+        <w:tblCellMar>
+          <w:top w:w="15" w:type="dxa"/>
+          <w:left w:w="15" w:type="dxa"/>
+          <w:bottom w:w="15" w:type="dxa"/>
+          <w:right w:w="15" w:type="dxa"/>
+        </w:tblCellMar>
+        <w:tblLook w:val="04A0" w:firstRow="1" w:lastRow="0" w:firstColumn="1" w:lastColumn="0" w:noHBand="0" w:noVBand="1"/>
+      </w:tblPr>
+      <w:tblGrid>
+        <w:gridCol w:w="692"/>
+        <w:gridCol w:w="2089"/>
+        <w:gridCol w:w="2594"/>
+        <w:gridCol w:w="2582"/>
+        <w:gridCol w:w="881"/>
+      </w:tblGrid>
+      <w:tr>
+        <w:trPr>
+          <w:tblHeader/>
+          <w:tblCellSpacing w:w="15" w:type="dxa"/>
+        </w:trPr>
+        <w:tc>
+          <w:tcPr>
+            <w:tcW w:w="0" w:type="auto"/>
+            <w:vAlign w:val="center"/>
+            <w:hideMark/>
+          </w:tcPr>
+          <w:p>
+            <w:pPr>
+              <w:jc w:val="center"/>
+              <w:rPr>
+                <w:b/>
+                <w:bCs/>
+              </w:rPr>
+            </w:pPr>
+            <w:r>
+              <w:rPr>
+                <w:b/>
+                <w:bCs/>
+              </w:rPr>
+              <w:t>ID</w:t>
+            </w:r>
+          </w:p>
+        </w:tc>
+        <w:tc>
+          <w:tcPr>
+            <w:tcW w:w="0" w:type="auto"/>
+            <w:vAlign w:val="center"/>
+            <w:hideMark/>
+          </w:tcPr>
+          <w:p>
+            <w:pPr>
+              <w:jc w:val="center"/>
+              <w:rPr>
+                <w:b/>
+                <w:bCs/>
+              </w:rPr>
+            </w:pPr>
+            <w:r>
+              <w:rPr>
+                <w:b/>
+                <w:bCs/>
+              </w:rPr>
+              <w:t>Caso de prueba</w:t>
+            </w:r>
+          </w:p>
+        </w:tc>
+        <w:tc>
+          <w:tcPr>
+            <w:tcW w:w="0" w:type="auto"/>
+            <w:vAlign w:val="center"/>
+            <w:hideMark/>
+          </w:tcPr>
+          <w:p>
+            <w:pPr>
+              <w:jc w:val="center"/>
+              <w:rPr>
+                <w:b/>
+                <w:bCs/>
+              </w:rPr>
+            </w:pPr>
+            <w:r>
+              <w:rPr>
+                <w:b/>
+                <w:bCs/>
+              </w:rPr>
+              <w:t>Pasos</w:t>
+            </w:r>
+          </w:p>
+        </w:tc>
+        <w:tc>
+          <w:tcPr>
+            <w:tcW w:w="0" w:type="auto"/>
+            <w:vAlign w:val="center"/>
+            <w:hideMark/>
+          </w:tcPr>
+          <w:p>
+            <w:pPr>
+              <w:jc w:val="center"/>
+              <w:rPr>
+                <w:b/>
+                <w:bCs/>
+              </w:rPr>
+            </w:pPr>
+            <w:r>
+              <w:rPr>
+                <w:b/>
+                <w:bCs/>
+              </w:rPr>
+              <w:t>Resultado esperado</w:t>
+            </w:r>
+          </w:p>
+        </w:tc>
+        <w:tc>
+          <w:tcPr>
+            <w:tcW w:w="0" w:type="auto"/>
+            <w:vAlign w:val="center"/>
+            <w:hideMark/>
+          </w:tcPr>
+          <w:p>
+            <w:pPr>
+              <w:jc w:val="center"/>
+              <w:rPr>
+                <w:b/>
+                <w:bCs/>
+              </w:rPr>
+            </w:pPr>
+            <w:r>
+              <w:rPr>
+                <w:b/>
+                <w:bCs/>
+              </w:rPr>
+              <w:t>Estado</w:t>
+            </w:r>
+          </w:p>
+        </w:tc>
+      </w:tr>
+      <w:tr>
+        <w:trPr>
+          <w:tblCellSpacing w:w="15" w:type="dxa"/>
+        </w:trPr>
+        <w:tc>
+          <w:tcPr>
+            <w:tcW w:w="0" w:type="auto"/>
+            <w:vAlign w:val="center"/>
+            <w:hideMark/>
+          </w:tcPr>
+          <w:p>
+            <w:r>
+              <w:t>PRO-01</w:t>
+            </w:r>
+          </w:p>
+        </w:tc>
+        <w:tc>
+          <w:tcPr>
+            <w:tcW w:w="0" w:type="auto"/>
+            <w:vAlign w:val="center"/>
+            <w:hideMark/>
+          </w:tcPr>
+          <w:p>
+            <w:r>
+              <w:t>Dar propina exitosa</w:t>
+            </w:r>
+          </w:p>
+        </w:tc>
+        <w:tc>
+          <w:tcPr>
+            <w:tcW w:w="0" w:type="auto"/>
+            <w:vAlign w:val="center"/>
+            <w:hideMark/>
+          </w:tcPr>
+          <w:p>
+            <w:r>
+              <w:t>1. Ir a detalle de apunte ajeno 2. Clic en $500</w:t>
+            </w:r>
+          </w:p>
+        </w:tc>
+        <w:tc>
+          <w:tcPr>
+            <w:tcW w:w="0" w:type="auto"/>
+            <w:vAlign w:val="center"/>
+            <w:hideMark/>
+          </w:tcPr>
+          <w:p>
+            <w:r>
+              <w:t>Muestra confirmación, botones deshabilitados</w:t>
+            </w:r>
+          </w:p>
+        </w:tc>
+        <w:tc>
+          <w:tcPr>
+            <w:tcW w:w="0" w:type="auto"/>
+            <w:vAlign w:val="center"/>
+            <w:hideMark/>
+          </w:tcPr>
+          <w:p>
+            <w:r>
+              <w:rPr>
+                <w:rFonts w:ascii="Segoe UI Emoji" w:hAnsi="Segoe UI Emoji" w:cs="Segoe UI Emoji"/>
+              </w:rPr>
+              <w:t>✅</w:t>
+            </w:r>
+            <w:r>
+              <w:t xml:space="preserve"> PASA</w:t>
+            </w:r>
+          </w:p>
+        </w:tc>
+      </w:tr>
+      <w:tr>
+        <w:trPr>
+          <w:tblCellSpacing w:w="15" w:type="dxa"/>
+        </w:trPr>
+        <w:tc>
+          <w:tcPr>
+            <w:tcW w:w="0" w:type="auto"/>
+            <w:vAlign w:val="center"/>
+            <w:hideMark/>
+          </w:tcPr>
+          <w:p>
+            <w:r>
+              <w:t>PRO-02</w:t>
+            </w:r>
+          </w:p>
+        </w:tc>
+        <w:tc>
+          <w:tcPr>
+            <w:tcW w:w="0" w:type="auto"/>
+            <w:vAlign w:val="center"/>
+            <w:hideMark/>
+          </w:tcPr>
+          <w:p>
+            <w:r>
+              <w:t>No mostrar propinas en apunte propio</w:t>
+            </w:r>
+          </w:p>
+        </w:tc>
+        <w:tc>
+          <w:tcPr>
+            <w:tcW w:w="0" w:type="auto"/>
+            <w:vAlign w:val="center"/>
+            <w:hideMark/>
+          </w:tcPr>
+          <w:p>
+            <w:r>
+              <w:t>1. Ir a detalle de apunte propio</w:t>
+            </w:r>
+          </w:p>
+        </w:tc>
+        <w:tc>
+          <w:tcPr>
+            <w:tcW w:w="0" w:type="auto"/>
+            <w:vAlign w:val="center"/>
+            <w:hideMark/>
+          </w:tcPr>
+          <w:p>
+            <w:r>
+              <w:t>Sección de propinas no visible</w:t>
+            </w:r>
+          </w:p>
+        </w:tc>
+        <w:tc>
+          <w:tcPr>
+            <w:tcW w:w="0" w:type="auto"/>
+            <w:vAlign w:val="center"/>
+            <w:hideMark/>
+          </w:tcPr>
+          <w:p>
+            <w:r>
+              <w:rPr>
+                <w:rFonts w:ascii="Segoe UI Emoji" w:hAnsi="Segoe UI Emoji" w:cs="Segoe UI Emoji"/>
+              </w:rPr>
+              <w:t>✅</w:t>
+            </w:r>
+            <w:r>
+              <w:t xml:space="preserve"> PASA</w:t>
+            </w:r>
+          </w:p>
+        </w:tc>
+      </w:tr>
+      <w:tr>
+        <w:trPr>
+          <w:tblCellSpacing w:w="15" w:type="dxa"/>
+        </w:trPr>
+        <w:tc>
+          <w:tcPr>
+            <w:tcW w:w="0" w:type="auto"/>
+            <w:vAlign w:val="center"/>
+            <w:hideMark/>
+          </w:tcPr>
+          <w:p>
+            <w:r>
+              <w:t>PRO-03</w:t>
+            </w:r>
+          </w:p>
+        </w:tc>
+        <w:tc>
+          <w:tcPr>
+            <w:tcW w:w="0" w:type="auto"/>
+            <w:vAlign w:val="center"/>
+            <w:hideMark/>
+          </w:tcPr>
+          <w:p>
+            <w:r>
+              <w:t>Ver saldo actualizado</w:t>
+            </w:r>
+          </w:p>
+        </w:tc>
+        <w:tc>
+          <w:tcPr>
+            <w:tcW w:w="0" w:type="auto"/>
+            <w:vAlign w:val="center"/>
+            <w:hideMark/>
+          </w:tcPr>
+          <w:p>
+            <w:r>
+              <w:t>1. Dar propina 2. Ir a ganancias del autor</w:t>
+            </w:r>
+          </w:p>
+        </w:tc>
+        <w:tc>
+          <w:tcPr>
+            <w:tcW w:w="0" w:type="auto"/>
+            <w:vAlign w:val="center"/>
+            <w:hideMark/>
+          </w:tcPr>
+          <w:p>
+            <w:r>
+              <w:t>Saldo refleja la propina recibida</w:t>
+            </w:r>
+          </w:p>
+        </w:tc>
+        <w:tc>
+          <w:tcPr>
+            <w:tcW w:w="0" w:type="auto"/>
+            <w:vAlign w:val="center"/>
+            <w:hideMark/>
+          </w:tcPr>
+          <w:p>
+            <w:r>
+              <w:rPr>
+                <w:rFonts w:ascii="Segoe UI Emoji" w:hAnsi="Segoe UI Emoji" w:cs="Segoe UI Emoji"/>
+              </w:rPr>
+              <w:t>✅</w:t>
+            </w:r>
+            <w:r>
+              <w:t xml:space="preserve"> PASA</w:t>
+            </w:r>
+          </w:p>
+        </w:tc>
+      </w:tr>
+      <w:tr>
+        <w:trPr>
+          <w:tblCellSpacing w:w="15" w:type="dxa"/>
+        </w:trPr>
+        <w:tc>
+          <w:tcPr>
+            <w:tcW w:w="0" w:type="auto"/>
+            <w:vAlign w:val="center"/>
+            <w:hideMark/>
+          </w:tcPr>
+          <w:p>
+            <w:r>
+              <w:t>PRO-04</w:t>
+            </w:r>
+          </w:p>
+        </w:tc>
+        <w:tc>
+          <w:tcPr>
+            <w:tcW w:w="0" w:type="auto"/>
+            <w:vAlign w:val="center"/>
+            <w:hideMark/>
+          </w:tcPr>
+          <w:p>
+            <w:r>
+              <w:t>Solicitar retiro con saldo insuficiente</w:t>
+            </w:r>
+          </w:p>
+        </w:tc>
+        <w:tc>
+          <w:tcPr>
+            <w:tcW w:w="0" w:type="auto"/>
+            <w:vAlign w:val="center"/>
+            <w:hideMark/>
+          </w:tcPr>
+          <w:p>
+            <w:r>
+              <w:t>1. Ir a ganancias con saldo &lt; $10.000</w:t>
+            </w:r>
+          </w:p>
+        </w:tc>
+        <w:tc>
+          <w:tcPr>
+            <w:tcW w:w="0" w:type="auto"/>
+            <w:vAlign w:val="center"/>
+            <w:hideMark/>
+          </w:tcPr>
+          <w:p>
+            <w:r>
+              <w:t>Botón retiro deshabilitado</w:t>
+            </w:r>
+          </w:p>
+        </w:tc>
+        <w:tc>
+          <w:tcPr>
+            <w:tcW w:w="0" w:type="auto"/>
+            <w:vAlign w:val="center"/>
+            <w:hideMark/>
+          </w:tcPr>
+          <w:p>
+            <w:r>
+              <w:rPr>
+                <w:rFonts w:ascii="Segoe UI Emoji" w:hAnsi="Segoe UI Emoji" w:cs="Segoe UI Emoji"/>
+              </w:rPr>
+              <w:t>✅</w:t>
+            </w:r>
+            <w:r>
+              <w:t xml:space="preserve"> PASA</w:t>
+            </w:r>
+          </w:p>
+        </w:tc>
+      </w:tr>
+      <w:tr>
+        <w:trPr>
+          <w:tblCellSpacing w:w="15" w:type="dxa"/>
+        </w:trPr>
+        <w:tc>
+          <w:tcPr>
+            <w:tcW w:w="0" w:type="auto"/>
+            <w:vAlign w:val="center"/>
+            <w:hideMark/>
+          </w:tcPr>
+          <w:p>
+            <w:r>
+              <w:t>PRO-05</w:t>
+            </w:r>
+          </w:p>
+        </w:tc>
+        <w:tc>
+          <w:tcPr>
+            <w:tcW w:w="0" w:type="auto"/>
+            <w:vAlign w:val="center"/>
+            <w:hideMark/>
+          </w:tcPr>
+          <w:p>
+            <w:r>
+              <w:t>Solicitar retiro exitoso</w:t>
+            </w:r>
+          </w:p>
+        </w:tc>
+        <w:tc>
+          <w:tcPr>
+            <w:tcW w:w="0" w:type="auto"/>
+            <w:vAlign w:val="center"/>
+            <w:hideMark/>
+          </w:tcPr>
+          <w:p>
+            <w:r>
+              <w:t>1. Tener saldo ≥ $10.000 2. Llenar formulario 3. Confirmar</w:t>
+            </w:r>
+          </w:p>
+        </w:tc>
+        <w:tc>
+          <w:tcPr>
+            <w:tcW w:w="0" w:type="auto"/>
+            <w:vAlign w:val="center"/>
+            <w:hideMark/>
+          </w:tcPr>
+          <w:p>
+            <w:r>
+              <w:t>Registra transacción, descuenta saldo</w:t>
+            </w:r>
+          </w:p>
+        </w:tc>
+        <w:tc>
+          <w:tcPr>
+            <w:tcW w:w="0" w:type="auto"/>
+            <w:vAlign w:val="center"/>
+            <w:hideMark/>
+          </w:tcPr>
+          <w:p>
+            <w:r>
+              <w:rPr>
+                <w:rFonts w:ascii="Segoe UI Emoji" w:hAnsi="Segoe UI Emoji" w:cs="Segoe UI Emoji"/>
+              </w:rPr>
+              <w:t>✅</w:t>
+            </w:r>
+            <w:r>
+              <w:t xml:space="preserve"> PASA</w:t>
+            </w:r>
+          </w:p>
+        </w:tc>
+      </w:tr>
+    </w:tbl>
+    <w:p>
+      <w:pPr>
+        <w:pStyle w:val="Ttulo3"/>
+        <w:ind w:left="720"/>
+      </w:pPr>
+      <w:r>
+        <w:lastRenderedPageBreak/>
+        <w:t>1.6 Panel de Administración</w:t>
+      </w:r>
+    </w:p>
+    <w:tbl>
+      <w:tblPr>
+        <w:tblW w:w="0" w:type="auto"/>
+        <w:tblCellSpacing w:w="15" w:type="dxa"/>
+        <w:tblCellMar>
+          <w:top w:w="15" w:type="dxa"/>
+          <w:left w:w="15" w:type="dxa"/>
+          <w:bottom w:w="15" w:type="dxa"/>
+          <w:right w:w="15" w:type="dxa"/>
+        </w:tblCellMar>
+        <w:tblLook w:val="04A0" w:firstRow="1" w:lastRow="0" w:firstColumn="1" w:lastColumn="0" w:noHBand="0" w:noVBand="1"/>
+      </w:tblPr>
+      <w:tblGrid>
+        <w:gridCol w:w="739"/>
+        <w:gridCol w:w="1758"/>
+        <w:gridCol w:w="3376"/>
+        <w:gridCol w:w="2079"/>
+        <w:gridCol w:w="886"/>
+      </w:tblGrid>
+      <w:tr>
+        <w:trPr>
+          <w:tblHeader/>
+          <w:tblCellSpacing w:w="15" w:type="dxa"/>
+        </w:trPr>
+        <w:tc>
+          <w:tcPr>
+            <w:tcW w:w="0" w:type="auto"/>
+            <w:vAlign w:val="center"/>
+            <w:hideMark/>
+          </w:tcPr>
+          <w:p>
+            <w:pPr>
+              <w:jc w:val="center"/>
+              <w:rPr>
+                <w:b/>
+                <w:bCs/>
+              </w:rPr>
+            </w:pPr>
+            <w:r>
+              <w:rPr>
+                <w:b/>
+                <w:bCs/>
+              </w:rPr>
+              <w:t>ID</w:t>
+            </w:r>
+          </w:p>
+        </w:tc>
+        <w:tc>
+          <w:tcPr>
+            <w:tcW w:w="0" w:type="auto"/>
+            <w:vAlign w:val="center"/>
+            <w:hideMark/>
+          </w:tcPr>
+          <w:p>
+            <w:pPr>
+              <w:jc w:val="center"/>
+              <w:rPr>
+                <w:b/>
+                <w:bCs/>
+              </w:rPr>
+            </w:pPr>
+            <w:r>
+              <w:rPr>
+                <w:b/>
+                <w:bCs/>
+              </w:rPr>
+              <w:t>Caso de prueba</w:t>
+            </w:r>
+          </w:p>
+        </w:tc>
+        <w:tc>
+          <w:tcPr>
+            <w:tcW w:w="0" w:type="auto"/>
+            <w:vAlign w:val="center"/>
+            <w:hideMark/>
+          </w:tcPr>
+          <w:p>
+            <w:pPr>
+              <w:jc w:val="center"/>
+              <w:rPr>
+                <w:b/>
+                <w:bCs/>
+              </w:rPr>
+            </w:pPr>
+            <w:r>
+              <w:rPr>
+                <w:b/>
+                <w:bCs/>
+              </w:rPr>
+              <w:t>Pasos</w:t>
+            </w:r>
+          </w:p>
+        </w:tc>
+        <w:tc>
+          <w:tcPr>
+            <w:tcW w:w="0" w:type="auto"/>
+            <w:vAlign w:val="center"/>
+            <w:hideMark/>
+          </w:tcPr>
+          <w:p>
+            <w:pPr>
+              <w:jc w:val="center"/>
+              <w:rPr>
+                <w:b/>
+                <w:bCs/>
+              </w:rPr>
+            </w:pPr>
+            <w:r>
+              <w:rPr>
+                <w:b/>
+                <w:bCs/>
+              </w:rPr>
+              <w:t>Resultado esperado</w:t>
+            </w:r>
+          </w:p>
+        </w:tc>
+        <w:tc>
+          <w:tcPr>
+            <w:tcW w:w="0" w:type="auto"/>
+            <w:vAlign w:val="center"/>
+            <w:hideMark/>
+          </w:tcPr>
+          <w:p>
+            <w:pPr>
+              <w:jc w:val="center"/>
+              <w:rPr>
+                <w:b/>
+                <w:bCs/>
+              </w:rPr>
+            </w:pPr>
+            <w:r>
+              <w:rPr>
+                <w:b/>
+                <w:bCs/>
+              </w:rPr>
+              <w:t>Estado</w:t>
+            </w:r>
+          </w:p>
+        </w:tc>
+      </w:tr>
+      <w:tr>
+        <w:trPr>
+          <w:tblCellSpacing w:w="15" w:type="dxa"/>
+        </w:trPr>
+        <w:tc>
+          <w:tcPr>
+            <w:tcW w:w="0" w:type="auto"/>
+            <w:vAlign w:val="center"/>
+            <w:hideMark/>
+          </w:tcPr>
+          <w:p>
+            <w:r>
+              <w:t>ADM-01</w:t>
+            </w:r>
+          </w:p>
+        </w:tc>
+        <w:tc>
+          <w:tcPr>
+            <w:tcW w:w="0" w:type="auto"/>
+            <w:vAlign w:val="center"/>
+            <w:hideMark/>
+          </w:tcPr>
+          <w:p>
+            <w:r>
+              <w:t xml:space="preserve">Acceso con cuenta </w:t>
+            </w:r>
+            <w:proofErr w:type="spellStart"/>
+            <w:r>
+              <w:t>admin</w:t>
+            </w:r>
+            <w:proofErr w:type="spellEnd"/>
+          </w:p>
+        </w:tc>
+        <w:tc>
+          <w:tcPr>
+            <w:tcW w:w="0" w:type="auto"/>
+            <w:vAlign w:val="center"/>
+            <w:hideMark/>
+          </w:tcPr>
+          <w:p>
+            <w:r>
+              <w:t xml:space="preserve">1. Login con </w:t>
+            </w:r>
+            <w:hyperlink r:id="rId8" w:history="1">
+              <w:r>
+                <w:rPr>
+                  <w:rStyle w:val="Hipervnculo"/>
+                </w:rPr>
+                <w:t>bakudi25@gmail.com</w:t>
+              </w:r>
+            </w:hyperlink>
+            <w:r>
+              <w:t xml:space="preserve"> 2. Ir a admin.html</w:t>
+            </w:r>
+          </w:p>
+        </w:tc>
+        <w:tc>
+          <w:tcPr>
+            <w:tcW w:w="0" w:type="auto"/>
+            <w:vAlign w:val="center"/>
+            <w:hideMark/>
+          </w:tcPr>
+          <w:p>
+            <w:r>
+              <w:t>Muestra panel con métricas y tabla</w:t>
+            </w:r>
+          </w:p>
+        </w:tc>
+        <w:tc>
+          <w:tcPr>
+            <w:tcW w:w="0" w:type="auto"/>
+            <w:vAlign w:val="center"/>
+            <w:hideMark/>
+          </w:tcPr>
+          <w:p>
+            <w:r>
+              <w:rPr>
+                <w:rFonts w:ascii="Segoe UI Emoji" w:hAnsi="Segoe UI Emoji" w:cs="Segoe UI Emoji"/>
+              </w:rPr>
+              <w:t>✅</w:t>
+            </w:r>
+            <w:r>
+              <w:t xml:space="preserve"> PASA</w:t>
+            </w:r>
+          </w:p>
+        </w:tc>
+      </w:tr>
+      <w:tr>
+        <w:trPr>
+          <w:tblCellSpacing w:w="15" w:type="dxa"/>
+        </w:trPr>
+        <w:tc>
+          <w:tcPr>
+            <w:tcW w:w="0" w:type="auto"/>
+            <w:vAlign w:val="center"/>
+            <w:hideMark/>
+          </w:tcPr>
+          <w:p>
+            <w:r>
+              <w:t>ADM-02</w:t>
+            </w:r>
+          </w:p>
+        </w:tc>
+        <w:tc>
+          <w:tcPr>
+            <w:tcW w:w="0" w:type="auto"/>
+            <w:vAlign w:val="center"/>
+            <w:hideMark/>
+          </w:tcPr>
+          <w:p>
+            <w:r>
+              <w:t xml:space="preserve">Acceso denegado a no </w:t>
+            </w:r>
+            <w:proofErr w:type="spellStart"/>
+            <w:r>
+              <w:t>admin</w:t>
+            </w:r>
+            <w:proofErr w:type="spellEnd"/>
+          </w:p>
+        </w:tc>
+        <w:tc>
+          <w:tcPr>
+            <w:tcW w:w="0" w:type="auto"/>
+            <w:vAlign w:val="center"/>
+            <w:hideMark/>
+          </w:tcPr>
+          <w:p>
+            <w:r>
+              <w:t>1. Login con otra cuenta 2. Ir a admin.html</w:t>
+            </w:r>
+          </w:p>
+        </w:tc>
+        <w:tc>
+          <w:tcPr>
+            <w:tcW w:w="0" w:type="auto"/>
+            <w:vAlign w:val="center"/>
+            <w:hideMark/>
+          </w:tcPr>
+          <w:p>
+            <w:r>
+              <w:t>Muestra mensaje "Acceso denegado"</w:t>
+            </w:r>
+          </w:p>
+        </w:tc>
+        <w:tc>
+          <w:tcPr>
+            <w:tcW w:w="0" w:type="auto"/>
+            <w:vAlign w:val="center"/>
+            <w:hideMark/>
+          </w:tcPr>
+          <w:p>
+            <w:r>
+              <w:rPr>
+                <w:rFonts w:ascii="Segoe UI Emoji" w:hAnsi="Segoe UI Emoji" w:cs="Segoe UI Emoji"/>
+              </w:rPr>
+              <w:t>✅</w:t>
+            </w:r>
+            <w:r>
+              <w:t xml:space="preserve"> PASA</w:t>
+            </w:r>
+          </w:p>
+        </w:tc>
+      </w:tr>
+      <w:tr>
+        <w:trPr>
+          <w:tblCellSpacing w:w="15" w:type="dxa"/>
+        </w:trPr>
+        <w:tc>
+          <w:tcPr>
+            <w:tcW w:w="0" w:type="auto"/>
+            <w:vAlign w:val="center"/>
+            <w:hideMark/>
+          </w:tcPr>
+          <w:p>
+            <w:r>
+              <w:t>ADM-03</w:t>
+            </w:r>
+          </w:p>
+        </w:tc>
+        <w:tc>
+          <w:tcPr>
+            <w:tcW w:w="0" w:type="auto"/>
+            <w:vAlign w:val="center"/>
+            <w:hideMark/>
+          </w:tcPr>
+          <w:p>
+            <w:r>
+              <w:t xml:space="preserve">Eliminar apunte desde </w:t>
+            </w:r>
+            <w:proofErr w:type="spellStart"/>
+            <w:r>
+              <w:t>admin</w:t>
+            </w:r>
+            <w:proofErr w:type="spellEnd"/>
+          </w:p>
+        </w:tc>
+        <w:tc>
+          <w:tcPr>
+            <w:tcW w:w="0" w:type="auto"/>
+            <w:vAlign w:val="center"/>
+            <w:hideMark/>
+          </w:tcPr>
+          <w:p>
+            <w:r>
+              <w:t>1. Clic en eliminar en tabla 2. Confirmar</w:t>
+            </w:r>
+          </w:p>
+        </w:tc>
+        <w:tc>
+          <w:tcPr>
+            <w:tcW w:w="0" w:type="auto"/>
+            <w:vAlign w:val="center"/>
+            <w:hideMark/>
+          </w:tcPr>
+          <w:p>
+            <w:r>
+              <w:t>Elimina fila de la tabla y de la BD</w:t>
+            </w:r>
+          </w:p>
+        </w:tc>
+        <w:tc>
+          <w:tcPr>
+            <w:tcW w:w="0" w:type="auto"/>
+            <w:vAlign w:val="center"/>
+            <w:hideMark/>
+          </w:tcPr>
+          <w:p>
+            <w:r>
+              <w:rPr>
+                <w:rFonts w:ascii="Segoe UI Emoji" w:hAnsi="Segoe UI Emoji" w:cs="Segoe UI Emoji"/>
+              </w:rPr>
+              <w:t>✅</w:t>
+            </w:r>
+            <w:r>
+              <w:t xml:space="preserve"> PASA</w:t>
+            </w:r>
+          </w:p>
+        </w:tc>
+      </w:tr>
+    </w:tbl>
+    <w:p/>
+    <w:p/>
+    <w:p/>
+    <w:p/>
+    <w:p/>
+    <w:p>
+      <w:pPr>
+        <w:tabs>
+          <w:tab w:val="left" w:pos="5167"/>
+        </w:tabs>
+      </w:pPr>
+      <w:r>
+        <w:tab/>
+      </w:r>
+    </w:p>
+    <w:p>
+      <w:r>
+        <w:br w:type="page"/>
+      </w:r>
+    </w:p>
+    <w:p>
+      <w:pPr>
+        <w:pStyle w:val="Ttulo2"/>
+      </w:pPr>
+      <w:r>
+        <w:lastRenderedPageBreak/>
+        <w:t xml:space="preserve">12. </w:t>
+      </w:r>
+      <w:r>
+        <w:t>API Externa Integrada</w:t>
+      </w:r>
+    </w:p>
+    <w:p>
+      <w:proofErr w:type="spellStart"/>
+      <w:r>
+        <w:t>Supabase</w:t>
+      </w:r>
+      <w:proofErr w:type="spellEnd"/>
+      <w:r>
+        <w:t xml:space="preserve"> actúa como API externa REST completa:</w:t>
+      </w:r>
+    </w:p>
+    <w:p/>
+    <w:p>
+      <w:proofErr w:type="spellStart"/>
+      <w:r>
+        <w:t>Endpoint</w:t>
+      </w:r>
+      <w:proofErr w:type="spellEnd"/>
+      <w:r>
+        <w:t xml:space="preserve"> base: https://ojwnvijcyrddpadyyoce.supabase.co/rest/v1/</w:t>
+      </w:r>
+    </w:p>
+    <w:p>
+      <w:r>
+        <w:t>Autenticación: Bearer token (JWT)</w:t>
+      </w:r>
+    </w:p>
+    <w:p>
+      <w:r>
+        <w:t>Operaciones: GET, POST, PATCH, DELETE sobre todas las tablas</w:t>
+      </w:r>
+    </w:p>
+    <w:p>
+      <w:r>
+        <w:t xml:space="preserve">Storage API: </w:t>
+      </w:r>
+      <w:proofErr w:type="spellStart"/>
+      <w:r>
+        <w:t>Upload</w:t>
+      </w:r>
+      <w:proofErr w:type="spellEnd"/>
+      <w:r>
+        <w:t xml:space="preserve"> y descarga de archivos PDF</w:t>
+      </w:r>
+    </w:p>
+    <w:p>
+      <w:r>
+        <w:t>Auth API: OAuth 2.0 con Google</w:t>
+      </w:r>
+    </w:p>
+    <w:p/>
+    <w:p>
+      <w:r>
+        <w:t xml:space="preserve">Adicionalmente se usa la API pública de UI </w:t>
+      </w:r>
+      <w:proofErr w:type="spellStart"/>
+      <w:r>
+        <w:t>Avatars</w:t>
+      </w:r>
+      <w:proofErr w:type="spellEnd"/>
+      <w:r>
+        <w:t xml:space="preserve"> (https://ui-avatars.com/api/) para generar avatares automáticos cuando el usuario no tiene foto de perfil de Google.</w:t>
+      </w:r>
+    </w:p>
+    <w:p>
+      <w:r>
+        <w:br w:type="page"/>
+      </w:r>
+    </w:p>
+    <w:p/>
+    <w:p>
+      <w:pPr>
+        <w:pStyle w:val="Ttulo2"/>
+        <w:numPr>
+          <w:ilvl w:val="0"/>
+          <w:numId w:val="1"/>
+        </w:numPr>
+      </w:pPr>
+      <w:r>
+        <w:t>Modelo de base de datos:</w:t>
+      </w:r>
+    </w:p>
+    <w:p>
+      <w:pPr>
+        <w:pStyle w:val="Ttulo3"/>
+      </w:pPr>
+      <w:r>
+        <w:t>Tabla: apuntes</w:t>
+      </w:r>
+    </w:p>
+    <w:tbl>
+      <w:tblPr>
+        <w:tblW w:w="0" w:type="auto"/>
+        <w:tblCellSpacing w:w="15" w:type="dxa"/>
+        <w:tblCellMar>
+          <w:top w:w="15" w:type="dxa"/>
+          <w:left w:w="15" w:type="dxa"/>
+          <w:bottom w:w="15" w:type="dxa"/>
+          <w:right w:w="15" w:type="dxa"/>
+        </w:tblCellMar>
+        <w:tblLook w:val="04A0" w:firstRow="1" w:lastRow="0" w:firstColumn="1" w:lastColumn="0" w:noHBand="0" w:noVBand="1"/>
+      </w:tblPr>
+      <w:tblGrid>
+        <w:gridCol w:w="2264"/>
+        <w:gridCol w:w="1369"/>
+        <w:gridCol w:w="2478"/>
+      </w:tblGrid>
+      <w:tr>
+        <w:trPr>
+          <w:tblHeader/>
+          <w:tblCellSpacing w:w="15" w:type="dxa"/>
+        </w:trPr>
+        <w:tc>
+          <w:tcPr>
+            <w:tcW w:w="0" w:type="auto"/>
+            <w:vAlign w:val="center"/>
+            <w:hideMark/>
+          </w:tcPr>
+          <w:p>
+            <w:pPr>
+              <w:jc w:val="center"/>
+              <w:rPr>
+                <w:b/>
+                <w:bCs/>
+              </w:rPr>
+            </w:pPr>
+            <w:r>
+              <w:rPr>
+                <w:b/>
+                <w:bCs/>
+              </w:rPr>
+              <w:t>Columna</w:t>
+            </w:r>
+          </w:p>
+        </w:tc>
+        <w:tc>
+          <w:tcPr>
+            <w:tcW w:w="0" w:type="auto"/>
+            <w:vAlign w:val="center"/>
+            <w:hideMark/>
+          </w:tcPr>
+          <w:p>
+            <w:pPr>
+              <w:jc w:val="center"/>
+              <w:rPr>
+                <w:b/>
+                <w:bCs/>
+              </w:rPr>
+            </w:pPr>
+            <w:r>
+              <w:rPr>
+                <w:b/>
+                <w:bCs/>
+              </w:rPr>
+              <w:t>Tipo</w:t>
+            </w:r>
+          </w:p>
+        </w:tc>
+        <w:tc>
+          <w:tcPr>
+            <w:tcW w:w="0" w:type="auto"/>
+            <w:vAlign w:val="center"/>
+            <w:hideMark/>
+          </w:tcPr>
+          <w:p>
+            <w:pPr>
+              <w:jc w:val="center"/>
+              <w:rPr>
+                <w:b/>
+                <w:bCs/>
+              </w:rPr>
+            </w:pPr>
+            <w:r>
+              <w:rPr>
+                <w:b/>
+                <w:bCs/>
+              </w:rPr>
+              <w:t>Descripción</w:t>
+            </w:r>
+          </w:p>
+        </w:tc>
+      </w:tr>
+      <w:tr>
+        <w:trPr>
+          <w:tblCellSpacing w:w="15" w:type="dxa"/>
+        </w:trPr>
+        <w:tc>
+          <w:tcPr>
+            <w:tcW w:w="0" w:type="auto"/>
+            <w:vAlign w:val="center"/>
+            <w:hideMark/>
+          </w:tcPr>
+          <w:p>
+            <w:r>
+              <w:t>id</w:t>
+            </w:r>
+          </w:p>
+        </w:tc>
+        <w:tc>
+          <w:tcPr>
+            <w:tcW w:w="0" w:type="auto"/>
+            <w:vAlign w:val="center"/>
+            <w:hideMark/>
+          </w:tcPr>
+          <w:p>
+            <w:proofErr w:type="spellStart"/>
+            <w:r>
+              <w:t>uuid</w:t>
+            </w:r>
+            <w:proofErr w:type="spellEnd"/>
+          </w:p>
+        </w:tc>
+        <w:tc>
+          <w:tcPr>
+            <w:tcW w:w="0" w:type="auto"/>
+            <w:vAlign w:val="center"/>
+            <w:hideMark/>
+          </w:tcPr>
+          <w:p>
+            <w:r>
+              <w:t>Identificador único</w:t>
+            </w:r>
+          </w:p>
+        </w:tc>
+      </w:tr>
+      <w:tr>
+        <w:trPr>
+          <w:tblCellSpacing w:w="15" w:type="dxa"/>
+        </w:trPr>
+        <w:tc>
+          <w:tcPr>
+            <w:tcW w:w="0" w:type="auto"/>
+            <w:vAlign w:val="center"/>
+            <w:hideMark/>
+          </w:tcPr>
+          <w:p>
+            <w:r>
+              <w:t>titulo</w:t>
+            </w:r>
+          </w:p>
+        </w:tc>
+        <w:tc>
+          <w:tcPr>
+            <w:tcW w:w="0" w:type="auto"/>
+            <w:vAlign w:val="center"/>
+            <w:hideMark/>
+          </w:tcPr>
+          <w:p>
+            <w:proofErr w:type="spellStart"/>
+            <w:r>
+              <w:t>text</w:t>
+            </w:r>
+            <w:proofErr w:type="spellEnd"/>
+          </w:p>
+        </w:tc>
+        <w:tc>
+          <w:tcPr>
+            <w:tcW w:w="0" w:type="auto"/>
+            <w:vAlign w:val="center"/>
+            <w:hideMark/>
+          </w:tcPr>
+          <w:p>
+            <w:r>
+              <w:t>Título del apunte</w:t>
+            </w:r>
+          </w:p>
+        </w:tc>
+      </w:tr>
+      <w:tr>
+        <w:trPr>
+          <w:tblCellSpacing w:w="15" w:type="dxa"/>
+        </w:trPr>
+        <w:tc>
+          <w:tcPr>
+            <w:tcW w:w="0" w:type="auto"/>
+            <w:vAlign w:val="center"/>
+            <w:hideMark/>
+          </w:tcPr>
+          <w:p>
+            <w:proofErr w:type="spellStart"/>
+            <w:r>
+              <w:t>descripcion</w:t>
+            </w:r>
+            <w:proofErr w:type="spellEnd"/>
+          </w:p>
+        </w:tc>
+        <w:tc>
+          <w:tcPr>
+            <w:tcW w:w="0" w:type="auto"/>
+            <w:vAlign w:val="center"/>
+            <w:hideMark/>
+          </w:tcPr>
+          <w:p>
+            <w:proofErr w:type="spellStart"/>
+            <w:r>
+              <w:t>text</w:t>
+            </w:r>
+            <w:proofErr w:type="spellEnd"/>
+          </w:p>
+        </w:tc>
+        <w:tc>
+          <w:tcPr>
+            <w:tcW w:w="0" w:type="auto"/>
+            <w:vAlign w:val="center"/>
+            <w:hideMark/>
+          </w:tcPr>
+          <w:p>
+            <w:r>
+              <w:t>Descripción opcional</w:t>
+            </w:r>
+          </w:p>
+        </w:tc>
+      </w:tr>
+      <w:tr>
+        <w:trPr>
+          <w:tblCellSpacing w:w="15" w:type="dxa"/>
+        </w:trPr>
+        <w:tc>
+          <w:tcPr>
+            <w:tcW w:w="0" w:type="auto"/>
+            <w:vAlign w:val="center"/>
+            <w:hideMark/>
+          </w:tcPr>
+          <w:p>
+            <w:r>
+              <w:t>materia</w:t>
+            </w:r>
+          </w:p>
+        </w:tc>
+        <w:tc>
+          <w:tcPr>
+            <w:tcW w:w="0" w:type="auto"/>
+            <w:vAlign w:val="center"/>
+            <w:hideMark/>
+          </w:tcPr>
+          <w:p>
+            <w:proofErr w:type="spellStart"/>
+            <w:r>
+              <w:t>text</w:t>
+            </w:r>
+            <w:proofErr w:type="spellEnd"/>
+          </w:p>
+        </w:tc>
+        <w:tc>
+          <w:tcPr>
+            <w:tcW w:w="0" w:type="auto"/>
+            <w:vAlign w:val="center"/>
+            <w:hideMark/>
+          </w:tcPr>
+          <w:p>
+            <w:r>
+              <w:t>Materia del apunte</w:t>
+            </w:r>
+          </w:p>
+        </w:tc>
+      </w:tr>
+      <w:tr>
+        <w:trPr>
+          <w:tblCellSpacing w:w="15" w:type="dxa"/>
+        </w:trPr>
+        <w:tc>
+          <w:tcPr>
+            <w:tcW w:w="0" w:type="auto"/>
+            <w:vAlign w:val="center"/>
+            <w:hideMark/>
+          </w:tcPr>
+          <w:p>
+            <w:r>
+              <w:t>carrera</w:t>
+            </w:r>
+          </w:p>
+        </w:tc>
+        <w:tc>
+          <w:tcPr>
+            <w:tcW w:w="0" w:type="auto"/>
+            <w:vAlign w:val="center"/>
+            <w:hideMark/>
+          </w:tcPr>
+          <w:p>
+            <w:proofErr w:type="spellStart"/>
+            <w:r>
+              <w:t>text</w:t>
+            </w:r>
+            <w:proofErr w:type="spellEnd"/>
+          </w:p>
+        </w:tc>
+        <w:tc>
+          <w:tcPr>
+            <w:tcW w:w="0" w:type="auto"/>
+            <w:vAlign w:val="center"/>
+            <w:hideMark/>
+          </w:tcPr>
+          <w:p>
+            <w:r>
+              <w:t>Carrera universitaria</w:t>
+            </w:r>
+          </w:p>
+        </w:tc>
+      </w:tr>
+      <w:tr>
+        <w:trPr>
+          <w:tblCellSpacing w:w="15" w:type="dxa"/>
+        </w:trPr>
+        <w:tc>
+          <w:tcPr>
+            <w:tcW w:w="0" w:type="auto"/>
+            <w:vAlign w:val="center"/>
+            <w:hideMark/>
+          </w:tcPr>
+          <w:p>
+            <w:proofErr w:type="spellStart"/>
+            <w:r>
+              <w:t>archivo_url</w:t>
+            </w:r>
+            <w:proofErr w:type="spellEnd"/>
+          </w:p>
+        </w:tc>
+        <w:tc>
+          <w:tcPr>
+            <w:tcW w:w="0" w:type="auto"/>
+            <w:vAlign w:val="center"/>
+            <w:hideMark/>
+          </w:tcPr>
+          <w:p>
+            <w:proofErr w:type="spellStart"/>
+            <w:r>
+              <w:t>text</w:t>
+            </w:r>
+            <w:proofErr w:type="spellEnd"/>
+          </w:p>
+        </w:tc>
+        <w:tc>
+          <w:tcPr>
+            <w:tcW w:w="0" w:type="auto"/>
+            <w:vAlign w:val="center"/>
+            <w:hideMark/>
+          </w:tcPr>
+          <w:p>
+            <w:r>
+              <w:t>URL pública del PDF</w:t>
+            </w:r>
+          </w:p>
+        </w:tc>
+      </w:tr>
+      <w:tr>
+        <w:trPr>
+          <w:tblCellSpacing w:w="15" w:type="dxa"/>
+        </w:trPr>
+        <w:tc>
+          <w:tcPr>
+            <w:tcW w:w="0" w:type="auto"/>
+            <w:vAlign w:val="center"/>
+            <w:hideMark/>
+          </w:tcPr>
+          <w:p>
+            <w:proofErr w:type="spellStart"/>
+            <w:r>
+              <w:t>usuario_id</w:t>
+            </w:r>
+            <w:proofErr w:type="spellEnd"/>
+          </w:p>
+        </w:tc>
+        <w:tc>
+          <w:tcPr>
+            <w:tcW w:w="0" w:type="auto"/>
+            <w:vAlign w:val="center"/>
+            <w:hideMark/>
+          </w:tcPr>
+          <w:p>
+            <w:proofErr w:type="spellStart"/>
+            <w:r>
+              <w:t>uuid</w:t>
+            </w:r>
+            <w:proofErr w:type="spellEnd"/>
+          </w:p>
+        </w:tc>
+        <w:tc>
+          <w:tcPr>
+            <w:tcW w:w="0" w:type="auto"/>
+            <w:vAlign w:val="center"/>
+            <w:hideMark/>
+          </w:tcPr>
+          <w:p>
+            <w:r>
+              <w:t>ID del autor</w:t>
+            </w:r>
+          </w:p>
+        </w:tc>
+      </w:tr>
+      <w:tr>
+        <w:trPr>
+          <w:tblCellSpacing w:w="15" w:type="dxa"/>
+        </w:trPr>
+        <w:tc>
+          <w:tcPr>
+            <w:tcW w:w="0" w:type="auto"/>
+            <w:vAlign w:val="center"/>
+            <w:hideMark/>
+          </w:tcPr>
+          <w:p>
+            <w:proofErr w:type="spellStart"/>
+            <w:r>
+              <w:t>usuario_nombre</w:t>
+            </w:r>
+            <w:proofErr w:type="spellEnd"/>
+          </w:p>
+        </w:tc>
+        <w:tc>
+          <w:tcPr>
+            <w:tcW w:w="0" w:type="auto"/>
+            <w:vAlign w:val="center"/>
+            <w:hideMark/>
+          </w:tcPr>
+          <w:p>
+            <w:proofErr w:type="spellStart"/>
+            <w:r>
+              <w:t>text</w:t>
+            </w:r>
+            <w:proofErr w:type="spellEnd"/>
+          </w:p>
+        </w:tc>
+        <w:tc>
+          <w:tcPr>
+            <w:tcW w:w="0" w:type="auto"/>
+            <w:vAlign w:val="center"/>
+            <w:hideMark/>
+          </w:tcPr>
+          <w:p>
+            <w:r>
+              <w:t>Nombre del autor</w:t>
+            </w:r>
+          </w:p>
+        </w:tc>
+      </w:tr>
+      <w:tr>
+        <w:trPr>
+          <w:tblCellSpacing w:w="15" w:type="dxa"/>
+        </w:trPr>
+        <w:tc>
+          <w:tcPr>
+            <w:tcW w:w="0" w:type="auto"/>
+            <w:vAlign w:val="center"/>
+            <w:hideMark/>
+          </w:tcPr>
+          <w:p>
+            <w:proofErr w:type="spellStart"/>
+            <w:r>
+              <w:t>usuario_avatar</w:t>
+            </w:r>
+            <w:proofErr w:type="spellEnd"/>
+          </w:p>
+        </w:tc>
+        <w:tc>
+          <w:tcPr>
+            <w:tcW w:w="0" w:type="auto"/>
+            <w:vAlign w:val="center"/>
+            <w:hideMark/>
+          </w:tcPr>
+          <w:p>
+            <w:proofErr w:type="spellStart"/>
+            <w:r>
+              <w:t>text</w:t>
+            </w:r>
+            <w:proofErr w:type="spellEnd"/>
+          </w:p>
+        </w:tc>
+        <w:tc>
+          <w:tcPr>
+            <w:tcW w:w="0" w:type="auto"/>
+            <w:vAlign w:val="center"/>
+            <w:hideMark/>
+          </w:tcPr>
+          <w:p>
+            <w:r>
+              <w:t>URL avatar del autor</w:t>
+            </w:r>
+          </w:p>
+        </w:tc>
+      </w:tr>
+      <w:tr>
+        <w:trPr>
+          <w:tblCellSpacing w:w="15" w:type="dxa"/>
+        </w:trPr>
+        <w:tc>
+          <w:tcPr>
+            <w:tcW w:w="0" w:type="auto"/>
+            <w:vAlign w:val="center"/>
+            <w:hideMark/>
+          </w:tcPr>
+          <w:p>
+            <w:proofErr w:type="spellStart"/>
+            <w:r>
+              <w:t>valoracion_promedio</w:t>
+            </w:r>
+            <w:proofErr w:type="spellEnd"/>
+          </w:p>
+        </w:tc>
+        <w:tc>
+          <w:tcPr>
+            <w:tcW w:w="0" w:type="auto"/>
+            <w:vAlign w:val="center"/>
+            <w:hideMark/>
+          </w:tcPr>
+          <w:p>
+            <w:r>
+              <w:t>float4</w:t>
+            </w:r>
+          </w:p>
+        </w:tc>
+        <w:tc>
+          <w:tcPr>
+            <w:tcW w:w="0" w:type="auto"/>
+            <w:vAlign w:val="center"/>
+            <w:hideMark/>
+          </w:tcPr>
+          <w:p>
+            <w:r>
+              <w:t>Promedio de estrellas</w:t>
+            </w:r>
+          </w:p>
+        </w:tc>
+      </w:tr>
+      <w:tr>
+        <w:trPr>
+          <w:tblCellSpacing w:w="15" w:type="dxa"/>
+        </w:trPr>
+        <w:tc>
+          <w:tcPr>
+            <w:tcW w:w="0" w:type="auto"/>
+            <w:vAlign w:val="center"/>
+            <w:hideMark/>
+          </w:tcPr>
+          <w:p>
+            <w:proofErr w:type="spellStart"/>
+            <w:r>
+              <w:t>total_descargas</w:t>
+            </w:r>
+            <w:proofErr w:type="spellEnd"/>
+          </w:p>
+        </w:tc>
+        <w:tc>
+          <w:tcPr>
+            <w:tcW w:w="0" w:type="auto"/>
+            <w:vAlign w:val="center"/>
+            <w:hideMark/>
+          </w:tcPr>
+          <w:p>
+            <w:r>
+              <w:t>int4</w:t>
+            </w:r>
+          </w:p>
+        </w:tc>
+        <w:tc>
+          <w:tcPr>
+            <w:tcW w:w="0" w:type="auto"/>
+            <w:vAlign w:val="center"/>
+            <w:hideMark/>
+          </w:tcPr>
+          <w:p>
+            <w:r>
+              <w:t>Contador de descargas</w:t>
+            </w:r>
+          </w:p>
+        </w:tc>
+      </w:tr>
+      <w:tr>
+        <w:trPr>
+          <w:tblCellSpacing w:w="15" w:type="dxa"/>
+        </w:trPr>
+        <w:tc>
+          <w:tcPr>
+            <w:tcW w:w="0" w:type="auto"/>
+            <w:vAlign w:val="center"/>
+            <w:hideMark/>
+          </w:tcPr>
+          <w:p>
+            <w:proofErr w:type="spellStart"/>
+            <w:r>
+              <w:t>created_at</w:t>
+            </w:r>
+            <w:proofErr w:type="spellEnd"/>
+          </w:p>
+        </w:tc>
+        <w:tc>
+          <w:tcPr>
+            <w:tcW w:w="0" w:type="auto"/>
+            <w:vAlign w:val="center"/>
+            <w:hideMark/>
+          </w:tcPr>
+          <w:p>
+            <w:proofErr w:type="spellStart"/>
+            <w:r>
+              <w:t>timestamptz</w:t>
+            </w:r>
+            <w:proofErr w:type="spellEnd"/>
+          </w:p>
+        </w:tc>
+        <w:tc>
+          <w:tcPr>
+            <w:tcW w:w="0" w:type="auto"/>
+            <w:vAlign w:val="center"/>
+            <w:hideMark/>
+          </w:tcPr>
+          <w:p>
+            <w:r>
+              <w:t>Fecha de creación</w:t>
+            </w:r>
+          </w:p>
+        </w:tc>
+      </w:tr>
+    </w:tbl>
+    <w:p>
+      <w:pPr>
+        <w:pStyle w:val="Ttulo3"/>
+      </w:pPr>
+      <w:r>
+        <w:t>Tabla: valoraciones</w:t>
+      </w:r>
+    </w:p>
+    <w:tbl>
+      <w:tblPr>
+        <w:tblW w:w="0" w:type="auto"/>
+        <w:tblCellSpacing w:w="15" w:type="dxa"/>
+        <w:tblCellMar>
+          <w:top w:w="15" w:type="dxa"/>
+          <w:left w:w="15" w:type="dxa"/>
+          <w:bottom w:w="15" w:type="dxa"/>
+          <w:right w:w="15" w:type="dxa"/>
+        </w:tblCellMar>
+        <w:tblLook w:val="04A0" w:firstRow="1" w:lastRow="0" w:firstColumn="1" w:lastColumn="0" w:noHBand="0" w:noVBand="1"/>
+      </w:tblPr>
+      <w:tblGrid>
+        <w:gridCol w:w="1181"/>
+        <w:gridCol w:w="1369"/>
+        <w:gridCol w:w="2206"/>
+      </w:tblGrid>
+      <w:tr>
+        <w:trPr>
+          <w:tblHeader/>
+          <w:tblCellSpacing w:w="15" w:type="dxa"/>
+        </w:trPr>
+        <w:tc>
+          <w:tcPr>
+            <w:tcW w:w="0" w:type="auto"/>
+            <w:vAlign w:val="center"/>
+            <w:hideMark/>
+          </w:tcPr>
+          <w:p>
+            <w:pPr>
+              <w:jc w:val="center"/>
+              <w:rPr>
+                <w:b/>
+                <w:bCs/>
+              </w:rPr>
+            </w:pPr>
+            <w:r>
+              <w:rPr>
+                <w:b/>
+                <w:bCs/>
+              </w:rPr>
+              <w:t>Columna</w:t>
+            </w:r>
+          </w:p>
+        </w:tc>
+        <w:tc>
+          <w:tcPr>
+            <w:tcW w:w="0" w:type="auto"/>
+            <w:vAlign w:val="center"/>
+            <w:hideMark/>
+          </w:tcPr>
+          <w:p>
+            <w:pPr>
+              <w:jc w:val="center"/>
+              <w:rPr>
+                <w:b/>
+                <w:bCs/>
+              </w:rPr>
+            </w:pPr>
+            <w:r>
+              <w:rPr>
+                <w:b/>
+                <w:bCs/>
+              </w:rPr>
+              <w:t>Tipo</w:t>
+            </w:r>
+          </w:p>
+        </w:tc>
+        <w:tc>
+          <w:tcPr>
+            <w:tcW w:w="0" w:type="auto"/>
+            <w:vAlign w:val="center"/>
+            <w:hideMark/>
+          </w:tcPr>
+          <w:p>
+            <w:pPr>
+              <w:jc w:val="center"/>
+              <w:rPr>
+                <w:b/>
+                <w:bCs/>
+              </w:rPr>
+            </w:pPr>
+            <w:r>
+              <w:rPr>
+                <w:b/>
+                <w:bCs/>
+              </w:rPr>
+              <w:t>Descripción</w:t>
+            </w:r>
+          </w:p>
+        </w:tc>
+      </w:tr>
+      <w:tr>
+        <w:trPr>
+          <w:tblCellSpacing w:w="15" w:type="dxa"/>
+        </w:trPr>
+        <w:tc>
+          <w:tcPr>
+            <w:tcW w:w="0" w:type="auto"/>
+            <w:vAlign w:val="center"/>
+            <w:hideMark/>
+          </w:tcPr>
+          <w:p>
+            <w:r>
+              <w:t>id</w:t>
+            </w:r>
+          </w:p>
+        </w:tc>
+        <w:tc>
+          <w:tcPr>
+            <w:tcW w:w="0" w:type="auto"/>
+            <w:vAlign w:val="center"/>
+            <w:hideMark/>
+          </w:tcPr>
+          <w:p>
+            <w:proofErr w:type="spellStart"/>
+            <w:r>
+              <w:t>uuid</w:t>
+            </w:r>
+            <w:proofErr w:type="spellEnd"/>
+          </w:p>
+        </w:tc>
+        <w:tc>
+          <w:tcPr>
+            <w:tcW w:w="0" w:type="auto"/>
+            <w:vAlign w:val="center"/>
+            <w:hideMark/>
+          </w:tcPr>
+          <w:p>
+            <w:r>
+              <w:t>Identificador único</w:t>
+            </w:r>
+          </w:p>
+        </w:tc>
+      </w:tr>
+      <w:tr>
+        <w:trPr>
+          <w:tblCellSpacing w:w="15" w:type="dxa"/>
+        </w:trPr>
+        <w:tc>
+          <w:tcPr>
+            <w:tcW w:w="0" w:type="auto"/>
+            <w:vAlign w:val="center"/>
+            <w:hideMark/>
+          </w:tcPr>
+          <w:p>
+            <w:proofErr w:type="spellStart"/>
+            <w:r>
+              <w:t>apunte_id</w:t>
+            </w:r>
+            <w:proofErr w:type="spellEnd"/>
+          </w:p>
+        </w:tc>
+        <w:tc>
+          <w:tcPr>
+            <w:tcW w:w="0" w:type="auto"/>
+            <w:vAlign w:val="center"/>
+            <w:hideMark/>
+          </w:tcPr>
+          <w:p>
+            <w:proofErr w:type="spellStart"/>
+            <w:r>
+              <w:t>uuid</w:t>
+            </w:r>
+            <w:proofErr w:type="spellEnd"/>
+          </w:p>
+        </w:tc>
+        <w:tc>
+          <w:tcPr>
+            <w:tcW w:w="0" w:type="auto"/>
+            <w:vAlign w:val="center"/>
+            <w:hideMark/>
+          </w:tcPr>
+          <w:p>
+            <w:r>
+              <w:t>Referencia al apunte</w:t>
+            </w:r>
+          </w:p>
+        </w:tc>
+      </w:tr>
+      <w:tr>
+        <w:trPr>
+          <w:tblCellSpacing w:w="15" w:type="dxa"/>
+        </w:trPr>
+        <w:tc>
+          <w:tcPr>
+            <w:tcW w:w="0" w:type="auto"/>
+            <w:vAlign w:val="center"/>
+            <w:hideMark/>
+          </w:tcPr>
+          <w:p>
+            <w:proofErr w:type="spellStart"/>
+            <w:r>
+              <w:t>usuario_id</w:t>
+            </w:r>
+            <w:proofErr w:type="spellEnd"/>
+          </w:p>
+        </w:tc>
+        <w:tc>
+          <w:tcPr>
+            <w:tcW w:w="0" w:type="auto"/>
+            <w:vAlign w:val="center"/>
+            <w:hideMark/>
+          </w:tcPr>
+          <w:p>
+            <w:proofErr w:type="spellStart"/>
+            <w:r>
+              <w:t>uuid</w:t>
+            </w:r>
+            <w:proofErr w:type="spellEnd"/>
+          </w:p>
+        </w:tc>
+        <w:tc>
+          <w:tcPr>
+            <w:tcW w:w="0" w:type="auto"/>
+            <w:vAlign w:val="center"/>
+            <w:hideMark/>
+          </w:tcPr>
+          <w:p>
+            <w:r>
+              <w:t>ID del evaluador</w:t>
+            </w:r>
+          </w:p>
+        </w:tc>
+      </w:tr>
+      <w:tr>
+        <w:trPr>
+          <w:tblCellSpacing w:w="15" w:type="dxa"/>
+        </w:trPr>
+        <w:tc>
+          <w:tcPr>
+            <w:tcW w:w="0" w:type="auto"/>
+            <w:vAlign w:val="center"/>
+            <w:hideMark/>
+          </w:tcPr>
+          <w:p>
+            <w:r>
+              <w:t>estrellas</w:t>
+            </w:r>
+          </w:p>
+        </w:tc>
+        <w:tc>
+          <w:tcPr>
+            <w:tcW w:w="0" w:type="auto"/>
+            <w:vAlign w:val="center"/>
+            <w:hideMark/>
+          </w:tcPr>
+          <w:p>
+            <w:r>
+              <w:t>int4</w:t>
+            </w:r>
+          </w:p>
+        </w:tc>
+        <w:tc>
+          <w:tcPr>
+            <w:tcW w:w="0" w:type="auto"/>
+            <w:vAlign w:val="center"/>
+            <w:hideMark/>
+          </w:tcPr>
+          <w:p>
+            <w:r>
+              <w:t>Valoración (1-5)</w:t>
+            </w:r>
+          </w:p>
+        </w:tc>
+      </w:tr>
+      <w:tr>
+        <w:trPr>
+          <w:tblCellSpacing w:w="15" w:type="dxa"/>
+        </w:trPr>
+        <w:tc>
+          <w:tcPr>
+            <w:tcW w:w="0" w:type="auto"/>
+            <w:vAlign w:val="center"/>
+            <w:hideMark/>
+          </w:tcPr>
+          <w:p>
+            <w:proofErr w:type="spellStart"/>
+            <w:r>
+              <w:t>created_at</w:t>
+            </w:r>
+            <w:proofErr w:type="spellEnd"/>
+          </w:p>
+        </w:tc>
+        <w:tc>
+          <w:tcPr>
+            <w:tcW w:w="0" w:type="auto"/>
+            <w:vAlign w:val="center"/>
+            <w:hideMark/>
+          </w:tcPr>
+          <w:p>
+            <w:proofErr w:type="spellStart"/>
+            <w:r>
+              <w:t>timestamptz</w:t>
+            </w:r>
+            <w:proofErr w:type="spellEnd"/>
+          </w:p>
+        </w:tc>
+        <w:tc>
+          <w:tcPr>
+            <w:tcW w:w="0" w:type="auto"/>
+            <w:vAlign w:val="center"/>
+            <w:hideMark/>
+          </w:tcPr>
+          <w:p>
+            <w:r>
+              <w:t>Fecha de valoración</w:t>
+            </w:r>
+          </w:p>
+        </w:tc>
+      </w:tr>
+    </w:tbl>
+    <w:p>
+      <w:pPr>
+        <w:pStyle w:val="Ttulo3"/>
+      </w:pPr>
+      <w:r>
+        <w:lastRenderedPageBreak/>
+        <w:t>Tabla: saldos</w:t>
+      </w:r>
+    </w:p>
+    <w:tbl>
+      <w:tblPr>
+        <w:tblW w:w="0" w:type="auto"/>
+        <w:tblCellSpacing w:w="15" w:type="dxa"/>
+        <w:tblCellMar>
+          <w:top w:w="15" w:type="dxa"/>
+          <w:left w:w="15" w:type="dxa"/>
+          <w:bottom w:w="15" w:type="dxa"/>
+          <w:right w:w="15" w:type="dxa"/>
+        </w:tblCellMar>
+        <w:tblLook w:val="04A0" w:firstRow="1" w:lastRow="0" w:firstColumn="1" w:lastColumn="0" w:noHBand="0" w:noVBand="1"/>
+      </w:tblPr>
+      <w:tblGrid>
+        <w:gridCol w:w="1846"/>
+        <w:gridCol w:w="1369"/>
+        <w:gridCol w:w="2914"/>
+      </w:tblGrid>
+      <w:tr>
+        <w:trPr>
+          <w:tblHeader/>
+          <w:tblCellSpacing w:w="15" w:type="dxa"/>
+        </w:trPr>
+        <w:tc>
+          <w:tcPr>
+            <w:tcW w:w="0" w:type="auto"/>
+            <w:vAlign w:val="center"/>
+            <w:hideMark/>
+          </w:tcPr>
+          <w:p>
+            <w:pPr>
+              <w:jc w:val="center"/>
+              <w:rPr>
+                <w:b/>
+                <w:bCs/>
+              </w:rPr>
+            </w:pPr>
+            <w:r>
+              <w:rPr>
+                <w:b/>
+                <w:bCs/>
+              </w:rPr>
+              <w:t>Columna</w:t>
+            </w:r>
+          </w:p>
+        </w:tc>
+        <w:tc>
+          <w:tcPr>
+            <w:tcW w:w="0" w:type="auto"/>
+            <w:vAlign w:val="center"/>
+            <w:hideMark/>
+          </w:tcPr>
+          <w:p>
+            <w:pPr>
+              <w:jc w:val="center"/>
+              <w:rPr>
+                <w:b/>
+                <w:bCs/>
+              </w:rPr>
+            </w:pPr>
+            <w:r>
+              <w:rPr>
+                <w:b/>
+                <w:bCs/>
+              </w:rPr>
+              <w:t>Tipo</w:t>
+            </w:r>
+          </w:p>
+        </w:tc>
+        <w:tc>
+          <w:tcPr>
+            <w:tcW w:w="0" w:type="auto"/>
+            <w:vAlign w:val="center"/>
+            <w:hideMark/>
+          </w:tcPr>
+          <w:p>
+            <w:pPr>
+              <w:jc w:val="center"/>
+              <w:rPr>
+                <w:b/>
+                <w:bCs/>
+              </w:rPr>
+            </w:pPr>
+            <w:r>
+              <w:rPr>
+                <w:b/>
+                <w:bCs/>
+              </w:rPr>
+              <w:t>Descripción</w:t>
+            </w:r>
+          </w:p>
+        </w:tc>
+      </w:tr>
+      <w:tr>
+        <w:trPr>
+          <w:tblCellSpacing w:w="15" w:type="dxa"/>
+        </w:trPr>
+        <w:tc>
+          <w:tcPr>
+            <w:tcW w:w="0" w:type="auto"/>
+            <w:vAlign w:val="center"/>
+            <w:hideMark/>
+          </w:tcPr>
+          <w:p>
+            <w:r>
+              <w:t>id</w:t>
+            </w:r>
+          </w:p>
+        </w:tc>
+        <w:tc>
+          <w:tcPr>
+            <w:tcW w:w="0" w:type="auto"/>
+            <w:vAlign w:val="center"/>
+            <w:hideMark/>
+          </w:tcPr>
+          <w:p>
+            <w:proofErr w:type="spellStart"/>
+            <w:r>
+              <w:t>uuid</w:t>
+            </w:r>
+            <w:proofErr w:type="spellEnd"/>
+          </w:p>
+        </w:tc>
+        <w:tc>
+          <w:tcPr>
+            <w:tcW w:w="0" w:type="auto"/>
+            <w:vAlign w:val="center"/>
+            <w:hideMark/>
+          </w:tcPr>
+          <w:p>
+            <w:r>
+              <w:t>Identificador único</w:t>
+            </w:r>
+          </w:p>
+        </w:tc>
+      </w:tr>
+      <w:tr>
+        <w:trPr>
+          <w:tblCellSpacing w:w="15" w:type="dxa"/>
+        </w:trPr>
+        <w:tc>
+          <w:tcPr>
+            <w:tcW w:w="0" w:type="auto"/>
+            <w:vAlign w:val="center"/>
+            <w:hideMark/>
+          </w:tcPr>
+          <w:p>
+            <w:proofErr w:type="spellStart"/>
+            <w:r>
+              <w:t>usuario_id</w:t>
+            </w:r>
+            <w:proofErr w:type="spellEnd"/>
+          </w:p>
+        </w:tc>
+        <w:tc>
+          <w:tcPr>
+            <w:tcW w:w="0" w:type="auto"/>
+            <w:vAlign w:val="center"/>
+            <w:hideMark/>
+          </w:tcPr>
+          <w:p>
+            <w:proofErr w:type="spellStart"/>
+            <w:r>
+              <w:t>uuid</w:t>
+            </w:r>
+            <w:proofErr w:type="spellEnd"/>
+          </w:p>
+        </w:tc>
+        <w:tc>
+          <w:tcPr>
+            <w:tcW w:w="0" w:type="auto"/>
+            <w:vAlign w:val="center"/>
+            <w:hideMark/>
+          </w:tcPr>
+          <w:p>
+            <w:r>
+              <w:t>ID del usuario</w:t>
+            </w:r>
+          </w:p>
+        </w:tc>
+      </w:tr>
+      <w:tr>
+        <w:trPr>
+          <w:tblCellSpacing w:w="15" w:type="dxa"/>
+        </w:trPr>
+        <w:tc>
+          <w:tcPr>
+            <w:tcW w:w="0" w:type="auto"/>
+            <w:vAlign w:val="center"/>
+            <w:hideMark/>
+          </w:tcPr>
+          <w:p>
+            <w:proofErr w:type="spellStart"/>
+            <w:r>
+              <w:t>saldo_total</w:t>
+            </w:r>
+            <w:proofErr w:type="spellEnd"/>
+          </w:p>
+        </w:tc>
+        <w:tc>
+          <w:tcPr>
+            <w:tcW w:w="0" w:type="auto"/>
+            <w:vAlign w:val="center"/>
+            <w:hideMark/>
+          </w:tcPr>
+          <w:p>
+            <w:proofErr w:type="spellStart"/>
+            <w:r>
+              <w:t>numeric</w:t>
+            </w:r>
+            <w:proofErr w:type="spellEnd"/>
+          </w:p>
+        </w:tc>
+        <w:tc>
+          <w:tcPr>
+            <w:tcW w:w="0" w:type="auto"/>
+            <w:vAlign w:val="center"/>
+            <w:hideMark/>
+          </w:tcPr>
+          <w:p>
+            <w:r>
+              <w:t>Saldo acumulado total</w:t>
+            </w:r>
+          </w:p>
+        </w:tc>
+      </w:tr>
+      <w:tr>
+        <w:trPr>
+          <w:tblCellSpacing w:w="15" w:type="dxa"/>
+        </w:trPr>
+        <w:tc>
+          <w:tcPr>
+            <w:tcW w:w="0" w:type="auto"/>
+            <w:vAlign w:val="center"/>
+            <w:hideMark/>
+          </w:tcPr>
+          <w:p>
+            <w:proofErr w:type="spellStart"/>
+            <w:r>
+              <w:t>saldo_disponible</w:t>
+            </w:r>
+            <w:proofErr w:type="spellEnd"/>
+          </w:p>
+        </w:tc>
+        <w:tc>
+          <w:tcPr>
+            <w:tcW w:w="0" w:type="auto"/>
+            <w:vAlign w:val="center"/>
+            <w:hideMark/>
+          </w:tcPr>
+          <w:p>
+            <w:proofErr w:type="spellStart"/>
+            <w:r>
+              <w:t>numeric</w:t>
+            </w:r>
+            <w:proofErr w:type="spellEnd"/>
+          </w:p>
+        </w:tc>
+        <w:tc>
+          <w:tcPr>
+            <w:tcW w:w="0" w:type="auto"/>
+            <w:vAlign w:val="center"/>
+            <w:hideMark/>
+          </w:tcPr>
+          <w:p>
+            <w:r>
+              <w:t>Saldo disponible para retiro</w:t>
+            </w:r>
+          </w:p>
+        </w:tc>
+      </w:tr>
+      <w:tr>
+        <w:trPr>
+          <w:tblCellSpacing w:w="15" w:type="dxa"/>
+        </w:trPr>
+        <w:tc>
+          <w:tcPr>
+            <w:tcW w:w="0" w:type="auto"/>
+            <w:vAlign w:val="center"/>
+            <w:hideMark/>
+          </w:tcPr>
+          <w:p>
+            <w:proofErr w:type="spellStart"/>
+            <w:r>
+              <w:t>created_at</w:t>
+            </w:r>
+            <w:proofErr w:type="spellEnd"/>
+          </w:p>
+        </w:tc>
+        <w:tc>
+          <w:tcPr>
+            <w:tcW w:w="0" w:type="auto"/>
+            <w:vAlign w:val="center"/>
+            <w:hideMark/>
+          </w:tcPr>
+          <w:p>
+            <w:proofErr w:type="spellStart"/>
+            <w:r>
+              <w:t>timestamptz</w:t>
+            </w:r>
+            <w:proofErr w:type="spellEnd"/>
+          </w:p>
+        </w:tc>
+        <w:tc>
+          <w:tcPr>
+            <w:tcW w:w="0" w:type="auto"/>
+            <w:vAlign w:val="center"/>
+            <w:hideMark/>
+          </w:tcPr>
+          <w:p>
+            <w:r>
+              <w:t>Fecha de creación</w:t>
+            </w:r>
+          </w:p>
+        </w:tc>
+      </w:tr>
+    </w:tbl>
+    <w:p>
+      <w:pPr>
+        <w:pStyle w:val="Ttulo3"/>
+      </w:pPr>
+      <w:r>
+        <w:t>Tabla: transacciones</w:t>
+      </w:r>
+    </w:p>
+    <w:tbl>
+      <w:tblPr>
+        <w:tblW w:w="0" w:type="auto"/>
+        <w:tblCellSpacing w:w="15" w:type="dxa"/>
+        <w:tblCellMar>
+          <w:top w:w="15" w:type="dxa"/>
+          <w:left w:w="15" w:type="dxa"/>
+          <w:bottom w:w="15" w:type="dxa"/>
+          <w:right w:w="15" w:type="dxa"/>
+        </w:tblCellMar>
+        <w:tblLook w:val="04A0" w:firstRow="1" w:lastRow="0" w:firstColumn="1" w:lastColumn="0" w:noHBand="0" w:noVBand="1"/>
+      </w:tblPr>
+      <w:tblGrid>
+        <w:gridCol w:w="1297"/>
+        <w:gridCol w:w="1369"/>
+        <w:gridCol w:w="3594"/>
+      </w:tblGrid>
+      <w:tr>
+        <w:trPr>
+          <w:tblHeader/>
+          <w:tblCellSpacing w:w="15" w:type="dxa"/>
+        </w:trPr>
+        <w:tc>
+          <w:tcPr>
+            <w:tcW w:w="0" w:type="auto"/>
+            <w:vAlign w:val="center"/>
+            <w:hideMark/>
+          </w:tcPr>
+          <w:p>
+            <w:pPr>
+              <w:jc w:val="center"/>
+              <w:rPr>
+                <w:b/>
+                <w:bCs/>
+              </w:rPr>
+            </w:pPr>
+            <w:r>
+              <w:rPr>
+                <w:b/>
+                <w:bCs/>
+              </w:rPr>
+              <w:t>Columna</w:t>
+            </w:r>
+          </w:p>
+        </w:tc>
+        <w:tc>
+          <w:tcPr>
+            <w:tcW w:w="0" w:type="auto"/>
+            <w:vAlign w:val="center"/>
+            <w:hideMark/>
+          </w:tcPr>
+          <w:p>
+            <w:pPr>
+              <w:jc w:val="center"/>
+              <w:rPr>
+                <w:b/>
+                <w:bCs/>
+              </w:rPr>
+            </w:pPr>
+            <w:r>
+              <w:rPr>
+                <w:b/>
+                <w:bCs/>
+              </w:rPr>
+              <w:t>Tipo</w:t>
+            </w:r>
+          </w:p>
+        </w:tc>
+        <w:tc>
+          <w:tcPr>
+            <w:tcW w:w="0" w:type="auto"/>
+            <w:vAlign w:val="center"/>
+            <w:hideMark/>
+          </w:tcPr>
+          <w:p>
+            <w:pPr>
+              <w:jc w:val="center"/>
+              <w:rPr>
+                <w:b/>
+                <w:bCs/>
+              </w:rPr>
+            </w:pPr>
+            <w:r>
+              <w:rPr>
+                <w:b/>
+                <w:bCs/>
+              </w:rPr>
+              <w:t>Descripción</w:t>
+            </w:r>
+          </w:p>
+        </w:tc>
+      </w:tr>
+      <w:tr>
+        <w:trPr>
+          <w:tblCellSpacing w:w="15" w:type="dxa"/>
+        </w:trPr>
+        <w:tc>
+          <w:tcPr>
+            <w:tcW w:w="0" w:type="auto"/>
+            <w:vAlign w:val="center"/>
+            <w:hideMark/>
+          </w:tcPr>
+          <w:p>
+            <w:r>
+              <w:t>id</w:t>
+            </w:r>
+          </w:p>
+        </w:tc>
+        <w:tc>
+          <w:tcPr>
+            <w:tcW w:w="0" w:type="auto"/>
+            <w:vAlign w:val="center"/>
+            <w:hideMark/>
+          </w:tcPr>
+          <w:p>
+            <w:proofErr w:type="spellStart"/>
+            <w:r>
+              <w:t>uuid</w:t>
+            </w:r>
+            <w:proofErr w:type="spellEnd"/>
+          </w:p>
+        </w:tc>
+        <w:tc>
+          <w:tcPr>
+            <w:tcW w:w="0" w:type="auto"/>
+            <w:vAlign w:val="center"/>
+            <w:hideMark/>
+          </w:tcPr>
+          <w:p>
+            <w:r>
+              <w:t>Identificador único</w:t>
+            </w:r>
+          </w:p>
+        </w:tc>
+      </w:tr>
+      <w:tr>
+        <w:trPr>
+          <w:tblCellSpacing w:w="15" w:type="dxa"/>
+        </w:trPr>
+        <w:tc>
+          <w:tcPr>
+            <w:tcW w:w="0" w:type="auto"/>
+            <w:vAlign w:val="center"/>
+            <w:hideMark/>
+          </w:tcPr>
+          <w:p>
+            <w:proofErr w:type="spellStart"/>
+            <w:r>
+              <w:t>usuario_id</w:t>
+            </w:r>
+            <w:proofErr w:type="spellEnd"/>
+          </w:p>
+        </w:tc>
+        <w:tc>
+          <w:tcPr>
+            <w:tcW w:w="0" w:type="auto"/>
+            <w:vAlign w:val="center"/>
+            <w:hideMark/>
+          </w:tcPr>
+          <w:p>
+            <w:proofErr w:type="spellStart"/>
+            <w:r>
+              <w:t>uuid</w:t>
+            </w:r>
+            <w:proofErr w:type="spellEnd"/>
+          </w:p>
+        </w:tc>
+        <w:tc>
+          <w:tcPr>
+            <w:tcW w:w="0" w:type="auto"/>
+            <w:vAlign w:val="center"/>
+            <w:hideMark/>
+          </w:tcPr>
+          <w:p>
+            <w:r>
+              <w:t>ID del usuario</w:t>
+            </w:r>
+          </w:p>
+        </w:tc>
+      </w:tr>
+      <w:tr>
+        <w:trPr>
+          <w:tblCellSpacing w:w="15" w:type="dxa"/>
+        </w:trPr>
+        <w:tc>
+          <w:tcPr>
+            <w:tcW w:w="0" w:type="auto"/>
+            <w:vAlign w:val="center"/>
+            <w:hideMark/>
+          </w:tcPr>
+          <w:p>
+            <w:proofErr w:type="spellStart"/>
+            <w:r>
+              <w:t>apunte_id</w:t>
+            </w:r>
+            <w:proofErr w:type="spellEnd"/>
+          </w:p>
+        </w:tc>
+        <w:tc>
+          <w:tcPr>
+            <w:tcW w:w="0" w:type="auto"/>
+            <w:vAlign w:val="center"/>
+            <w:hideMark/>
+          </w:tcPr>
+          <w:p>
+            <w:proofErr w:type="spellStart"/>
+            <w:r>
+              <w:t>uuid</w:t>
+            </w:r>
+            <w:proofErr w:type="spellEnd"/>
+          </w:p>
+        </w:tc>
+        <w:tc>
+          <w:tcPr>
+            <w:tcW w:w="0" w:type="auto"/>
+            <w:vAlign w:val="center"/>
+            <w:hideMark/>
+          </w:tcPr>
+          <w:p>
+            <w:r>
+              <w:t>Apunte relacionado (opcional)</w:t>
+            </w:r>
+          </w:p>
+        </w:tc>
+      </w:tr>
+      <w:tr>
+        <w:trPr>
+          <w:tblCellSpacing w:w="15" w:type="dxa"/>
+        </w:trPr>
+        <w:tc>
+          <w:tcPr>
+            <w:tcW w:w="0" w:type="auto"/>
+            <w:vAlign w:val="center"/>
+            <w:hideMark/>
+          </w:tcPr>
+          <w:p>
+            <w:r>
+              <w:t>tipo</w:t>
+            </w:r>
+          </w:p>
+        </w:tc>
+        <w:tc>
+          <w:tcPr>
+            <w:tcW w:w="0" w:type="auto"/>
+            <w:vAlign w:val="center"/>
+            <w:hideMark/>
+          </w:tcPr>
+          <w:p>
+            <w:proofErr w:type="spellStart"/>
+            <w:r>
+              <w:t>text</w:t>
+            </w:r>
+            <w:proofErr w:type="spellEnd"/>
+          </w:p>
+        </w:tc>
+        <w:tc>
+          <w:tcPr>
+            <w:tcW w:w="0" w:type="auto"/>
+            <w:vAlign w:val="center"/>
+            <w:hideMark/>
+          </w:tcPr>
+          <w:p>
+            <w:r>
+              <w:t>'propina', '</w:t>
+            </w:r>
+            <w:proofErr w:type="spellStart"/>
+            <w:r>
+              <w:t>descarga_bonus</w:t>
+            </w:r>
+            <w:proofErr w:type="spellEnd"/>
+            <w:r>
+              <w:t>', 'retiro'</w:t>
+            </w:r>
+          </w:p>
+        </w:tc>
+      </w:tr>
+      <w:tr>
+        <w:trPr>
+          <w:tblCellSpacing w:w="15" w:type="dxa"/>
+        </w:trPr>
+        <w:tc>
+          <w:tcPr>
+            <w:tcW w:w="0" w:type="auto"/>
+            <w:vAlign w:val="center"/>
+            <w:hideMark/>
+          </w:tcPr>
+          <w:p>
+            <w:r>
+              <w:t>monto</w:t>
+            </w:r>
+          </w:p>
+        </w:tc>
+        <w:tc>
+          <w:tcPr>
+            <w:tcW w:w="0" w:type="auto"/>
+            <w:vAlign w:val="center"/>
+            <w:hideMark/>
+          </w:tcPr>
+          <w:p>
+            <w:proofErr w:type="spellStart"/>
+            <w:r>
+              <w:t>numeric</w:t>
+            </w:r>
+            <w:proofErr w:type="spellEnd"/>
+          </w:p>
+        </w:tc>
+        <w:tc>
+          <w:tcPr>
+            <w:tcW w:w="0" w:type="auto"/>
+            <w:vAlign w:val="center"/>
+            <w:hideMark/>
+          </w:tcPr>
+          <w:p>
+            <w:r>
+              <w:t>Monto en COP</w:t>
+            </w:r>
+          </w:p>
+        </w:tc>
+      </w:tr>
+      <w:tr>
+        <w:trPr>
+          <w:tblCellSpacing w:w="15" w:type="dxa"/>
+        </w:trPr>
+        <w:tc>
+          <w:tcPr>
+            <w:tcW w:w="0" w:type="auto"/>
+            <w:vAlign w:val="center"/>
+            <w:hideMark/>
+          </w:tcPr>
+          <w:p>
+            <w:proofErr w:type="spellStart"/>
+            <w:r>
+              <w:t>descripcion</w:t>
+            </w:r>
+            <w:proofErr w:type="spellEnd"/>
+          </w:p>
+        </w:tc>
+        <w:tc>
+          <w:tcPr>
+            <w:tcW w:w="0" w:type="auto"/>
+            <w:vAlign w:val="center"/>
+            <w:hideMark/>
+          </w:tcPr>
+          <w:p>
+            <w:proofErr w:type="spellStart"/>
+            <w:r>
+              <w:t>text</w:t>
+            </w:r>
+            <w:proofErr w:type="spellEnd"/>
+          </w:p>
+        </w:tc>
+        <w:tc>
+          <w:tcPr>
+            <w:tcW w:w="0" w:type="auto"/>
+            <w:vAlign w:val="center"/>
+            <w:hideMark/>
+          </w:tcPr>
+          <w:p>
+            <w:r>
+              <w:t>Descripción de la transacción</w:t>
+            </w:r>
+          </w:p>
+        </w:tc>
+      </w:tr>
+      <w:tr>
+        <w:trPr>
+          <w:tblCellSpacing w:w="15" w:type="dxa"/>
+        </w:trPr>
+        <w:tc>
+          <w:tcPr>
+            <w:tcW w:w="0" w:type="auto"/>
+            <w:vAlign w:val="center"/>
+            <w:hideMark/>
+          </w:tcPr>
+          <w:p>
+            <w:proofErr w:type="spellStart"/>
+            <w:r>
+              <w:t>created_at</w:t>
+            </w:r>
+            <w:proofErr w:type="spellEnd"/>
+          </w:p>
+        </w:tc>
+        <w:tc>
+          <w:tcPr>
+            <w:tcW w:w="0" w:type="auto"/>
+            <w:vAlign w:val="center"/>
+            <w:hideMark/>
+          </w:tcPr>
+          <w:p>
+            <w:proofErr w:type="spellStart"/>
+            <w:r>
+              <w:t>timestamptz</w:t>
+            </w:r>
+            <w:proofErr w:type="spellEnd"/>
+          </w:p>
+        </w:tc>
+        <w:tc>
+          <w:tcPr>
+            <w:tcW w:w="0" w:type="auto"/>
+            <w:vAlign w:val="center"/>
+            <w:hideMark/>
+          </w:tcPr>
+          <w:p>
+            <w:r>
+              <w:t>Fecha de transacción</w:t>
+            </w:r>
+          </w:p>
+        </w:tc>
+      </w:tr>
+    </w:tbl>
+    <w:p/>
+    <w:p/>
+    <w:p>
+      <w:pPr>
+        <w:pStyle w:val="Ttulo2"/>
+        <w:rPr>
+          <w:rFonts w:eastAsiaTheme="minorHAnsi"/>
+        </w:rPr>
+      </w:pPr>
+      <w:r>
+        <w:br w:type="page"/>
+      </w:r>
+      <w:r>
+        <w:lastRenderedPageBreak/>
+        <w:t xml:space="preserve">15. </w:t>
+      </w:r>
+      <w:r>
+        <w:rPr>
+          <w:rFonts w:eastAsiaTheme="minorHAnsi"/>
+        </w:rPr>
+        <w:t>Seguridad Implementada</w:t>
+      </w:r>
+    </w:p>
+    <w:p>
+      <w:pPr>
+        <w:rPr>
+          <w:b/>
+          <w:bCs/>
+        </w:rPr>
+      </w:pPr>
+      <w:r>
+        <w:rPr>
+          <w:b/>
+          <w:bCs/>
+        </w:rPr>
+        <w:t>4.1 Autenticación</w:t>
+      </w:r>
+    </w:p>
+    <w:p>
+      <w:pPr>
+        <w:numPr>
+          <w:ilvl w:val="0"/>
+          <w:numId w:val="3"/>
+        </w:numPr>
+      </w:pPr>
+      <w:r>
+        <w:t xml:space="preserve">Login exclusivamente mediante </w:t>
+      </w:r>
+      <w:r>
+        <w:rPr>
+          <w:b/>
+          <w:bCs/>
+        </w:rPr>
+        <w:t>Google OAuth 2.0</w:t>
+      </w:r>
+      <w:r>
+        <w:t xml:space="preserve"> a través de </w:t>
+      </w:r>
+      <w:proofErr w:type="spellStart"/>
+      <w:r>
+        <w:t>Supabase</w:t>
+      </w:r>
+      <w:proofErr w:type="spellEnd"/>
+      <w:r>
+        <w:t xml:space="preserve"> Auth</w:t>
+      </w:r>
+    </w:p>
+    <w:p>
+      <w:pPr>
+        <w:numPr>
+          <w:ilvl w:val="0"/>
+          <w:numId w:val="3"/>
+        </w:numPr>
+      </w:pPr>
+      <w:r>
+        <w:t xml:space="preserve">Tokens JWT gestionados automáticamente por </w:t>
+      </w:r>
+      <w:proofErr w:type="spellStart"/>
+      <w:r>
+        <w:t>Supabase</w:t>
+      </w:r>
+      <w:proofErr w:type="spellEnd"/>
+    </w:p>
+    <w:p>
+      <w:pPr>
+        <w:numPr>
+          <w:ilvl w:val="0"/>
+          <w:numId w:val="3"/>
+        </w:numPr>
+      </w:pPr>
+      <w:r>
+        <w:t xml:space="preserve">Redirección automática a </w:t>
+      </w:r>
+      <w:proofErr w:type="spellStart"/>
+      <w:r>
+        <w:t>login</w:t>
+      </w:r>
+      <w:proofErr w:type="spellEnd"/>
+      <w:r>
+        <w:t xml:space="preserve"> en páginas protegidas si no hay sesión activa</w:t>
+      </w:r>
+    </w:p>
+    <w:p>
+      <w:pPr>
+        <w:numPr>
+          <w:ilvl w:val="0"/>
+          <w:numId w:val="3"/>
+        </w:numPr>
+      </w:pPr>
+      <w:r>
+        <w:t>Las sesiones expiran automáticamente y se renuevan sin intervención del usuario</w:t>
+      </w:r>
+    </w:p>
+    <w:p>
+      <w:pPr>
+        <w:rPr>
+          <w:b/>
+          <w:bCs/>
+        </w:rPr>
+      </w:pPr>
+      <w:r>
+        <w:rPr>
+          <w:b/>
+          <w:bCs/>
+        </w:rPr>
+        <w:t>4.2 Autorización — Row Level Security (RLS)</w:t>
+      </w:r>
+    </w:p>
+    <w:p>
+      <w:r>
+        <w:t>Todas las tablas tienen RLS habilitado con las siguientes políticas:</w:t>
+      </w:r>
+    </w:p>
+    <w:p>
+      <w:r>
+        <w:t>-- Solo usuarios autenticados pueden leer apuntes</w:t>
+      </w:r>
+    </w:p>
+    <w:p/>
+    <w:p>
+      <w:r>
+        <w:t>-- Solo el dueño puede eliminar su apunte</w:t>
+      </w:r>
+    </w:p>
+    <w:p/>
+    <w:p>
+      <w:r>
+        <w:t>-- Solo el dueño puede actualizar su apunte</w:t>
+      </w:r>
+    </w:p>
+    <w:p>
+      <w:pPr>
+        <w:rPr>
+          <w:b/>
+          <w:bCs/>
+        </w:rPr>
+      </w:pPr>
+      <w:r>
+        <w:rPr>
+          <w:b/>
+          <w:bCs/>
+        </w:rPr>
+        <w:t>4.3 Protección de Datos</w:t>
+      </w:r>
+    </w:p>
+    <w:p>
+      <w:pPr>
+        <w:numPr>
+          <w:ilvl w:val="0"/>
+          <w:numId w:val="4"/>
+        </w:numPr>
+      </w:pPr>
+      <w:r>
+        <w:t xml:space="preserve">Los archivos PDF se almacenan en </w:t>
+      </w:r>
+      <w:proofErr w:type="spellStart"/>
+      <w:r>
+        <w:t>Supabase</w:t>
+      </w:r>
+      <w:proofErr w:type="spellEnd"/>
+      <w:r>
+        <w:t xml:space="preserve"> Storage con </w:t>
+      </w:r>
+      <w:proofErr w:type="spellStart"/>
+      <w:r>
+        <w:t>URLs</w:t>
+      </w:r>
+      <w:proofErr w:type="spellEnd"/>
+      <w:r>
+        <w:t xml:space="preserve"> públicas no predecibles (UUID en el nombre)</w:t>
+      </w:r>
+    </w:p>
+    <w:p>
+      <w:pPr>
+        <w:numPr>
+          <w:ilvl w:val="0"/>
+          <w:numId w:val="4"/>
+        </w:numPr>
+      </w:pPr>
+      <w:r>
+        <w:t>No se almacenan contraseñas — autenticación delegada a Google</w:t>
+      </w:r>
+    </w:p>
+    <w:p>
+      <w:pPr>
+        <w:numPr>
+          <w:ilvl w:val="0"/>
+          <w:numId w:val="4"/>
+        </w:numPr>
+      </w:pPr>
+      <w:r>
+        <w:t xml:space="preserve">Los datos personales (email, avatar) provienen directamente de Google y no se almacenan en texto plano fuera de </w:t>
+      </w:r>
+      <w:proofErr w:type="spellStart"/>
+      <w:r>
+        <w:t>Supabase</w:t>
+      </w:r>
+      <w:proofErr w:type="spellEnd"/>
+      <w:r>
+        <w:t xml:space="preserve"> Auth</w:t>
+      </w:r>
+    </w:p>
+    <w:p>
+      <w:pPr>
+        <w:numPr>
+          <w:ilvl w:val="0"/>
+          <w:numId w:val="4"/>
+        </w:numPr>
+      </w:pPr>
+      <w:r>
+        <w:t>El panel de administración está restringido por validación de email del administrador</w:t>
+      </w:r>
+    </w:p>
+    <w:p>
+      <w:pPr>
+        <w:rPr>
+          <w:b/>
+          <w:bCs/>
+        </w:rPr>
+      </w:pPr>
+      <w:r>
+        <w:rPr>
+          <w:b/>
+          <w:bCs/>
+        </w:rPr>
+        <w:t xml:space="preserve">4.4 Validaciones </w:t>
+      </w:r>
+      <w:proofErr w:type="spellStart"/>
+      <w:r>
+        <w:rPr>
+          <w:b/>
+          <w:bCs/>
+        </w:rPr>
+        <w:t>Frontend</w:t>
+      </w:r>
+      <w:proofErr w:type="spellEnd"/>
+    </w:p>
+    <w:p>
+      <w:pPr>
+        <w:numPr>
+          <w:ilvl w:val="0"/>
+          <w:numId w:val="5"/>
+        </w:numPr>
+      </w:pPr>
+      <w:r>
+        <w:t>Tamaño máximo de archivo: 10MB</w:t>
+      </w:r>
+    </w:p>
+    <w:p>
+      <w:pPr>
+        <w:numPr>
+          <w:ilvl w:val="0"/>
+          <w:numId w:val="5"/>
+        </w:numPr>
+      </w:pPr>
+      <w:r>
+        <w:t>Solo se aceptan archivos PDF (validación por tipo MIME)</w:t>
+      </w:r>
+    </w:p>
+    <w:p>
+      <w:pPr>
+        <w:numPr>
+          <w:ilvl w:val="0"/>
+          <w:numId w:val="5"/>
+        </w:numPr>
+      </w:pPr>
+      <w:r>
+        <w:t>Campos obligatorios validados antes de cualquier petición al servidor</w:t>
+      </w:r>
+    </w:p>
+    <w:p>
+      <w:pPr>
+        <w:numPr>
+          <w:ilvl w:val="0"/>
+          <w:numId w:val="5"/>
+        </w:numPr>
+      </w:pPr>
+      <w:r>
+        <w:lastRenderedPageBreak/>
+        <w:t xml:space="preserve">Sanitización implícita mediante uso de </w:t>
+      </w:r>
+      <w:proofErr w:type="spellStart"/>
+      <w:r>
+        <w:t>textContent</w:t>
+      </w:r>
+      <w:proofErr w:type="spellEnd"/>
+      <w:r>
+        <w:t xml:space="preserve"> en lugar de </w:t>
+      </w:r>
+      <w:proofErr w:type="spellStart"/>
+      <w:r>
+        <w:t>innerHTML</w:t>
+      </w:r>
+      <w:proofErr w:type="spellEnd"/>
+      <w:r>
+        <w:t xml:space="preserve"> para datos del usuario</w:t>
+      </w:r>
+    </w:p>
+    <w:p>
+      <w:pPr>
+        <w:rPr>
+          <w:b/>
+          <w:bCs/>
+        </w:rPr>
+      </w:pPr>
+      <w:r>
+        <w:rPr>
+          <w:b/>
+          <w:bCs/>
+        </w:rPr>
+        <w:t>4.5 API Keys</w:t>
+      </w:r>
+    </w:p>
+    <w:p>
+      <w:pPr>
+        <w:numPr>
+          <w:ilvl w:val="0"/>
+          <w:numId w:val="6"/>
+        </w:numPr>
+      </w:pPr>
+      <w:r>
+        <w:t xml:space="preserve">La </w:t>
+      </w:r>
+      <w:proofErr w:type="spellStart"/>
+      <w:r>
+        <w:t>anon</w:t>
+      </w:r>
+      <w:proofErr w:type="spellEnd"/>
+      <w:r>
+        <w:t xml:space="preserve"> </w:t>
+      </w:r>
+      <w:proofErr w:type="spellStart"/>
+      <w:r>
+        <w:t>key</w:t>
+      </w:r>
+      <w:proofErr w:type="spellEnd"/>
+      <w:r>
+        <w:t xml:space="preserve"> de </w:t>
+      </w:r>
+      <w:proofErr w:type="spellStart"/>
+      <w:r>
+        <w:t>Supabase</w:t>
+      </w:r>
+      <w:proofErr w:type="spellEnd"/>
+      <w:r>
+        <w:t xml:space="preserve"> es pública por diseño — solo permite operaciones que las políticas RLS permiten</w:t>
+      </w:r>
+    </w:p>
+    <w:p>
+      <w:pPr>
+        <w:numPr>
+          <w:ilvl w:val="0"/>
+          <w:numId w:val="6"/>
+        </w:numPr>
+      </w:pPr>
+      <w:r>
+        <w:t>No se exponen claves privadas (</w:t>
+      </w:r>
+      <w:proofErr w:type="spellStart"/>
+      <w:r>
+        <w:t>service_role</w:t>
+      </w:r>
+      <w:proofErr w:type="spellEnd"/>
+      <w:r>
+        <w:t xml:space="preserve">) en el </w:t>
+      </w:r>
+      <w:proofErr w:type="spellStart"/>
+      <w:r>
+        <w:t>frontend</w:t>
+      </w:r>
+      <w:proofErr w:type="spellEnd"/>
+    </w:p>
+    <w:p/>
+    <w:p/>
     <w:sectPr>
       <w:pgSz w:w="12240" w:h="15840"/>
       <w:pgMar w:top="1417" w:right="1701" w:bottom="1417" w:left="1701" w:header="708" w:footer="708" w:gutter="0"/>
@@ -2436,11 +7961,619 @@
       </w:rPr>
     </w:lvl>
   </w:abstractNum>
+  <w:abstractNum w:abstractNumId="2" w15:restartNumberingAfterBreak="0">
+    <w:nsid w:val="2F0A6104"/>
+    <w:multiLevelType w:val="multilevel"/>
+    <w:tmpl w:val="5AA4BE34"/>
+    <w:lvl w:ilvl="0">
+      <w:start w:val="1"/>
+      <w:numFmt w:val="bullet"/>
+      <w:lvlText w:val=""/>
+      <w:lvlJc w:val="left"/>
+      <w:pPr>
+        <w:tabs>
+          <w:tab w:val="num" w:pos="720"/>
+        </w:tabs>
+        <w:ind w:left="720" w:hanging="360"/>
+      </w:pPr>
+      <w:rPr>
+        <w:rFonts w:ascii="Symbol" w:hAnsi="Symbol" w:hint="default"/>
+        <w:sz w:val="20"/>
+      </w:rPr>
+    </w:lvl>
+    <w:lvl w:ilvl="1" w:tentative="1">
+      <w:start w:val="1"/>
+      <w:numFmt w:val="bullet"/>
+      <w:lvlText w:val="o"/>
+      <w:lvlJc w:val="left"/>
+      <w:pPr>
+        <w:tabs>
+          <w:tab w:val="num" w:pos="1440"/>
+        </w:tabs>
+        <w:ind w:left="1440" w:hanging="360"/>
+      </w:pPr>
+      <w:rPr>
+        <w:rFonts w:ascii="Courier New" w:hAnsi="Courier New" w:hint="default"/>
+        <w:sz w:val="20"/>
+      </w:rPr>
+    </w:lvl>
+    <w:lvl w:ilvl="2" w:tentative="1">
+      <w:start w:val="1"/>
+      <w:numFmt w:val="bullet"/>
+      <w:lvlText w:val=""/>
+      <w:lvlJc w:val="left"/>
+      <w:pPr>
+        <w:tabs>
+          <w:tab w:val="num" w:pos="2160"/>
+        </w:tabs>
+        <w:ind w:left="2160" w:hanging="360"/>
+      </w:pPr>
+      <w:rPr>
+        <w:rFonts w:ascii="Wingdings" w:hAnsi="Wingdings" w:hint="default"/>
+        <w:sz w:val="20"/>
+      </w:rPr>
+    </w:lvl>
+    <w:lvl w:ilvl="3" w:tentative="1">
+      <w:start w:val="1"/>
+      <w:numFmt w:val="bullet"/>
+      <w:lvlText w:val=""/>
+      <w:lvlJc w:val="left"/>
+      <w:pPr>
+        <w:tabs>
+          <w:tab w:val="num" w:pos="2880"/>
+        </w:tabs>
+        <w:ind w:left="2880" w:hanging="360"/>
+      </w:pPr>
+      <w:rPr>
+        <w:rFonts w:ascii="Wingdings" w:hAnsi="Wingdings" w:hint="default"/>
+        <w:sz w:val="20"/>
+      </w:rPr>
+    </w:lvl>
+    <w:lvl w:ilvl="4" w:tentative="1">
+      <w:start w:val="1"/>
+      <w:numFmt w:val="bullet"/>
+      <w:lvlText w:val=""/>
+      <w:lvlJc w:val="left"/>
+      <w:pPr>
+        <w:tabs>
+          <w:tab w:val="num" w:pos="3600"/>
+        </w:tabs>
+        <w:ind w:left="3600" w:hanging="360"/>
+      </w:pPr>
+      <w:rPr>
+        <w:rFonts w:ascii="Wingdings" w:hAnsi="Wingdings" w:hint="default"/>
+        <w:sz w:val="20"/>
+      </w:rPr>
+    </w:lvl>
+    <w:lvl w:ilvl="5" w:tentative="1">
+      <w:start w:val="1"/>
+      <w:numFmt w:val="bullet"/>
+      <w:lvlText w:val=""/>
+      <w:lvlJc w:val="left"/>
+      <w:pPr>
+        <w:tabs>
+          <w:tab w:val="num" w:pos="4320"/>
+        </w:tabs>
+        <w:ind w:left="4320" w:hanging="360"/>
+      </w:pPr>
+      <w:rPr>
+        <w:rFonts w:ascii="Wingdings" w:hAnsi="Wingdings" w:hint="default"/>
+        <w:sz w:val="20"/>
+      </w:rPr>
+    </w:lvl>
+    <w:lvl w:ilvl="6" w:tentative="1">
+      <w:start w:val="1"/>
+      <w:numFmt w:val="bullet"/>
+      <w:lvlText w:val=""/>
+      <w:lvlJc w:val="left"/>
+      <w:pPr>
+        <w:tabs>
+          <w:tab w:val="num" w:pos="5040"/>
+        </w:tabs>
+        <w:ind w:left="5040" w:hanging="360"/>
+      </w:pPr>
+      <w:rPr>
+        <w:rFonts w:ascii="Wingdings" w:hAnsi="Wingdings" w:hint="default"/>
+        <w:sz w:val="20"/>
+      </w:rPr>
+    </w:lvl>
+    <w:lvl w:ilvl="7" w:tentative="1">
+      <w:start w:val="1"/>
+      <w:numFmt w:val="bullet"/>
+      <w:lvlText w:val=""/>
+      <w:lvlJc w:val="left"/>
+      <w:pPr>
+        <w:tabs>
+          <w:tab w:val="num" w:pos="5760"/>
+        </w:tabs>
+        <w:ind w:left="5760" w:hanging="360"/>
+      </w:pPr>
+      <w:rPr>
+        <w:rFonts w:ascii="Wingdings" w:hAnsi="Wingdings" w:hint="default"/>
+        <w:sz w:val="20"/>
+      </w:rPr>
+    </w:lvl>
+    <w:lvl w:ilvl="8" w:tentative="1">
+      <w:start w:val="1"/>
+      <w:numFmt w:val="bullet"/>
+      <w:lvlText w:val=""/>
+      <w:lvlJc w:val="left"/>
+      <w:pPr>
+        <w:tabs>
+          <w:tab w:val="num" w:pos="6480"/>
+        </w:tabs>
+        <w:ind w:left="6480" w:hanging="360"/>
+      </w:pPr>
+      <w:rPr>
+        <w:rFonts w:ascii="Wingdings" w:hAnsi="Wingdings" w:hint="default"/>
+        <w:sz w:val="20"/>
+      </w:rPr>
+    </w:lvl>
+  </w:abstractNum>
+  <w:abstractNum w:abstractNumId="3" w15:restartNumberingAfterBreak="0">
+    <w:nsid w:val="59ED12C9"/>
+    <w:multiLevelType w:val="multilevel"/>
+    <w:tmpl w:val="B956B9BA"/>
+    <w:lvl w:ilvl="0">
+      <w:start w:val="1"/>
+      <w:numFmt w:val="bullet"/>
+      <w:lvlText w:val=""/>
+      <w:lvlJc w:val="left"/>
+      <w:pPr>
+        <w:tabs>
+          <w:tab w:val="num" w:pos="720"/>
+        </w:tabs>
+        <w:ind w:left="720" w:hanging="360"/>
+      </w:pPr>
+      <w:rPr>
+        <w:rFonts w:ascii="Symbol" w:hAnsi="Symbol" w:hint="default"/>
+        <w:sz w:val="20"/>
+      </w:rPr>
+    </w:lvl>
+    <w:lvl w:ilvl="1" w:tentative="1">
+      <w:start w:val="1"/>
+      <w:numFmt w:val="bullet"/>
+      <w:lvlText w:val="o"/>
+      <w:lvlJc w:val="left"/>
+      <w:pPr>
+        <w:tabs>
+          <w:tab w:val="num" w:pos="1440"/>
+        </w:tabs>
+        <w:ind w:left="1440" w:hanging="360"/>
+      </w:pPr>
+      <w:rPr>
+        <w:rFonts w:ascii="Courier New" w:hAnsi="Courier New" w:hint="default"/>
+        <w:sz w:val="20"/>
+      </w:rPr>
+    </w:lvl>
+    <w:lvl w:ilvl="2" w:tentative="1">
+      <w:start w:val="1"/>
+      <w:numFmt w:val="bullet"/>
+      <w:lvlText w:val=""/>
+      <w:lvlJc w:val="left"/>
+      <w:pPr>
+        <w:tabs>
+          <w:tab w:val="num" w:pos="2160"/>
+        </w:tabs>
+        <w:ind w:left="2160" w:hanging="360"/>
+      </w:pPr>
+      <w:rPr>
+        <w:rFonts w:ascii="Wingdings" w:hAnsi="Wingdings" w:hint="default"/>
+        <w:sz w:val="20"/>
+      </w:rPr>
+    </w:lvl>
+    <w:lvl w:ilvl="3" w:tentative="1">
+      <w:start w:val="1"/>
+      <w:numFmt w:val="bullet"/>
+      <w:lvlText w:val=""/>
+      <w:lvlJc w:val="left"/>
+      <w:pPr>
+        <w:tabs>
+          <w:tab w:val="num" w:pos="2880"/>
+        </w:tabs>
+        <w:ind w:left="2880" w:hanging="360"/>
+      </w:pPr>
+      <w:rPr>
+        <w:rFonts w:ascii="Wingdings" w:hAnsi="Wingdings" w:hint="default"/>
+        <w:sz w:val="20"/>
+      </w:rPr>
+    </w:lvl>
+    <w:lvl w:ilvl="4" w:tentative="1">
+      <w:start w:val="1"/>
+      <w:numFmt w:val="bullet"/>
+      <w:lvlText w:val=""/>
+      <w:lvlJc w:val="left"/>
+      <w:pPr>
+        <w:tabs>
+          <w:tab w:val="num" w:pos="3600"/>
+        </w:tabs>
+        <w:ind w:left="3600" w:hanging="360"/>
+      </w:pPr>
+      <w:rPr>
+        <w:rFonts w:ascii="Wingdings" w:hAnsi="Wingdings" w:hint="default"/>
+        <w:sz w:val="20"/>
+      </w:rPr>
+    </w:lvl>
+    <w:lvl w:ilvl="5" w:tentative="1">
+      <w:start w:val="1"/>
+      <w:numFmt w:val="bullet"/>
+      <w:lvlText w:val=""/>
+      <w:lvlJc w:val="left"/>
+      <w:pPr>
+        <w:tabs>
+          <w:tab w:val="num" w:pos="4320"/>
+        </w:tabs>
+        <w:ind w:left="4320" w:hanging="360"/>
+      </w:pPr>
+      <w:rPr>
+        <w:rFonts w:ascii="Wingdings" w:hAnsi="Wingdings" w:hint="default"/>
+        <w:sz w:val="20"/>
+      </w:rPr>
+    </w:lvl>
+    <w:lvl w:ilvl="6" w:tentative="1">
+      <w:start w:val="1"/>
+      <w:numFmt w:val="bullet"/>
+      <w:lvlText w:val=""/>
+      <w:lvlJc w:val="left"/>
+      <w:pPr>
+        <w:tabs>
+          <w:tab w:val="num" w:pos="5040"/>
+        </w:tabs>
+        <w:ind w:left="5040" w:hanging="360"/>
+      </w:pPr>
+      <w:rPr>
+        <w:rFonts w:ascii="Wingdings" w:hAnsi="Wingdings" w:hint="default"/>
+        <w:sz w:val="20"/>
+      </w:rPr>
+    </w:lvl>
+    <w:lvl w:ilvl="7" w:tentative="1">
+      <w:start w:val="1"/>
+      <w:numFmt w:val="bullet"/>
+      <w:lvlText w:val=""/>
+      <w:lvlJc w:val="left"/>
+      <w:pPr>
+        <w:tabs>
+          <w:tab w:val="num" w:pos="5760"/>
+        </w:tabs>
+        <w:ind w:left="5760" w:hanging="360"/>
+      </w:pPr>
+      <w:rPr>
+        <w:rFonts w:ascii="Wingdings" w:hAnsi="Wingdings" w:hint="default"/>
+        <w:sz w:val="20"/>
+      </w:rPr>
+    </w:lvl>
+    <w:lvl w:ilvl="8" w:tentative="1">
+      <w:start w:val="1"/>
+      <w:numFmt w:val="bullet"/>
+      <w:lvlText w:val=""/>
+      <w:lvlJc w:val="left"/>
+      <w:pPr>
+        <w:tabs>
+          <w:tab w:val="num" w:pos="6480"/>
+        </w:tabs>
+        <w:ind w:left="6480" w:hanging="360"/>
+      </w:pPr>
+      <w:rPr>
+        <w:rFonts w:ascii="Wingdings" w:hAnsi="Wingdings" w:hint="default"/>
+        <w:sz w:val="20"/>
+      </w:rPr>
+    </w:lvl>
+  </w:abstractNum>
+  <w:abstractNum w:abstractNumId="4" w15:restartNumberingAfterBreak="0">
+    <w:nsid w:val="70F83D04"/>
+    <w:multiLevelType w:val="multilevel"/>
+    <w:tmpl w:val="FCF4A2AA"/>
+    <w:lvl w:ilvl="0">
+      <w:start w:val="1"/>
+      <w:numFmt w:val="bullet"/>
+      <w:lvlText w:val=""/>
+      <w:lvlJc w:val="left"/>
+      <w:pPr>
+        <w:tabs>
+          <w:tab w:val="num" w:pos="720"/>
+        </w:tabs>
+        <w:ind w:left="720" w:hanging="360"/>
+      </w:pPr>
+      <w:rPr>
+        <w:rFonts w:ascii="Symbol" w:hAnsi="Symbol" w:hint="default"/>
+        <w:sz w:val="20"/>
+      </w:rPr>
+    </w:lvl>
+    <w:lvl w:ilvl="1" w:tentative="1">
+      <w:start w:val="1"/>
+      <w:numFmt w:val="bullet"/>
+      <w:lvlText w:val="o"/>
+      <w:lvlJc w:val="left"/>
+      <w:pPr>
+        <w:tabs>
+          <w:tab w:val="num" w:pos="1440"/>
+        </w:tabs>
+        <w:ind w:left="1440" w:hanging="360"/>
+      </w:pPr>
+      <w:rPr>
+        <w:rFonts w:ascii="Courier New" w:hAnsi="Courier New" w:hint="default"/>
+        <w:sz w:val="20"/>
+      </w:rPr>
+    </w:lvl>
+    <w:lvl w:ilvl="2" w:tentative="1">
+      <w:start w:val="1"/>
+      <w:numFmt w:val="bullet"/>
+      <w:lvlText w:val=""/>
+      <w:lvlJc w:val="left"/>
+      <w:pPr>
+        <w:tabs>
+          <w:tab w:val="num" w:pos="2160"/>
+        </w:tabs>
+        <w:ind w:left="2160" w:hanging="360"/>
+      </w:pPr>
+      <w:rPr>
+        <w:rFonts w:ascii="Wingdings" w:hAnsi="Wingdings" w:hint="default"/>
+        <w:sz w:val="20"/>
+      </w:rPr>
+    </w:lvl>
+    <w:lvl w:ilvl="3" w:tentative="1">
+      <w:start w:val="1"/>
+      <w:numFmt w:val="bullet"/>
+      <w:lvlText w:val=""/>
+      <w:lvlJc w:val="left"/>
+      <w:pPr>
+        <w:tabs>
+          <w:tab w:val="num" w:pos="2880"/>
+        </w:tabs>
+        <w:ind w:left="2880" w:hanging="360"/>
+      </w:pPr>
+      <w:rPr>
+        <w:rFonts w:ascii="Wingdings" w:hAnsi="Wingdings" w:hint="default"/>
+        <w:sz w:val="20"/>
+      </w:rPr>
+    </w:lvl>
+    <w:lvl w:ilvl="4" w:tentative="1">
+      <w:start w:val="1"/>
+      <w:numFmt w:val="bullet"/>
+      <w:lvlText w:val=""/>
+      <w:lvlJc w:val="left"/>
+      <w:pPr>
+        <w:tabs>
+          <w:tab w:val="num" w:pos="3600"/>
+        </w:tabs>
+        <w:ind w:left="3600" w:hanging="360"/>
+      </w:pPr>
+      <w:rPr>
+        <w:rFonts w:ascii="Wingdings" w:hAnsi="Wingdings" w:hint="default"/>
+        <w:sz w:val="20"/>
+      </w:rPr>
+    </w:lvl>
+    <w:lvl w:ilvl="5" w:tentative="1">
+      <w:start w:val="1"/>
+      <w:numFmt w:val="bullet"/>
+      <w:lvlText w:val=""/>
+      <w:lvlJc w:val="left"/>
+      <w:pPr>
+        <w:tabs>
+          <w:tab w:val="num" w:pos="4320"/>
+        </w:tabs>
+        <w:ind w:left="4320" w:hanging="360"/>
+      </w:pPr>
+      <w:rPr>
+        <w:rFonts w:ascii="Wingdings" w:hAnsi="Wingdings" w:hint="default"/>
+        <w:sz w:val="20"/>
+      </w:rPr>
+    </w:lvl>
+    <w:lvl w:ilvl="6" w:tentative="1">
+      <w:start w:val="1"/>
+      <w:numFmt w:val="bullet"/>
+      <w:lvlText w:val=""/>
+      <w:lvlJc w:val="left"/>
+      <w:pPr>
+        <w:tabs>
+          <w:tab w:val="num" w:pos="5040"/>
+        </w:tabs>
+        <w:ind w:left="5040" w:hanging="360"/>
+      </w:pPr>
+      <w:rPr>
+        <w:rFonts w:ascii="Wingdings" w:hAnsi="Wingdings" w:hint="default"/>
+        <w:sz w:val="20"/>
+      </w:rPr>
+    </w:lvl>
+    <w:lvl w:ilvl="7" w:tentative="1">
+      <w:start w:val="1"/>
+      <w:numFmt w:val="bullet"/>
+      <w:lvlText w:val=""/>
+      <w:lvlJc w:val="left"/>
+      <w:pPr>
+        <w:tabs>
+          <w:tab w:val="num" w:pos="5760"/>
+        </w:tabs>
+        <w:ind w:left="5760" w:hanging="360"/>
+      </w:pPr>
+      <w:rPr>
+        <w:rFonts w:ascii="Wingdings" w:hAnsi="Wingdings" w:hint="default"/>
+        <w:sz w:val="20"/>
+      </w:rPr>
+    </w:lvl>
+    <w:lvl w:ilvl="8" w:tentative="1">
+      <w:start w:val="1"/>
+      <w:numFmt w:val="bullet"/>
+      <w:lvlText w:val=""/>
+      <w:lvlJc w:val="left"/>
+      <w:pPr>
+        <w:tabs>
+          <w:tab w:val="num" w:pos="6480"/>
+        </w:tabs>
+        <w:ind w:left="6480" w:hanging="360"/>
+      </w:pPr>
+      <w:rPr>
+        <w:rFonts w:ascii="Wingdings" w:hAnsi="Wingdings" w:hint="default"/>
+        <w:sz w:val="20"/>
+      </w:rPr>
+    </w:lvl>
+  </w:abstractNum>
+  <w:abstractNum w:abstractNumId="5" w15:restartNumberingAfterBreak="0">
+    <w:nsid w:val="7E706FC9"/>
+    <w:multiLevelType w:val="multilevel"/>
+    <w:tmpl w:val="A1F0E49C"/>
+    <w:lvl w:ilvl="0">
+      <w:start w:val="1"/>
+      <w:numFmt w:val="bullet"/>
+      <w:lvlText w:val=""/>
+      <w:lvlJc w:val="left"/>
+      <w:pPr>
+        <w:tabs>
+          <w:tab w:val="num" w:pos="720"/>
+        </w:tabs>
+        <w:ind w:left="720" w:hanging="360"/>
+      </w:pPr>
+      <w:rPr>
+        <w:rFonts w:ascii="Symbol" w:hAnsi="Symbol" w:hint="default"/>
+        <w:sz w:val="20"/>
+      </w:rPr>
+    </w:lvl>
+    <w:lvl w:ilvl="1" w:tentative="1">
+      <w:start w:val="1"/>
+      <w:numFmt w:val="bullet"/>
+      <w:lvlText w:val="o"/>
+      <w:lvlJc w:val="left"/>
+      <w:pPr>
+        <w:tabs>
+          <w:tab w:val="num" w:pos="1440"/>
+        </w:tabs>
+        <w:ind w:left="1440" w:hanging="360"/>
+      </w:pPr>
+      <w:rPr>
+        <w:rFonts w:ascii="Courier New" w:hAnsi="Courier New" w:hint="default"/>
+        <w:sz w:val="20"/>
+      </w:rPr>
+    </w:lvl>
+    <w:lvl w:ilvl="2" w:tentative="1">
+      <w:start w:val="1"/>
+      <w:numFmt w:val="bullet"/>
+      <w:lvlText w:val=""/>
+      <w:lvlJc w:val="left"/>
+      <w:pPr>
+        <w:tabs>
+          <w:tab w:val="num" w:pos="2160"/>
+        </w:tabs>
+        <w:ind w:left="2160" w:hanging="360"/>
+      </w:pPr>
+      <w:rPr>
+        <w:rFonts w:ascii="Wingdings" w:hAnsi="Wingdings" w:hint="default"/>
+        <w:sz w:val="20"/>
+      </w:rPr>
+    </w:lvl>
+    <w:lvl w:ilvl="3" w:tentative="1">
+      <w:start w:val="1"/>
+      <w:numFmt w:val="bullet"/>
+      <w:lvlText w:val=""/>
+      <w:lvlJc w:val="left"/>
+      <w:pPr>
+        <w:tabs>
+          <w:tab w:val="num" w:pos="2880"/>
+        </w:tabs>
+        <w:ind w:left="2880" w:hanging="360"/>
+      </w:pPr>
+      <w:rPr>
+        <w:rFonts w:ascii="Wingdings" w:hAnsi="Wingdings" w:hint="default"/>
+        <w:sz w:val="20"/>
+      </w:rPr>
+    </w:lvl>
+    <w:lvl w:ilvl="4" w:tentative="1">
+      <w:start w:val="1"/>
+      <w:numFmt w:val="bullet"/>
+      <w:lvlText w:val=""/>
+      <w:lvlJc w:val="left"/>
+      <w:pPr>
+        <w:tabs>
+          <w:tab w:val="num" w:pos="3600"/>
+        </w:tabs>
+        <w:ind w:left="3600" w:hanging="360"/>
+      </w:pPr>
+      <w:rPr>
+        <w:rFonts w:ascii="Wingdings" w:hAnsi="Wingdings" w:hint="default"/>
+        <w:sz w:val="20"/>
+      </w:rPr>
+    </w:lvl>
+    <w:lvl w:ilvl="5" w:tentative="1">
+      <w:start w:val="1"/>
+      <w:numFmt w:val="bullet"/>
+      <w:lvlText w:val=""/>
+      <w:lvlJc w:val="left"/>
+      <w:pPr>
+        <w:tabs>
+          <w:tab w:val="num" w:pos="4320"/>
+        </w:tabs>
+        <w:ind w:left="4320" w:hanging="360"/>
+      </w:pPr>
+      <w:rPr>
+        <w:rFonts w:ascii="Wingdings" w:hAnsi="Wingdings" w:hint="default"/>
+        <w:sz w:val="20"/>
+      </w:rPr>
+    </w:lvl>
+    <w:lvl w:ilvl="6" w:tentative="1">
+      <w:start w:val="1"/>
+      <w:numFmt w:val="bullet"/>
+      <w:lvlText w:val=""/>
+      <w:lvlJc w:val="left"/>
+      <w:pPr>
+        <w:tabs>
+          <w:tab w:val="num" w:pos="5040"/>
+        </w:tabs>
+        <w:ind w:left="5040" w:hanging="360"/>
+      </w:pPr>
+      <w:rPr>
+        <w:rFonts w:ascii="Wingdings" w:hAnsi="Wingdings" w:hint="default"/>
+        <w:sz w:val="20"/>
+      </w:rPr>
+    </w:lvl>
+    <w:lvl w:ilvl="7" w:tentative="1">
+      <w:start w:val="1"/>
+      <w:numFmt w:val="bullet"/>
+      <w:lvlText w:val=""/>
+      <w:lvlJc w:val="left"/>
+      <w:pPr>
+        <w:tabs>
+          <w:tab w:val="num" w:pos="5760"/>
+        </w:tabs>
+        <w:ind w:left="5760" w:hanging="360"/>
+      </w:pPr>
+      <w:rPr>
+        <w:rFonts w:ascii="Wingdings" w:hAnsi="Wingdings" w:hint="default"/>
+        <w:sz w:val="20"/>
+      </w:rPr>
+    </w:lvl>
+    <w:lvl w:ilvl="8" w:tentative="1">
+      <w:start w:val="1"/>
+      <w:numFmt w:val="bullet"/>
+      <w:lvlText w:val=""/>
+      <w:lvlJc w:val="left"/>
+      <w:pPr>
+        <w:tabs>
+          <w:tab w:val="num" w:pos="6480"/>
+        </w:tabs>
+        <w:ind w:left="6480" w:hanging="360"/>
+      </w:pPr>
+      <w:rPr>
+        <w:rFonts w:ascii="Wingdings" w:hAnsi="Wingdings" w:hint="default"/>
+        <w:sz w:val="20"/>
+      </w:rPr>
+    </w:lvl>
+  </w:abstractNum>
   <w:num w:numId="1" w16cid:durableId="1488547382">
     <w:abstractNumId w:val="0"/>
   </w:num>
   <w:num w:numId="2" w16cid:durableId="605505852">
     <w:abstractNumId w:val="1"/>
+  </w:num>
+  <w:num w:numId="3" w16cid:durableId="1732581655">
+    <w:abstractNumId w:val="5"/>
+  </w:num>
+  <w:num w:numId="4" w16cid:durableId="589654652">
+    <w:abstractNumId w:val="2"/>
+  </w:num>
+  <w:num w:numId="5" w16cid:durableId="1599482928">
+    <w:abstractNumId w:val="4"/>
+  </w:num>
+  <w:num w:numId="6" w16cid:durableId="1658999538">
+    <w:abstractNumId w:val="3"/>
   </w:num>
 </w:numbering>
 </file>
@@ -3435,6 +9568,18 @@
       <w14:ligatures w14:val="none"/>
     </w:rPr>
   </w:style>
+  <w:style w:type="character" w:styleId="Hipervnculo">
+    <w:name w:val="Hyperlink"/>
+    <w:basedOn w:val="Fuentedeprrafopredeter"/>
+    <w:uiPriority w:val="99"/>
+    <w:semiHidden/>
+    <w:unhideWhenUsed/>
+    <w:rsid w:val="00812CED"/>
+    <w:rPr>
+      <w:color w:val="0000FF"/>
+      <w:u w:val="single"/>
+    </w:rPr>
+  </w:style>
 </w:styles>
 </file>
 

--- a/Documentation/Friendnote planning and documentation.docx
+++ b/Documentation/Friendnote planning and documentation.docx
@@ -7,11 +7,9 @@
         <w:pStyle w:val="Ttulo1"/>
         <w:jc w:val="center"/>
       </w:pPr>
-      <w:proofErr w:type="spellStart"/>
       <w:r>
         <w:t>FriendNote</w:t>
       </w:r>
-      <w:proofErr w:type="spellEnd"/>
     </w:p>
     <w:p/>
     <w:p/>
@@ -35,16 +33,8 @@
         <w:rPr>
           <w:rFonts w:ascii="Times New Roman" w:hAnsi="Times New Roman" w:cs="Times New Roman"/>
         </w:rPr>
-        <w:t xml:space="preserve">Andres Felipe Rojas </w:t>
-      </w:r>
-      <w:proofErr w:type="spellStart"/>
-      <w:r>
-        <w:rPr>
-          <w:rFonts w:ascii="Times New Roman" w:hAnsi="Times New Roman" w:cs="Times New Roman"/>
-        </w:rPr>
-        <w:t>Sanchez</w:t>
-      </w:r>
-      <w:proofErr w:type="spellEnd"/>
+        <w:t>Andres Felipe Rojas Sanchez</w:t>
+      </w:r>
     </w:p>
     <w:p>
       <w:pPr>
@@ -143,16 +133,8 @@
         <w:rPr>
           <w:rFonts w:ascii="Times New Roman" w:hAnsi="Times New Roman" w:cs="Times New Roman"/>
         </w:rPr>
-        <w:t xml:space="preserve">Sede </w:t>
-      </w:r>
-      <w:proofErr w:type="spellStart"/>
-      <w:r>
-        <w:rPr>
-          <w:rFonts w:ascii="Times New Roman" w:hAnsi="Times New Roman" w:cs="Times New Roman"/>
-        </w:rPr>
-        <w:t>Tulua</w:t>
-      </w:r>
-      <w:proofErr w:type="spellEnd"/>
+        <w:t>Sede Tulua</w:t>
+      </w:r>
     </w:p>
     <w:p>
       <w:pPr>
@@ -214,15 +196,7 @@
     <w:p/>
     <w:p>
       <w:r>
-        <w:t xml:space="preserve">Con esta problemática en mente, el desarrollo de </w:t>
-      </w:r>
-      <w:proofErr w:type="spellStart"/>
-      <w:r>
-        <w:t>Friendnote</w:t>
-      </w:r>
-      <w:proofErr w:type="spellEnd"/>
-      <w:r>
-        <w:t xml:space="preserve"> atiende a la necesidad de apuntes accesibles, fáciles y sin barreras abusivas para su encuentro. Permitiendo a los usuarios subir sus notas y/o apuntes en la aplicación, y en base a su utilidad y/o los usuarios que las encuentren y usen recibir recompensas, a la vez que el estudiante en necesidad de estos apuntes tiene un acceso libre y una base de datos abierta para ayudarse en las temáticas filtradas por institución, materia e incluso docente.</w:t>
+        <w:t>Con esta problemática en mente, el desarrollo de Friendnote atiende a la necesidad de apuntes accesibles, fáciles y sin barreras abusivas para su encuentro. Permitiendo a los usuarios subir sus notas y/o apuntes en la aplicación, y en base a su utilidad y/o los usuarios que las encuentren y usen recibir recompensas, a la vez que el estudiante en necesidad de estos apuntes tiene un acceso libre y una base de datos abierta para ayudarse en las temáticas filtradas por institución, materia e incluso docente.</w:t>
       </w:r>
     </w:p>
     <w:p/>
@@ -240,15 +214,7 @@
     </w:p>
     <w:p>
       <w:r>
-        <w:t xml:space="preserve">Los usuarios a los que </w:t>
-      </w:r>
-      <w:proofErr w:type="spellStart"/>
-      <w:r>
-        <w:t>FriendNote</w:t>
-      </w:r>
-      <w:proofErr w:type="spellEnd"/>
-      <w:r>
-        <w:t xml:space="preserve"> apunta son principalmente estudiantes a partir de sexto grado(bachillerato) que empiezan ya a necesitar una metodología mas ordenada de estudio hasta estudiantes universitarios tanto de pregrado, especialización o maestría que ya están enfrentando las etapas mas duras de aprendizaje donde la sensación de comunidad y compañerismo puede</w:t>
+        <w:t>Los usuarios a los que FriendNote apunta son principalmente estudiantes a partir de sexto grado(bachillerato) que empiezan ya a necesitar una metodología mas ordenada de estudio hasta estudiantes universitarios tanto de pregrado, especialización o maestría que ya están enfrentando las etapas mas duras de aprendizaje donde la sensación de comunidad y compañerismo puede</w:t>
       </w:r>
       <w:r>
         <w:t>n ser claves en el desarrollo de la titulación.</w:t>
@@ -272,7 +238,85 @@
         <w:t>Investigación de usuarios</w:t>
       </w:r>
     </w:p>
-    <w:p>
+    <w:p/>
+    <w:p>
+      <w:r>
+        <w:drawing>
+          <wp:inline distT="0" distB="0" distL="0" distR="0" wp14:anchorId="3C9D216F" wp14:editId="3E64EFC6">
+            <wp:extent cx="5612130" cy="2729865"/>
+            <wp:effectExtent l="0" t="0" r="7620" b="0"/>
+            <wp:docPr id="477469569" name="Imagen 1"/>
+            <wp:cNvGraphicFramePr>
+              <a:graphicFrameLocks xmlns:a="http://schemas.openxmlformats.org/drawingml/2006/main" noChangeAspect="1"/>
+            </wp:cNvGraphicFramePr>
+            <a:graphic xmlns:a="http://schemas.openxmlformats.org/drawingml/2006/main">
+              <a:graphicData uri="http://schemas.openxmlformats.org/drawingml/2006/picture">
+                <pic:pic xmlns:pic="http://schemas.openxmlformats.org/drawingml/2006/picture">
+                  <pic:nvPicPr>
+                    <pic:cNvPr id="477469569" name=""/>
+                    <pic:cNvPicPr/>
+                  </pic:nvPicPr>
+                  <pic:blipFill>
+                    <a:blip r:embed="rId7"/>
+                    <a:stretch>
+                      <a:fillRect/>
+                    </a:stretch>
+                  </pic:blipFill>
+                  <pic:spPr>
+                    <a:xfrm>
+                      <a:off x="0" y="0"/>
+                      <a:ext cx="5612130" cy="2729865"/>
+                    </a:xfrm>
+                    <a:prstGeom prst="rect">
+                      <a:avLst/>
+                    </a:prstGeom>
+                  </pic:spPr>
+                </pic:pic>
+              </a:graphicData>
+            </a:graphic>
+          </wp:inline>
+        </w:drawing>
+      </w:r>
+    </w:p>
+    <w:p/>
+    <w:p>
+      <w:r>
+        <w:drawing>
+          <wp:inline distT="0" distB="0" distL="0" distR="0" wp14:anchorId="5A2125E5" wp14:editId="64E51EF6">
+            <wp:extent cx="5612130" cy="2694305"/>
+            <wp:effectExtent l="0" t="0" r="7620" b="0"/>
+            <wp:docPr id="577121289" name="Imagen 1"/>
+            <wp:cNvGraphicFramePr>
+              <a:graphicFrameLocks xmlns:a="http://schemas.openxmlformats.org/drawingml/2006/main" noChangeAspect="1"/>
+            </wp:cNvGraphicFramePr>
+            <a:graphic xmlns:a="http://schemas.openxmlformats.org/drawingml/2006/main">
+              <a:graphicData uri="http://schemas.openxmlformats.org/drawingml/2006/picture">
+                <pic:pic xmlns:pic="http://schemas.openxmlformats.org/drawingml/2006/picture">
+                  <pic:nvPicPr>
+                    <pic:cNvPr id="577121289" name=""/>
+                    <pic:cNvPicPr/>
+                  </pic:nvPicPr>
+                  <pic:blipFill>
+                    <a:blip r:embed="rId8"/>
+                    <a:stretch>
+                      <a:fillRect/>
+                    </a:stretch>
+                  </pic:blipFill>
+                  <pic:spPr>
+                    <a:xfrm>
+                      <a:off x="0" y="0"/>
+                      <a:ext cx="5612130" cy="2694305"/>
+                    </a:xfrm>
+                    <a:prstGeom prst="rect">
+                      <a:avLst/>
+                    </a:prstGeom>
+                  </pic:spPr>
+                </pic:pic>
+              </a:graphicData>
+            </a:graphic>
+          </wp:inline>
+        </w:drawing>
+      </w:r>
       <w:r>
         <w:br w:type="page"/>
       </w:r>
@@ -285,14 +329,9 @@
           <w:numId w:val="1"/>
         </w:numPr>
       </w:pPr>
-      <w:proofErr w:type="spellStart"/>
       <w:r>
         <w:lastRenderedPageBreak/>
-        <w:t>Analisis</w:t>
-      </w:r>
-      <w:proofErr w:type="spellEnd"/>
-      <w:r>
-        <w:t xml:space="preserve"> de competencia:</w:t>
+        <w:t>Analisis de competencia:</w:t>
       </w:r>
     </w:p>
     <w:p>
@@ -303,13 +342,8 @@
           <w:numId w:val="1"/>
         </w:numPr>
       </w:pPr>
-      <w:proofErr w:type="spellStart"/>
-      <w:r>
-        <w:t>Notion</w:t>
-      </w:r>
-      <w:proofErr w:type="spellEnd"/>
-      <w:r>
-        <w:t>:</w:t>
+      <w:r>
+        <w:t>Notion:</w:t>
       </w:r>
     </w:p>
     <w:p>
@@ -384,15 +418,7 @@
     </w:p>
     <w:p>
       <w:r>
-        <w:t xml:space="preserve">Varias personas pueden editar simultáneamente, similar a Google </w:t>
-      </w:r>
-      <w:proofErr w:type="spellStart"/>
-      <w:r>
-        <w:t>Docs</w:t>
-      </w:r>
-      <w:proofErr w:type="spellEnd"/>
-      <w:r>
-        <w:t>, útil para trabajos grupales.</w:t>
+        <w:t>Varias personas pueden editar simultáneamente, similar a Google Docs, útil para trabajos grupales.</w:t>
       </w:r>
     </w:p>
     <w:p/>
@@ -418,15 +444,7 @@
     </w:p>
     <w:p>
       <w:r>
-        <w:t xml:space="preserve">Puedes conectar apuntes entre sí usando menciones y </w:t>
-      </w:r>
-      <w:proofErr w:type="spellStart"/>
-      <w:r>
-        <w:t>backlinks</w:t>
-      </w:r>
-      <w:proofErr w:type="spellEnd"/>
-      <w:r>
-        <w:t>, creando una especie de “wiki personal”.</w:t>
+        <w:t>Puedes conectar apuntes entre sí usando menciones y backlinks, creando una especie de “wiki personal”.</w:t>
       </w:r>
       <w:r>
         <w:t xml:space="preserve"> </w:t>
@@ -538,21 +556,7 @@
         <w:rPr>
           <w:rFonts w:ascii="Times New Roman" w:hAnsi="Times New Roman" w:cs="Times New Roman"/>
         </w:rPr>
-        <w:t xml:space="preserve">Si alguien no tiene acceso al </w:t>
-      </w:r>
-      <w:proofErr w:type="spellStart"/>
-      <w:r>
-        <w:rPr>
-          <w:rFonts w:ascii="Times New Roman" w:hAnsi="Times New Roman" w:cs="Times New Roman"/>
-        </w:rPr>
-        <w:t>workspace</w:t>
-      </w:r>
-      <w:proofErr w:type="spellEnd"/>
-      <w:r>
-        <w:rPr>
-          <w:rFonts w:ascii="Times New Roman" w:hAnsi="Times New Roman" w:cs="Times New Roman"/>
-        </w:rPr>
-        <w:t xml:space="preserve"> o a la página padre, no podrá encontrar la </w:t>
+        <w:t xml:space="preserve">Si alguien no tiene acceso al workspace o a la página padre, no podrá encontrar la </w:t>
       </w:r>
       <w:proofErr w:type="gramStart"/>
       <w:r>
@@ -669,21 +673,7 @@
         <w:rPr>
           <w:rFonts w:ascii="Times New Roman" w:hAnsi="Times New Roman" w:cs="Times New Roman"/>
         </w:rPr>
-        <w:t xml:space="preserve">compartir </w:t>
-      </w:r>
-      <w:proofErr w:type="spellStart"/>
-      <w:r>
-        <w:rPr>
-          <w:rFonts w:ascii="Times New Roman" w:hAnsi="Times New Roman" w:cs="Times New Roman"/>
-        </w:rPr>
-        <w:t>workspace</w:t>
-      </w:r>
-      <w:proofErr w:type="spellEnd"/>
-      <w:r>
-        <w:rPr>
-          <w:rFonts w:ascii="Times New Roman" w:hAnsi="Times New Roman" w:cs="Times New Roman"/>
-        </w:rPr>
-        <w:t xml:space="preserve">, </w:t>
+        <w:t xml:space="preserve">compartir workspace, </w:t>
       </w:r>
     </w:p>
     <w:p>
@@ -872,27 +862,7 @@
           <w:lang w:eastAsia="es-CO"/>
           <w14:ligatures w14:val="none"/>
         </w:rPr>
-        <w:t xml:space="preserve">Subir apuntes es rápido y no requiere organizar páginas complejas como en </w:t>
-      </w:r>
-      <w:proofErr w:type="spellStart"/>
-      <w:r>
-        <w:rPr>
-          <w:rFonts w:ascii="Times New Roman" w:eastAsia="Times New Roman" w:hAnsi="Times New Roman" w:cs="Times New Roman"/>
-          <w:kern w:val="0"/>
-          <w:lang w:eastAsia="es-CO"/>
-          <w14:ligatures w14:val="none"/>
-        </w:rPr>
-        <w:t>Notion</w:t>
-      </w:r>
-      <w:proofErr w:type="spellEnd"/>
-      <w:r>
-        <w:rPr>
-          <w:rFonts w:ascii="Times New Roman" w:eastAsia="Times New Roman" w:hAnsi="Times New Roman" w:cs="Times New Roman"/>
-          <w:kern w:val="0"/>
-          <w:lang w:eastAsia="es-CO"/>
-          <w14:ligatures w14:val="none"/>
-        </w:rPr>
-        <w:t>. Generalmente basta con subir el archivo y clasificarlo.</w:t>
+        <w:t>Subir apuntes es rápido y no requiere organizar páginas complejas como en Notion. Generalmente basta con subir el archivo y clasificarlo.</w:t>
       </w:r>
     </w:p>
     <w:p>
@@ -1152,9 +1122,9 @@
           <w:lang w:eastAsia="es-CO"/>
           <w14:ligatures w14:val="none"/>
         </w:rPr>
-        <w:t xml:space="preserve">A diferencia de </w:t>
-      </w:r>
-      <w:proofErr w:type="spellStart"/>
+        <w:t xml:space="preserve">A diferencia de Notion, OneNote u Obsidian, Wuolah no está pensado para crear y organizar notas dentro de la plataforma. Es </w:t>
+      </w:r>
+      <w:proofErr w:type="gramStart"/>
       <w:r>
         <w:rPr>
           <w:rFonts w:ascii="Times New Roman" w:eastAsia="Times New Roman" w:hAnsi="Times New Roman" w:cs="Times New Roman"/>
@@ -1164,9 +1134,9 @@
           <w:lang w:eastAsia="es-CO"/>
           <w14:ligatures w14:val="none"/>
         </w:rPr>
-        <w:t>Notion</w:t>
-      </w:r>
-      <w:proofErr w:type="spellEnd"/>
+        <w:t>más</w:t>
+      </w:r>
+      <w:proofErr w:type="gramEnd"/>
       <w:r>
         <w:rPr>
           <w:rFonts w:ascii="Times New Roman" w:eastAsia="Times New Roman" w:hAnsi="Times New Roman" w:cs="Times New Roman"/>
@@ -1176,10 +1146,12 @@
           <w:lang w:eastAsia="es-CO"/>
           <w14:ligatures w14:val="none"/>
         </w:rPr>
-        <w:t xml:space="preserve">, OneNote u Obsidian, Wuolah no está pensado para crear y organizar notas dentro de la plataforma. Es </w:t>
-      </w:r>
-      <w:proofErr w:type="gramStart"/>
-      <w:r>
+        <w:t xml:space="preserve"> un repositorio de archivos.</w:t>
+      </w:r>
+    </w:p>
+    <w:p>
+      <w:pPr>
+        <w:spacing w:after="0" w:line="240" w:lineRule="auto"/>
         <w:rPr>
           <w:rFonts w:ascii="Times New Roman" w:eastAsia="Times New Roman" w:hAnsi="Times New Roman" w:cs="Times New Roman"/>
           <w:b/>
@@ -1188,10 +1160,16 @@
           <w:lang w:eastAsia="es-CO"/>
           <w14:ligatures w14:val="none"/>
         </w:rPr>
-        <w:t>más</w:t>
-      </w:r>
-      <w:proofErr w:type="gramEnd"/>
-      <w:r>
+      </w:pPr>
+    </w:p>
+    <w:p>
+      <w:pPr>
+        <w:pStyle w:val="Prrafodelista"/>
+        <w:numPr>
+          <w:ilvl w:val="0"/>
+          <w:numId w:val="2"/>
+        </w:numPr>
+        <w:spacing w:after="0" w:line="240" w:lineRule="auto"/>
         <w:rPr>
           <w:rFonts w:ascii="Times New Roman" w:eastAsia="Times New Roman" w:hAnsi="Times New Roman" w:cs="Times New Roman"/>
           <w:b/>
@@ -1200,12 +1178,8 @@
           <w:lang w:eastAsia="es-CO"/>
           <w14:ligatures w14:val="none"/>
         </w:rPr>
-        <w:t xml:space="preserve"> un repositorio de archivos.</w:t>
-      </w:r>
-    </w:p>
-    <w:p>
-      <w:pPr>
-        <w:spacing w:after="0" w:line="240" w:lineRule="auto"/>
+      </w:pPr>
+      <w:r>
         <w:rPr>
           <w:rFonts w:ascii="Times New Roman" w:eastAsia="Times New Roman" w:hAnsi="Times New Roman" w:cs="Times New Roman"/>
           <w:b/>
@@ -1214,15 +1188,11 @@
           <w:lang w:eastAsia="es-CO"/>
           <w14:ligatures w14:val="none"/>
         </w:rPr>
-      </w:pPr>
-    </w:p>
-    <w:p>
-      <w:pPr>
-        <w:pStyle w:val="Prrafodelista"/>
-        <w:numPr>
-          <w:ilvl w:val="0"/>
-          <w:numId w:val="2"/>
-        </w:numPr>
+        <w:t>Menos colaboración en tiempo real</w:t>
+      </w:r>
+    </w:p>
+    <w:p>
+      <w:pPr>
         <w:spacing w:after="0" w:line="240" w:lineRule="auto"/>
         <w:rPr>
           <w:rFonts w:ascii="Times New Roman" w:eastAsia="Times New Roman" w:hAnsi="Times New Roman" w:cs="Times New Roman"/>
@@ -1242,79 +1212,7 @@
           <w:lang w:eastAsia="es-CO"/>
           <w14:ligatures w14:val="none"/>
         </w:rPr>
-        <w:t>Menos colaboración en tiempo real</w:t>
-      </w:r>
-    </w:p>
-    <w:p>
-      <w:pPr>
-        <w:spacing w:after="0" w:line="240" w:lineRule="auto"/>
-        <w:rPr>
-          <w:rFonts w:ascii="Times New Roman" w:eastAsia="Times New Roman" w:hAnsi="Times New Roman" w:cs="Times New Roman"/>
-          <w:b/>
-          <w:bCs/>
-          <w:kern w:val="0"/>
-          <w:lang w:eastAsia="es-CO"/>
-          <w14:ligatures w14:val="none"/>
-        </w:rPr>
-      </w:pPr>
-      <w:r>
-        <w:rPr>
-          <w:rFonts w:ascii="Times New Roman" w:eastAsia="Times New Roman" w:hAnsi="Times New Roman" w:cs="Times New Roman"/>
-          <w:b/>
-          <w:bCs/>
-          <w:kern w:val="0"/>
-          <w:lang w:eastAsia="es-CO"/>
-          <w14:ligatures w14:val="none"/>
-        </w:rPr>
-        <w:t xml:space="preserve">No tiene edición colaborativa avanzada tipo Google </w:t>
-      </w:r>
-      <w:proofErr w:type="spellStart"/>
-      <w:r>
-        <w:rPr>
-          <w:rFonts w:ascii="Times New Roman" w:eastAsia="Times New Roman" w:hAnsi="Times New Roman" w:cs="Times New Roman"/>
-          <w:b/>
-          <w:bCs/>
-          <w:kern w:val="0"/>
-          <w:lang w:eastAsia="es-CO"/>
-          <w14:ligatures w14:val="none"/>
-        </w:rPr>
-        <w:t>Docs</w:t>
-      </w:r>
-      <w:proofErr w:type="spellEnd"/>
-      <w:r>
-        <w:rPr>
-          <w:rFonts w:ascii="Times New Roman" w:eastAsia="Times New Roman" w:hAnsi="Times New Roman" w:cs="Times New Roman"/>
-          <w:b/>
-          <w:bCs/>
-          <w:kern w:val="0"/>
-          <w:lang w:eastAsia="es-CO"/>
-          <w14:ligatures w14:val="none"/>
-        </w:rPr>
-        <w:t xml:space="preserve"> o </w:t>
-      </w:r>
-      <w:proofErr w:type="spellStart"/>
-      <w:r>
-        <w:rPr>
-          <w:rFonts w:ascii="Times New Roman" w:eastAsia="Times New Roman" w:hAnsi="Times New Roman" w:cs="Times New Roman"/>
-          <w:b/>
-          <w:bCs/>
-          <w:kern w:val="0"/>
-          <w:lang w:eastAsia="es-CO"/>
-          <w14:ligatures w14:val="none"/>
-        </w:rPr>
-        <w:t>Notion</w:t>
-      </w:r>
-      <w:proofErr w:type="spellEnd"/>
-      <w:r>
-        <w:rPr>
-          <w:rFonts w:ascii="Times New Roman" w:eastAsia="Times New Roman" w:hAnsi="Times New Roman" w:cs="Times New Roman"/>
-          <w:b/>
-          <w:bCs/>
-          <w:kern w:val="0"/>
-          <w:lang w:eastAsia="es-CO"/>
-          <w14:ligatures w14:val="none"/>
-        </w:rPr>
-        <w:t>.</w:t>
+        <w:t>No tiene edición colaborativa avanzada tipo Google Docs o Notion.</w:t>
       </w:r>
     </w:p>
     <w:p>
@@ -1402,14 +1300,9 @@
           <w:numId w:val="1"/>
         </w:numPr>
       </w:pPr>
-      <w:proofErr w:type="spellStart"/>
       <w:r>
         <w:lastRenderedPageBreak/>
-        <w:t>Sitemap</w:t>
-      </w:r>
-      <w:proofErr w:type="spellEnd"/>
-      <w:r>
-        <w:t>:</w:t>
+        <w:t>Sitemap:</w:t>
       </w:r>
     </w:p>
     <w:p/>
@@ -1502,11 +1395,9 @@
             <w:hideMark/>
           </w:tcPr>
           <w:p>
-            <w:proofErr w:type="spellStart"/>
             <w:r>
               <w:t>Frontend</w:t>
             </w:r>
-            <w:proofErr w:type="spellEnd"/>
           </w:p>
         </w:tc>
         <w:tc>
@@ -1533,13 +1424,8 @@
             <w:hideMark/>
           </w:tcPr>
           <w:p>
-            <w:proofErr w:type="spellStart"/>
-            <w:r>
-              <w:t>Backend</w:t>
-            </w:r>
-            <w:proofErr w:type="spellEnd"/>
-            <w:r>
-              <w:t>/BaaS</w:t>
+            <w:r>
+              <w:t>Backend/BaaS</w:t>
             </w:r>
           </w:p>
         </w:tc>
@@ -1550,11 +1436,9 @@
             <w:hideMark/>
           </w:tcPr>
           <w:p>
-            <w:proofErr w:type="spellStart"/>
             <w:r>
               <w:t>Supabase</w:t>
             </w:r>
-            <w:proofErr w:type="spellEnd"/>
           </w:p>
         </w:tc>
       </w:tr>
@@ -1581,13 +1465,8 @@
             <w:hideMark/>
           </w:tcPr>
           <w:p>
-            <w:proofErr w:type="spellStart"/>
-            <w:r>
-              <w:t>Supabase</w:t>
-            </w:r>
-            <w:proofErr w:type="spellEnd"/>
-            <w:r>
-              <w:t xml:space="preserve"> Auth + Google OAuth 2.0</w:t>
+            <w:r>
+              <w:t>Supabase Auth + Google OAuth 2.0</w:t>
             </w:r>
           </w:p>
         </w:tc>
@@ -1616,15 +1495,7 @@
           </w:tcPr>
           <w:p>
             <w:r>
-              <w:t xml:space="preserve">PostgreSQL (vía </w:t>
-            </w:r>
-            <w:proofErr w:type="spellStart"/>
-            <w:r>
-              <w:t>Supabase</w:t>
-            </w:r>
-            <w:proofErr w:type="spellEnd"/>
-            <w:r>
-              <w:t>)</w:t>
+              <w:t>PostgreSQL (vía Supabase)</w:t>
             </w:r>
           </w:p>
         </w:tc>
@@ -1652,13 +1523,8 @@
             <w:hideMark/>
           </w:tcPr>
           <w:p>
-            <w:proofErr w:type="spellStart"/>
-            <w:r>
-              <w:t>Supabase</w:t>
-            </w:r>
-            <w:proofErr w:type="spellEnd"/>
-            <w:r>
-              <w:t xml:space="preserve"> Storage</w:t>
+            <w:r>
+              <w:t>Supabase Storage</w:t>
             </w:r>
           </w:p>
         </w:tc>
@@ -1722,15 +1588,7 @@
     <w:p/>
     <w:p>
       <w:r>
-        <w:t xml:space="preserve">Fase 1 — </w:t>
-      </w:r>
-      <w:proofErr w:type="spellStart"/>
-      <w:r>
-        <w:t>Pre-lanzamiento</w:t>
-      </w:r>
-      <w:proofErr w:type="spellEnd"/>
-      <w:r>
-        <w:t xml:space="preserve"> (</w:t>
+        <w:t>Fase 1 — Pre-lanzamiento (</w:t>
       </w:r>
     </w:p>
     <w:p>
@@ -1760,15 +1618,7 @@
         </w:numPr>
       </w:pPr>
       <w:r>
-        <w:t xml:space="preserve">Publicar en grupos de WhatsApp y </w:t>
-      </w:r>
-      <w:proofErr w:type="spellStart"/>
-      <w:r>
-        <w:t>Telegram</w:t>
-      </w:r>
-      <w:proofErr w:type="spellEnd"/>
-      <w:r>
-        <w:t xml:space="preserve"> de tu facultad contando que viene algo nuevo para compartir apuntes</w:t>
+        <w:t>Publicar en grupos de WhatsApp y Telegram de tu facultad contando que viene algo nuevo para compartir apuntes</w:t>
       </w:r>
     </w:p>
     <w:p>
@@ -1832,7 +1682,7 @@
                     <pic:cNvPicPr/>
                   </pic:nvPicPr>
                   <pic:blipFill>
-                    <a:blip r:embed="rId7"/>
+                    <a:blip r:embed="rId9"/>
                     <a:stretch>
                       <a:fillRect/>
                     </a:stretch>
@@ -1902,15 +1752,7 @@
         <w:pStyle w:val="font-claude-response-body"/>
       </w:pPr>
       <w:r>
-        <w:t xml:space="preserve">Todo </w:t>
-      </w:r>
-      <w:proofErr w:type="spellStart"/>
-      <w:r>
-        <w:t>feedback</w:t>
-      </w:r>
-      <w:proofErr w:type="spellEnd"/>
-      <w:r>
-        <w:t xml:space="preserve"> se clasifica en tres categorías: error crítico (atención inmediata), mejora importante (próximo sprint) o idea futura (backlog).</w:t>
+        <w:t>Todo feedback se clasifica en tres categorías: error crítico (atención inmediata), mejora importante (próximo sprint) o idea futura (backlog).</w:t>
       </w:r>
     </w:p>
     <w:p>
@@ -1931,23 +1773,7 @@
         <w:pStyle w:val="font-claude-response-body"/>
       </w:pPr>
       <w:r>
-        <w:t xml:space="preserve">Se maneja en tres niveles: errores críticos se resuelven en menos de 48 horas, una revisión mensual verifica </w:t>
-      </w:r>
-      <w:proofErr w:type="spellStart"/>
-      <w:r>
-        <w:t>APIs</w:t>
-      </w:r>
-      <w:proofErr w:type="spellEnd"/>
-      <w:r>
-        <w:t xml:space="preserve">, </w:t>
-      </w:r>
-      <w:proofErr w:type="spellStart"/>
-      <w:r>
-        <w:t>Firebase</w:t>
-      </w:r>
-      <w:proofErr w:type="spellEnd"/>
-      <w:r>
-        <w:t xml:space="preserve"> y seguridad, y cada 2-3 meses se actualizan dependencias y se revisa el rendimiento con Google Lighthouse.</w:t>
+        <w:t>Se maneja en tres niveles: errores críticos se resuelven en menos de 48 horas, una revisión mensual verifica APIs, Firebase y seguridad, y cada 2-3 meses se actualizan dependencias y se revisa el rendimiento con Google Lighthouse.</w:t>
       </w:r>
     </w:p>
     <w:p>
@@ -1968,15 +1794,7 @@
         <w:pStyle w:val="font-claude-response-body"/>
       </w:pPr>
       <w:r>
-        <w:t xml:space="preserve">Cada dos meses se analiza qué pantallas generan abandono y qué funciones no se usan, usando Google </w:t>
-      </w:r>
-      <w:proofErr w:type="spellStart"/>
-      <w:r>
-        <w:t>Analytics</w:t>
-      </w:r>
-      <w:proofErr w:type="spellEnd"/>
-      <w:r>
-        <w:t xml:space="preserve"> (gratuito). Con esos datos se prototipa, implementa y mide el impacto del cambio antes de continuar.</w:t>
+        <w:t>Cada dos meses se analiza qué pantallas generan abandono y qué funciones no se usan, usando Google Analytics (gratuito). Con esos datos se prototipa, implementa y mide el impacto del cambio antes de continuar.</w:t>
       </w:r>
     </w:p>
     <w:p>
@@ -2090,35 +1908,7 @@
         <w:rPr>
           <w:rFonts w:ascii="Times New Roman" w:hAnsi="Times New Roman" w:cs="Times New Roman"/>
         </w:rPr>
-        <w:t xml:space="preserve">En el </w:t>
-      </w:r>
-      <w:proofErr w:type="spellStart"/>
-      <w:r>
-        <w:rPr>
-          <w:rFonts w:ascii="Times New Roman" w:hAnsi="Times New Roman" w:cs="Times New Roman"/>
-        </w:rPr>
-        <w:t>feed</w:t>
-      </w:r>
-      <w:proofErr w:type="spellEnd"/>
-      <w:r>
-        <w:rPr>
-          <w:rFonts w:ascii="Times New Roman" w:hAnsi="Times New Roman" w:cs="Times New Roman"/>
-        </w:rPr>
-        <w:t xml:space="preserve"> principal: un </w:t>
-      </w:r>
-      <w:proofErr w:type="spellStart"/>
-      <w:r>
-        <w:rPr>
-          <w:rFonts w:ascii="Times New Roman" w:hAnsi="Times New Roman" w:cs="Times New Roman"/>
-        </w:rPr>
-        <w:t>card</w:t>
-      </w:r>
-      <w:proofErr w:type="spellEnd"/>
-      <w:r>
-        <w:rPr>
-          <w:rFonts w:ascii="Times New Roman" w:hAnsi="Times New Roman" w:cs="Times New Roman"/>
-        </w:rPr>
-        <w:t xml:space="preserve"> publicitario cada 8-10 apuntes, visualmente diferenciado del contenido real</w:t>
+        <w:t>En el feed principal: un card publicitario cada 8-10 apuntes, visualmente diferenciado del contenido real</w:t>
       </w:r>
     </w:p>
     <w:p>
@@ -2298,21 +2088,7 @@
         <w:rPr>
           <w:rFonts w:ascii="Times New Roman" w:hAnsi="Times New Roman" w:cs="Times New Roman"/>
         </w:rPr>
-        <w:t xml:space="preserve">Se transfiere por </w:t>
-      </w:r>
-      <w:proofErr w:type="spellStart"/>
-      <w:r>
-        <w:rPr>
-          <w:rFonts w:ascii="Times New Roman" w:hAnsi="Times New Roman" w:cs="Times New Roman"/>
-        </w:rPr>
-        <w:t>Nequi</w:t>
-      </w:r>
-      <w:proofErr w:type="spellEnd"/>
-      <w:r>
-        <w:rPr>
-          <w:rFonts w:ascii="Times New Roman" w:hAnsi="Times New Roman" w:cs="Times New Roman"/>
-        </w:rPr>
-        <w:t xml:space="preserve"> o Bancolombia</w:t>
+        <w:t>Se transfiere por Nequi o Bancolombia</w:t>
       </w:r>
     </w:p>
     <w:p>
@@ -2362,21 +2138,7 @@
         <w:rPr>
           <w:rFonts w:ascii="Times New Roman" w:hAnsi="Times New Roman" w:cs="Times New Roman"/>
         </w:rPr>
-        <w:t xml:space="preserve"> como </w:t>
-      </w:r>
-      <w:proofErr w:type="spellStart"/>
-      <w:r>
-        <w:rPr>
-          <w:rFonts w:ascii="Times New Roman" w:hAnsi="Times New Roman" w:cs="Times New Roman"/>
-        </w:rPr>
-        <w:t>Ko</w:t>
-      </w:r>
-      <w:proofErr w:type="spellEnd"/>
-      <w:r>
-        <w:rPr>
-          <w:rFonts w:ascii="Times New Roman" w:hAnsi="Times New Roman" w:cs="Times New Roman"/>
-        </w:rPr>
-        <w:t>-fi o Buy Me a Coffee demuestran que los usuarios sí pagan propinas cuando el contenido les ahorra tiempo o esfuerzo. En el contexto universitario colombiano, donde los estudiantes tienen presupuesto limitado, la propina opcional de $500 COP es una barrera de entrada muy baja que no genera rechazo.</w:t>
+        <w:t xml:space="preserve"> como Ko-fi o Buy Me a Coffee demuestran que los usuarios sí pagan propinas cuando el contenido les ahorra tiempo o esfuerzo. En el contexto universitario colombiano, donde los estudiantes tienen presupuesto limitado, la propina opcional de $500 COP es una barrera de entrada muy baja que no genera rechazo.</w:t>
       </w:r>
     </w:p>
     <w:p>
@@ -2858,13 +2620,8 @@
           </w:tcPr>
           <w:p>
             <w:r>
-              <w:t xml:space="preserve">Sesión sigue activa, no pide </w:t>
-            </w:r>
-            <w:proofErr w:type="spellStart"/>
-            <w:r>
-              <w:t>login</w:t>
-            </w:r>
-            <w:proofErr w:type="spellEnd"/>
+              <w:t>Sesión sigue activa, no pide login</w:t>
+            </w:r>
           </w:p>
         </w:tc>
         <w:tc>
@@ -3236,13 +2993,8 @@
           </w:tcPr>
           <w:p>
             <w:r>
-              <w:t>1. Seleccionar archivo .docx o .</w:t>
-            </w:r>
-            <w:proofErr w:type="spellStart"/>
-            <w:r>
-              <w:t>jpg</w:t>
-            </w:r>
-            <w:proofErr w:type="spellEnd"/>
+              <w:t>1. Seleccionar archivo .docx o .jpg</w:t>
+            </w:r>
           </w:p>
         </w:tc>
         <w:tc>
@@ -3383,35 +3135,19 @@
           </w:tcPr>
           <w:p>
             <w:r>
-              <w:t xml:space="preserve">1. Clic en cualquier </w:t>
-            </w:r>
-            <w:proofErr w:type="spellStart"/>
-            <w:r>
-              <w:t>card</w:t>
-            </w:r>
-            <w:proofErr w:type="spellEnd"/>
-            <w:r>
-              <w:t xml:space="preserve"> de apunte</w:t>
-            </w:r>
-          </w:p>
-        </w:tc>
-        <w:tc>
-          <w:tcPr>
-            <w:tcW w:w="0" w:type="auto"/>
-            <w:vAlign w:val="center"/>
-            <w:hideMark/>
-          </w:tcPr>
-          <w:p>
-            <w:r>
-              <w:t xml:space="preserve">Carga página detalle con </w:t>
-            </w:r>
-            <w:proofErr w:type="spellStart"/>
-            <w:r>
-              <w:t>iframe</w:t>
-            </w:r>
-            <w:proofErr w:type="spellEnd"/>
-            <w:r>
-              <w:t xml:space="preserve"> del PDF</w:t>
+              <w:t>1. Clic en cualquier card de apunte</w:t>
+            </w:r>
+          </w:p>
+        </w:tc>
+        <w:tc>
+          <w:tcPr>
+            <w:tcW w:w="0" w:type="auto"/>
+            <w:vAlign w:val="center"/>
+            <w:hideMark/>
+          </w:tcPr>
+          <w:p>
+            <w:r>
+              <w:t>Carga página detalle con iframe del PDF</w:t>
             </w:r>
           </w:p>
         </w:tc>
@@ -3553,13 +3289,8 @@
           </w:tcPr>
           <w:p>
             <w:r>
-              <w:t xml:space="preserve">Elimina apunte, redirige a </w:t>
-            </w:r>
-            <w:proofErr w:type="spellStart"/>
-            <w:r>
-              <w:t>index</w:t>
-            </w:r>
-            <w:proofErr w:type="spellEnd"/>
+              <w:t>Elimina apunte, redirige a index</w:t>
+            </w:r>
           </w:p>
         </w:tc>
         <w:tc>
@@ -3851,15 +3582,7 @@
           </w:tcPr>
           <w:p>
             <w:r>
-              <w:t xml:space="preserve">Filtra resultados en tiempo real (400ms </w:t>
-            </w:r>
-            <w:proofErr w:type="spellStart"/>
-            <w:r>
-              <w:t>debounce</w:t>
-            </w:r>
-            <w:proofErr w:type="spellEnd"/>
-            <w:r>
-              <w:t>)</w:t>
+              <w:t>Filtra resultados en tiempo real (400ms debounce)</w:t>
             </w:r>
           </w:p>
         </w:tc>
@@ -3918,13 +3641,8 @@
           </w:tcPr>
           <w:p>
             <w:r>
-              <w:t xml:space="preserve">1. Seleccionar carrera en </w:t>
-            </w:r>
-            <w:proofErr w:type="spellStart"/>
-            <w:r>
-              <w:t>dropdown</w:t>
-            </w:r>
-            <w:proofErr w:type="spellEnd"/>
+              <w:t>1. Seleccionar carrera en dropdown</w:t>
+            </w:r>
           </w:p>
         </w:tc>
         <w:tc>
@@ -4077,21 +3795,8 @@
           </w:tcPr>
           <w:p>
             <w:r>
-              <w:t xml:space="preserve">Reordena lista por </w:t>
-            </w:r>
-            <w:proofErr w:type="spellStart"/>
-            <w:r>
-              <w:t>total_descargas</w:t>
-            </w:r>
-            <w:proofErr w:type="spellEnd"/>
-            <w:r>
-              <w:t xml:space="preserve"> </w:t>
-            </w:r>
-            <w:proofErr w:type="spellStart"/>
-            <w:r>
-              <w:t>desc</w:t>
-            </w:r>
-            <w:proofErr w:type="spellEnd"/>
+              <w:t>Reordena lista por total_descargas desc</w:t>
+            </w:r>
           </w:p>
         </w:tc>
         <w:tc>
@@ -5250,13 +4955,8 @@
           </w:tcPr>
           <w:p>
             <w:r>
-              <w:t xml:space="preserve">Acceso con cuenta </w:t>
-            </w:r>
-            <w:proofErr w:type="spellStart"/>
-            <w:r>
-              <w:t>admin</w:t>
-            </w:r>
-            <w:proofErr w:type="spellEnd"/>
+              <w:t>Acceso con cuenta admin</w:t>
+            </w:r>
           </w:p>
         </w:tc>
         <w:tc>
@@ -5269,7 +4969,7 @@
             <w:r>
               <w:t xml:space="preserve">1. Login con </w:t>
             </w:r>
-            <w:hyperlink r:id="rId8" w:history="1">
+            <w:hyperlink r:id="rId10" w:history="1">
               <w:r>
                 <w:rPr>
                   <w:rStyle w:val="Hipervnculo"/>
@@ -5337,13 +5037,8 @@
           </w:tcPr>
           <w:p>
             <w:r>
-              <w:t xml:space="preserve">Acceso denegado a no </w:t>
-            </w:r>
-            <w:proofErr w:type="spellStart"/>
-            <w:r>
-              <w:t>admin</w:t>
-            </w:r>
-            <w:proofErr w:type="spellEnd"/>
+              <w:t>Acceso denegado a no admin</w:t>
+            </w:r>
           </w:p>
         </w:tc>
         <w:tc>
@@ -5413,13 +5108,8 @@
           </w:tcPr>
           <w:p>
             <w:r>
-              <w:t xml:space="preserve">Eliminar apunte desde </w:t>
-            </w:r>
-            <w:proofErr w:type="spellStart"/>
-            <w:r>
-              <w:t>admin</w:t>
-            </w:r>
-            <w:proofErr w:type="spellEnd"/>
+              <w:t>Eliminar apunte desde admin</w:t>
+            </w:r>
           </w:p>
         </w:tc>
         <w:tc>
@@ -5492,31 +5182,18 @@
       </w:pPr>
       <w:r>
         <w:lastRenderedPageBreak/>
-        <w:t xml:space="preserve">12. </w:t>
-      </w:r>
-      <w:r>
-        <w:t>API Externa Integrada</w:t>
-      </w:r>
-    </w:p>
-    <w:p>
-      <w:proofErr w:type="spellStart"/>
-      <w:r>
-        <w:t>Supabase</w:t>
-      </w:r>
-      <w:proofErr w:type="spellEnd"/>
-      <w:r>
-        <w:t xml:space="preserve"> actúa como API externa REST completa:</w:t>
+        <w:t>12. API Externa Integrada</w:t>
+      </w:r>
+    </w:p>
+    <w:p>
+      <w:r>
+        <w:t>Supabase actúa como API externa REST completa:</w:t>
       </w:r>
     </w:p>
     <w:p/>
     <w:p>
-      <w:proofErr w:type="spellStart"/>
-      <w:r>
-        <w:t>Endpoint</w:t>
-      </w:r>
-      <w:proofErr w:type="spellEnd"/>
-      <w:r>
-        <w:t xml:space="preserve"> base: https://ojwnvijcyrddpadyyoce.supabase.co/rest/v1/</w:t>
+      <w:r>
+        <w:t>Endpoint base: https://ojwnvijcyrddpadyyoce.supabase.co/rest/v1/</w:t>
       </w:r>
     </w:p>
     <w:p>
@@ -5531,15 +5208,7 @@
     </w:p>
     <w:p>
       <w:r>
-        <w:t xml:space="preserve">Storage API: </w:t>
-      </w:r>
-      <w:proofErr w:type="spellStart"/>
-      <w:r>
-        <w:t>Upload</w:t>
-      </w:r>
-      <w:proofErr w:type="spellEnd"/>
-      <w:r>
-        <w:t xml:space="preserve"> y descarga de archivos PDF</w:t>
+        <w:t>Storage API: Upload y descarga de archivos PDF</w:t>
       </w:r>
     </w:p>
     <w:p>
@@ -5550,15 +5219,7 @@
     <w:p/>
     <w:p>
       <w:r>
-        <w:t xml:space="preserve">Adicionalmente se usa la API pública de UI </w:t>
-      </w:r>
-      <w:proofErr w:type="spellStart"/>
-      <w:r>
-        <w:t>Avatars</w:t>
-      </w:r>
-      <w:proofErr w:type="spellEnd"/>
-      <w:r>
-        <w:t xml:space="preserve"> (https://ui-avatars.com/api/) para generar avatares automáticos cuando el usuario no tiene foto de perfil de Google.</w:t>
+        <w:t>Adicionalmente se usa la API pública de UI Avatars (https://ui-avatars.com/api/) para generar avatares automáticos cuando el usuario no tiene foto de perfil de Google.</w:t>
       </w:r>
     </w:p>
     <w:p>
@@ -5702,11 +5363,9 @@
             <w:hideMark/>
           </w:tcPr>
           <w:p>
-            <w:proofErr w:type="spellStart"/>
             <w:r>
               <w:t>uuid</w:t>
             </w:r>
-            <w:proofErr w:type="spellEnd"/>
           </w:p>
         </w:tc>
         <w:tc>
@@ -5745,11 +5404,9 @@
             <w:hideMark/>
           </w:tcPr>
           <w:p>
-            <w:proofErr w:type="spellStart"/>
             <w:r>
               <w:t>text</w:t>
             </w:r>
-            <w:proofErr w:type="spellEnd"/>
           </w:p>
         </w:tc>
         <w:tc>
@@ -5776,25 +5433,21 @@
             <w:hideMark/>
           </w:tcPr>
           <w:p>
-            <w:proofErr w:type="spellStart"/>
             <w:r>
               <w:t>descripcion</w:t>
             </w:r>
-            <w:proofErr w:type="spellEnd"/>
-          </w:p>
-        </w:tc>
-        <w:tc>
-          <w:tcPr>
-            <w:tcW w:w="0" w:type="auto"/>
-            <w:vAlign w:val="center"/>
-            <w:hideMark/>
-          </w:tcPr>
-          <w:p>
-            <w:proofErr w:type="spellStart"/>
+          </w:p>
+        </w:tc>
+        <w:tc>
+          <w:tcPr>
+            <w:tcW w:w="0" w:type="auto"/>
+            <w:vAlign w:val="center"/>
+            <w:hideMark/>
+          </w:tcPr>
+          <w:p>
             <w:r>
               <w:t>text</w:t>
             </w:r>
-            <w:proofErr w:type="spellEnd"/>
           </w:p>
         </w:tc>
         <w:tc>
@@ -5833,11 +5486,9 @@
             <w:hideMark/>
           </w:tcPr>
           <w:p>
-            <w:proofErr w:type="spellStart"/>
             <w:r>
               <w:t>text</w:t>
             </w:r>
-            <w:proofErr w:type="spellEnd"/>
           </w:p>
         </w:tc>
         <w:tc>
@@ -5876,11 +5527,9 @@
             <w:hideMark/>
           </w:tcPr>
           <w:p>
-            <w:proofErr w:type="spellStart"/>
             <w:r>
               <w:t>text</w:t>
             </w:r>
-            <w:proofErr w:type="spellEnd"/>
           </w:p>
         </w:tc>
         <w:tc>
@@ -5907,25 +5556,21 @@
             <w:hideMark/>
           </w:tcPr>
           <w:p>
-            <w:proofErr w:type="spellStart"/>
             <w:r>
               <w:t>archivo_url</w:t>
             </w:r>
-            <w:proofErr w:type="spellEnd"/>
-          </w:p>
-        </w:tc>
-        <w:tc>
-          <w:tcPr>
-            <w:tcW w:w="0" w:type="auto"/>
-            <w:vAlign w:val="center"/>
-            <w:hideMark/>
-          </w:tcPr>
-          <w:p>
-            <w:proofErr w:type="spellStart"/>
+          </w:p>
+        </w:tc>
+        <w:tc>
+          <w:tcPr>
+            <w:tcW w:w="0" w:type="auto"/>
+            <w:vAlign w:val="center"/>
+            <w:hideMark/>
+          </w:tcPr>
+          <w:p>
             <w:r>
               <w:t>text</w:t>
             </w:r>
-            <w:proofErr w:type="spellEnd"/>
           </w:p>
         </w:tc>
         <w:tc>
@@ -5952,25 +5597,21 @@
             <w:hideMark/>
           </w:tcPr>
           <w:p>
-            <w:proofErr w:type="spellStart"/>
             <w:r>
               <w:t>usuario_id</w:t>
             </w:r>
-            <w:proofErr w:type="spellEnd"/>
-          </w:p>
-        </w:tc>
-        <w:tc>
-          <w:tcPr>
-            <w:tcW w:w="0" w:type="auto"/>
-            <w:vAlign w:val="center"/>
-            <w:hideMark/>
-          </w:tcPr>
-          <w:p>
-            <w:proofErr w:type="spellStart"/>
+          </w:p>
+        </w:tc>
+        <w:tc>
+          <w:tcPr>
+            <w:tcW w:w="0" w:type="auto"/>
+            <w:vAlign w:val="center"/>
+            <w:hideMark/>
+          </w:tcPr>
+          <w:p>
             <w:r>
               <w:t>uuid</w:t>
             </w:r>
-            <w:proofErr w:type="spellEnd"/>
           </w:p>
         </w:tc>
         <w:tc>
@@ -5997,25 +5638,21 @@
             <w:hideMark/>
           </w:tcPr>
           <w:p>
-            <w:proofErr w:type="spellStart"/>
             <w:r>
               <w:t>usuario_nombre</w:t>
             </w:r>
-            <w:proofErr w:type="spellEnd"/>
-          </w:p>
-        </w:tc>
-        <w:tc>
-          <w:tcPr>
-            <w:tcW w:w="0" w:type="auto"/>
-            <w:vAlign w:val="center"/>
-            <w:hideMark/>
-          </w:tcPr>
-          <w:p>
-            <w:proofErr w:type="spellStart"/>
+          </w:p>
+        </w:tc>
+        <w:tc>
+          <w:tcPr>
+            <w:tcW w:w="0" w:type="auto"/>
+            <w:vAlign w:val="center"/>
+            <w:hideMark/>
+          </w:tcPr>
+          <w:p>
             <w:r>
               <w:t>text</w:t>
             </w:r>
-            <w:proofErr w:type="spellEnd"/>
           </w:p>
         </w:tc>
         <w:tc>
@@ -6042,25 +5679,21 @@
             <w:hideMark/>
           </w:tcPr>
           <w:p>
-            <w:proofErr w:type="spellStart"/>
             <w:r>
               <w:t>usuario_avatar</w:t>
             </w:r>
-            <w:proofErr w:type="spellEnd"/>
-          </w:p>
-        </w:tc>
-        <w:tc>
-          <w:tcPr>
-            <w:tcW w:w="0" w:type="auto"/>
-            <w:vAlign w:val="center"/>
-            <w:hideMark/>
-          </w:tcPr>
-          <w:p>
-            <w:proofErr w:type="spellStart"/>
+          </w:p>
+        </w:tc>
+        <w:tc>
+          <w:tcPr>
+            <w:tcW w:w="0" w:type="auto"/>
+            <w:vAlign w:val="center"/>
+            <w:hideMark/>
+          </w:tcPr>
+          <w:p>
             <w:r>
               <w:t>text</w:t>
             </w:r>
-            <w:proofErr w:type="spellEnd"/>
           </w:p>
         </w:tc>
         <w:tc>
@@ -6087,11 +5720,9 @@
             <w:hideMark/>
           </w:tcPr>
           <w:p>
-            <w:proofErr w:type="spellStart"/>
             <w:r>
               <w:t>valoracion_promedio</w:t>
             </w:r>
-            <w:proofErr w:type="spellEnd"/>
           </w:p>
         </w:tc>
         <w:tc>
@@ -6130,11 +5761,9 @@
             <w:hideMark/>
           </w:tcPr>
           <w:p>
-            <w:proofErr w:type="spellStart"/>
             <w:r>
               <w:t>total_descargas</w:t>
             </w:r>
-            <w:proofErr w:type="spellEnd"/>
           </w:p>
         </w:tc>
         <w:tc>
@@ -6173,25 +5802,21 @@
             <w:hideMark/>
           </w:tcPr>
           <w:p>
-            <w:proofErr w:type="spellStart"/>
             <w:r>
               <w:t>created_at</w:t>
             </w:r>
-            <w:proofErr w:type="spellEnd"/>
-          </w:p>
-        </w:tc>
-        <w:tc>
-          <w:tcPr>
-            <w:tcW w:w="0" w:type="auto"/>
-            <w:vAlign w:val="center"/>
-            <w:hideMark/>
-          </w:tcPr>
-          <w:p>
-            <w:proofErr w:type="spellStart"/>
+          </w:p>
+        </w:tc>
+        <w:tc>
+          <w:tcPr>
+            <w:tcW w:w="0" w:type="auto"/>
+            <w:vAlign w:val="center"/>
+            <w:hideMark/>
+          </w:tcPr>
+          <w:p>
             <w:r>
               <w:t>timestamptz</w:t>
             </w:r>
-            <w:proofErr w:type="spellEnd"/>
           </w:p>
         </w:tc>
         <w:tc>
@@ -6331,11 +5956,9 @@
             <w:hideMark/>
           </w:tcPr>
           <w:p>
-            <w:proofErr w:type="spellStart"/>
             <w:r>
               <w:t>uuid</w:t>
             </w:r>
-            <w:proofErr w:type="spellEnd"/>
           </w:p>
         </w:tc>
         <w:tc>
@@ -6362,25 +5985,21 @@
             <w:hideMark/>
           </w:tcPr>
           <w:p>
-            <w:proofErr w:type="spellStart"/>
             <w:r>
               <w:t>apunte_id</w:t>
             </w:r>
-            <w:proofErr w:type="spellEnd"/>
-          </w:p>
-        </w:tc>
-        <w:tc>
-          <w:tcPr>
-            <w:tcW w:w="0" w:type="auto"/>
-            <w:vAlign w:val="center"/>
-            <w:hideMark/>
-          </w:tcPr>
-          <w:p>
-            <w:proofErr w:type="spellStart"/>
+          </w:p>
+        </w:tc>
+        <w:tc>
+          <w:tcPr>
+            <w:tcW w:w="0" w:type="auto"/>
+            <w:vAlign w:val="center"/>
+            <w:hideMark/>
+          </w:tcPr>
+          <w:p>
             <w:r>
               <w:t>uuid</w:t>
             </w:r>
-            <w:proofErr w:type="spellEnd"/>
           </w:p>
         </w:tc>
         <w:tc>
@@ -6407,25 +6026,21 @@
             <w:hideMark/>
           </w:tcPr>
           <w:p>
-            <w:proofErr w:type="spellStart"/>
             <w:r>
               <w:t>usuario_id</w:t>
             </w:r>
-            <w:proofErr w:type="spellEnd"/>
-          </w:p>
-        </w:tc>
-        <w:tc>
-          <w:tcPr>
-            <w:tcW w:w="0" w:type="auto"/>
-            <w:vAlign w:val="center"/>
-            <w:hideMark/>
-          </w:tcPr>
-          <w:p>
-            <w:proofErr w:type="spellStart"/>
+          </w:p>
+        </w:tc>
+        <w:tc>
+          <w:tcPr>
+            <w:tcW w:w="0" w:type="auto"/>
+            <w:vAlign w:val="center"/>
+            <w:hideMark/>
+          </w:tcPr>
+          <w:p>
             <w:r>
               <w:t>uuid</w:t>
             </w:r>
-            <w:proofErr w:type="spellEnd"/>
           </w:p>
         </w:tc>
         <w:tc>
@@ -6493,25 +6108,21 @@
             <w:hideMark/>
           </w:tcPr>
           <w:p>
-            <w:proofErr w:type="spellStart"/>
             <w:r>
               <w:t>created_at</w:t>
             </w:r>
-            <w:proofErr w:type="spellEnd"/>
-          </w:p>
-        </w:tc>
-        <w:tc>
-          <w:tcPr>
-            <w:tcW w:w="0" w:type="auto"/>
-            <w:vAlign w:val="center"/>
-            <w:hideMark/>
-          </w:tcPr>
-          <w:p>
-            <w:proofErr w:type="spellStart"/>
+          </w:p>
+        </w:tc>
+        <w:tc>
+          <w:tcPr>
+            <w:tcW w:w="0" w:type="auto"/>
+            <w:vAlign w:val="center"/>
+            <w:hideMark/>
+          </w:tcPr>
+          <w:p>
             <w:r>
               <w:t>timestamptz</w:t>
             </w:r>
-            <w:proofErr w:type="spellEnd"/>
           </w:p>
         </w:tc>
         <w:tc>
@@ -6652,11 +6263,9 @@
             <w:hideMark/>
           </w:tcPr>
           <w:p>
-            <w:proofErr w:type="spellStart"/>
             <w:r>
               <w:t>uuid</w:t>
             </w:r>
-            <w:proofErr w:type="spellEnd"/>
           </w:p>
         </w:tc>
         <w:tc>
@@ -6683,25 +6292,21 @@
             <w:hideMark/>
           </w:tcPr>
           <w:p>
-            <w:proofErr w:type="spellStart"/>
             <w:r>
               <w:t>usuario_id</w:t>
             </w:r>
-            <w:proofErr w:type="spellEnd"/>
-          </w:p>
-        </w:tc>
-        <w:tc>
-          <w:tcPr>
-            <w:tcW w:w="0" w:type="auto"/>
-            <w:vAlign w:val="center"/>
-            <w:hideMark/>
-          </w:tcPr>
-          <w:p>
-            <w:proofErr w:type="spellStart"/>
+          </w:p>
+        </w:tc>
+        <w:tc>
+          <w:tcPr>
+            <w:tcW w:w="0" w:type="auto"/>
+            <w:vAlign w:val="center"/>
+            <w:hideMark/>
+          </w:tcPr>
+          <w:p>
             <w:r>
               <w:t>uuid</w:t>
             </w:r>
-            <w:proofErr w:type="spellEnd"/>
           </w:p>
         </w:tc>
         <w:tc>
@@ -6728,25 +6333,21 @@
             <w:hideMark/>
           </w:tcPr>
           <w:p>
-            <w:proofErr w:type="spellStart"/>
             <w:r>
               <w:t>saldo_total</w:t>
             </w:r>
-            <w:proofErr w:type="spellEnd"/>
-          </w:p>
-        </w:tc>
-        <w:tc>
-          <w:tcPr>
-            <w:tcW w:w="0" w:type="auto"/>
-            <w:vAlign w:val="center"/>
-            <w:hideMark/>
-          </w:tcPr>
-          <w:p>
-            <w:proofErr w:type="spellStart"/>
+          </w:p>
+        </w:tc>
+        <w:tc>
+          <w:tcPr>
+            <w:tcW w:w="0" w:type="auto"/>
+            <w:vAlign w:val="center"/>
+            <w:hideMark/>
+          </w:tcPr>
+          <w:p>
             <w:r>
               <w:t>numeric</w:t>
             </w:r>
-            <w:proofErr w:type="spellEnd"/>
           </w:p>
         </w:tc>
         <w:tc>
@@ -6773,25 +6374,21 @@
             <w:hideMark/>
           </w:tcPr>
           <w:p>
-            <w:proofErr w:type="spellStart"/>
             <w:r>
               <w:t>saldo_disponible</w:t>
             </w:r>
-            <w:proofErr w:type="spellEnd"/>
-          </w:p>
-        </w:tc>
-        <w:tc>
-          <w:tcPr>
-            <w:tcW w:w="0" w:type="auto"/>
-            <w:vAlign w:val="center"/>
-            <w:hideMark/>
-          </w:tcPr>
-          <w:p>
-            <w:proofErr w:type="spellStart"/>
+          </w:p>
+        </w:tc>
+        <w:tc>
+          <w:tcPr>
+            <w:tcW w:w="0" w:type="auto"/>
+            <w:vAlign w:val="center"/>
+            <w:hideMark/>
+          </w:tcPr>
+          <w:p>
             <w:r>
               <w:t>numeric</w:t>
             </w:r>
-            <w:proofErr w:type="spellEnd"/>
           </w:p>
         </w:tc>
         <w:tc>
@@ -6818,25 +6415,21 @@
             <w:hideMark/>
           </w:tcPr>
           <w:p>
-            <w:proofErr w:type="spellStart"/>
             <w:r>
               <w:t>created_at</w:t>
             </w:r>
-            <w:proofErr w:type="spellEnd"/>
-          </w:p>
-        </w:tc>
-        <w:tc>
-          <w:tcPr>
-            <w:tcW w:w="0" w:type="auto"/>
-            <w:vAlign w:val="center"/>
-            <w:hideMark/>
-          </w:tcPr>
-          <w:p>
-            <w:proofErr w:type="spellStart"/>
+          </w:p>
+        </w:tc>
+        <w:tc>
+          <w:tcPr>
+            <w:tcW w:w="0" w:type="auto"/>
+            <w:vAlign w:val="center"/>
+            <w:hideMark/>
+          </w:tcPr>
+          <w:p>
             <w:r>
               <w:t>timestamptz</w:t>
             </w:r>
-            <w:proofErr w:type="spellEnd"/>
           </w:p>
         </w:tc>
         <w:tc>
@@ -6976,11 +6569,9 @@
             <w:hideMark/>
           </w:tcPr>
           <w:p>
-            <w:proofErr w:type="spellStart"/>
             <w:r>
               <w:t>uuid</w:t>
             </w:r>
-            <w:proofErr w:type="spellEnd"/>
           </w:p>
         </w:tc>
         <w:tc>
@@ -7007,25 +6598,21 @@
             <w:hideMark/>
           </w:tcPr>
           <w:p>
-            <w:proofErr w:type="spellStart"/>
             <w:r>
               <w:t>usuario_id</w:t>
             </w:r>
-            <w:proofErr w:type="spellEnd"/>
-          </w:p>
-        </w:tc>
-        <w:tc>
-          <w:tcPr>
-            <w:tcW w:w="0" w:type="auto"/>
-            <w:vAlign w:val="center"/>
-            <w:hideMark/>
-          </w:tcPr>
-          <w:p>
-            <w:proofErr w:type="spellStart"/>
+          </w:p>
+        </w:tc>
+        <w:tc>
+          <w:tcPr>
+            <w:tcW w:w="0" w:type="auto"/>
+            <w:vAlign w:val="center"/>
+            <w:hideMark/>
+          </w:tcPr>
+          <w:p>
             <w:r>
               <w:t>uuid</w:t>
             </w:r>
-            <w:proofErr w:type="spellEnd"/>
           </w:p>
         </w:tc>
         <w:tc>
@@ -7052,25 +6639,21 @@
             <w:hideMark/>
           </w:tcPr>
           <w:p>
-            <w:proofErr w:type="spellStart"/>
             <w:r>
               <w:t>apunte_id</w:t>
             </w:r>
-            <w:proofErr w:type="spellEnd"/>
-          </w:p>
-        </w:tc>
-        <w:tc>
-          <w:tcPr>
-            <w:tcW w:w="0" w:type="auto"/>
-            <w:vAlign w:val="center"/>
-            <w:hideMark/>
-          </w:tcPr>
-          <w:p>
-            <w:proofErr w:type="spellStart"/>
+          </w:p>
+        </w:tc>
+        <w:tc>
+          <w:tcPr>
+            <w:tcW w:w="0" w:type="auto"/>
+            <w:vAlign w:val="center"/>
+            <w:hideMark/>
+          </w:tcPr>
+          <w:p>
             <w:r>
               <w:t>uuid</w:t>
             </w:r>
-            <w:proofErr w:type="spellEnd"/>
           </w:p>
         </w:tc>
         <w:tc>
@@ -7109,30 +6692,20 @@
             <w:hideMark/>
           </w:tcPr>
           <w:p>
-            <w:proofErr w:type="spellStart"/>
             <w:r>
               <w:t>text</w:t>
             </w:r>
-            <w:proofErr w:type="spellEnd"/>
-          </w:p>
-        </w:tc>
-        <w:tc>
-          <w:tcPr>
-            <w:tcW w:w="0" w:type="auto"/>
-            <w:vAlign w:val="center"/>
-            <w:hideMark/>
-          </w:tcPr>
-          <w:p>
-            <w:r>
-              <w:t>'propina', '</w:t>
-            </w:r>
-            <w:proofErr w:type="spellStart"/>
-            <w:r>
-              <w:t>descarga_bonus</w:t>
-            </w:r>
-            <w:proofErr w:type="spellEnd"/>
-            <w:r>
-              <w:t>', 'retiro'</w:t>
+          </w:p>
+        </w:tc>
+        <w:tc>
+          <w:tcPr>
+            <w:tcW w:w="0" w:type="auto"/>
+            <w:vAlign w:val="center"/>
+            <w:hideMark/>
+          </w:tcPr>
+          <w:p>
+            <w:r>
+              <w:t>'propina', 'descarga_bonus', 'retiro'</w:t>
             </w:r>
           </w:p>
         </w:tc>
@@ -7160,11 +6733,9 @@
             <w:hideMark/>
           </w:tcPr>
           <w:p>
-            <w:proofErr w:type="spellStart"/>
             <w:r>
               <w:t>numeric</w:t>
             </w:r>
-            <w:proofErr w:type="spellEnd"/>
           </w:p>
         </w:tc>
         <w:tc>
@@ -7191,25 +6762,21 @@
             <w:hideMark/>
           </w:tcPr>
           <w:p>
-            <w:proofErr w:type="spellStart"/>
             <w:r>
               <w:t>descripcion</w:t>
             </w:r>
-            <w:proofErr w:type="spellEnd"/>
-          </w:p>
-        </w:tc>
-        <w:tc>
-          <w:tcPr>
-            <w:tcW w:w="0" w:type="auto"/>
-            <w:vAlign w:val="center"/>
-            <w:hideMark/>
-          </w:tcPr>
-          <w:p>
-            <w:proofErr w:type="spellStart"/>
+          </w:p>
+        </w:tc>
+        <w:tc>
+          <w:tcPr>
+            <w:tcW w:w="0" w:type="auto"/>
+            <w:vAlign w:val="center"/>
+            <w:hideMark/>
+          </w:tcPr>
+          <w:p>
             <w:r>
               <w:t>text</w:t>
             </w:r>
-            <w:proofErr w:type="spellEnd"/>
           </w:p>
         </w:tc>
         <w:tc>
@@ -7236,25 +6803,21 @@
             <w:hideMark/>
           </w:tcPr>
           <w:p>
-            <w:proofErr w:type="spellStart"/>
             <w:r>
               <w:t>created_at</w:t>
             </w:r>
-            <w:proofErr w:type="spellEnd"/>
-          </w:p>
-        </w:tc>
-        <w:tc>
-          <w:tcPr>
-            <w:tcW w:w="0" w:type="auto"/>
-            <w:vAlign w:val="center"/>
-            <w:hideMark/>
-          </w:tcPr>
-          <w:p>
-            <w:proofErr w:type="spellStart"/>
+          </w:p>
+        </w:tc>
+        <w:tc>
+          <w:tcPr>
+            <w:tcW w:w="0" w:type="auto"/>
+            <w:vAlign w:val="center"/>
+            <w:hideMark/>
+          </w:tcPr>
+          <w:p>
             <w:r>
               <w:t>timestamptz</w:t>
             </w:r>
-            <w:proofErr w:type="spellEnd"/>
           </w:p>
         </w:tc>
         <w:tc>
@@ -7327,15 +6890,7 @@
         <w:t>Google OAuth 2.0</w:t>
       </w:r>
       <w:r>
-        <w:t xml:space="preserve"> a través de </w:t>
-      </w:r>
-      <w:proofErr w:type="spellStart"/>
-      <w:r>
-        <w:t>Supabase</w:t>
-      </w:r>
-      <w:proofErr w:type="spellEnd"/>
-      <w:r>
-        <w:t xml:space="preserve"> Auth</w:t>
+        <w:t xml:space="preserve"> a través de Supabase Auth</w:t>
       </w:r>
     </w:p>
     <w:p>
@@ -7346,13 +6901,8 @@
         </w:numPr>
       </w:pPr>
       <w:r>
-        <w:t xml:space="preserve">Tokens JWT gestionados automáticamente por </w:t>
-      </w:r>
-      <w:proofErr w:type="spellStart"/>
-      <w:r>
-        <w:t>Supabase</w:t>
-      </w:r>
-      <w:proofErr w:type="spellEnd"/>
+        <w:t>Tokens JWT gestionados automáticamente por Supabase</w:t>
+      </w:r>
     </w:p>
     <w:p>
       <w:pPr>
@@ -7362,15 +6912,7 @@
         </w:numPr>
       </w:pPr>
       <w:r>
-        <w:t xml:space="preserve">Redirección automática a </w:t>
-      </w:r>
-      <w:proofErr w:type="spellStart"/>
-      <w:r>
-        <w:t>login</w:t>
-      </w:r>
-      <w:proofErr w:type="spellEnd"/>
-      <w:r>
-        <w:t xml:space="preserve"> en páginas protegidas si no hay sesión activa</w:t>
+        <w:t>Redirección automática a login en páginas protegidas si no hay sesión activa</w:t>
       </w:r>
     </w:p>
     <w:p>
@@ -7444,23 +6986,7 @@
         </w:numPr>
       </w:pPr>
       <w:r>
-        <w:t xml:space="preserve">Los archivos PDF se almacenan en </w:t>
-      </w:r>
-      <w:proofErr w:type="spellStart"/>
-      <w:r>
-        <w:t>Supabase</w:t>
-      </w:r>
-      <w:proofErr w:type="spellEnd"/>
-      <w:r>
-        <w:t xml:space="preserve"> Storage con </w:t>
-      </w:r>
-      <w:proofErr w:type="spellStart"/>
-      <w:r>
-        <w:t>URLs</w:t>
-      </w:r>
-      <w:proofErr w:type="spellEnd"/>
-      <w:r>
-        <w:t xml:space="preserve"> públicas no predecibles (UUID en el nombre)</w:t>
+        <w:t>Los archivos PDF se almacenan en Supabase Storage con URLs públicas no predecibles (UUID en el nombre)</w:t>
       </w:r>
     </w:p>
     <w:p>
@@ -7482,15 +7008,7 @@
         </w:numPr>
       </w:pPr>
       <w:r>
-        <w:t xml:space="preserve">Los datos personales (email, avatar) provienen directamente de Google y no se almacenan en texto plano fuera de </w:t>
-      </w:r>
-      <w:proofErr w:type="spellStart"/>
-      <w:r>
-        <w:t>Supabase</w:t>
-      </w:r>
-      <w:proofErr w:type="spellEnd"/>
-      <w:r>
-        <w:t xml:space="preserve"> Auth</w:t>
+        <w:t>Los datos personales (email, avatar) provienen directamente de Google y no se almacenan en texto plano fuera de Supabase Auth</w:t>
       </w:r>
     </w:p>
     <w:p>
@@ -7516,17 +7034,8 @@
           <w:b/>
           <w:bCs/>
         </w:rPr>
-        <w:t xml:space="preserve">4.4 Validaciones </w:t>
-      </w:r>
-      <w:proofErr w:type="spellStart"/>
-      <w:r>
-        <w:rPr>
-          <w:b/>
-          <w:bCs/>
-        </w:rPr>
-        <w:t>Frontend</w:t>
-      </w:r>
-      <w:proofErr w:type="spellEnd"/>
+        <w:t>4.4 Validaciones Frontend</w:t>
+      </w:r>
     </w:p>
     <w:p>
       <w:pPr>
@@ -7570,23 +7079,7 @@
       </w:pPr>
       <w:r>
         <w:lastRenderedPageBreak/>
-        <w:t xml:space="preserve">Sanitización implícita mediante uso de </w:t>
-      </w:r>
-      <w:proofErr w:type="spellStart"/>
-      <w:r>
-        <w:t>textContent</w:t>
-      </w:r>
-      <w:proofErr w:type="spellEnd"/>
-      <w:r>
-        <w:t xml:space="preserve"> en lugar de </w:t>
-      </w:r>
-      <w:proofErr w:type="spellStart"/>
-      <w:r>
-        <w:t>innerHTML</w:t>
-      </w:r>
-      <w:proofErr w:type="spellEnd"/>
-      <w:r>
-        <w:t xml:space="preserve"> para datos del usuario</w:t>
+        <w:t>Sanitización implícita mediante uso de textContent en lugar de innerHTML para datos del usuario</w:t>
       </w:r>
     </w:p>
     <w:p>
@@ -7612,31 +7105,7 @@
         </w:numPr>
       </w:pPr>
       <w:r>
-        <w:t xml:space="preserve">La </w:t>
-      </w:r>
-      <w:proofErr w:type="spellStart"/>
-      <w:r>
-        <w:t>anon</w:t>
-      </w:r>
-      <w:proofErr w:type="spellEnd"/>
-      <w:r>
-        <w:t xml:space="preserve"> </w:t>
-      </w:r>
-      <w:proofErr w:type="spellStart"/>
-      <w:r>
-        <w:t>key</w:t>
-      </w:r>
-      <w:proofErr w:type="spellEnd"/>
-      <w:r>
-        <w:t xml:space="preserve"> de </w:t>
-      </w:r>
-      <w:proofErr w:type="spellStart"/>
-      <w:r>
-        <w:t>Supabase</w:t>
-      </w:r>
-      <w:proofErr w:type="spellEnd"/>
-      <w:r>
-        <w:t xml:space="preserve"> es pública por diseño — solo permite operaciones que las políticas RLS permiten</w:t>
+        <w:t>La anon key de Supabase es pública por diseño — solo permite operaciones que las políticas RLS permiten</w:t>
       </w:r>
     </w:p>
     <w:p>
@@ -7647,21 +7116,8 @@
         </w:numPr>
       </w:pPr>
       <w:r>
-        <w:t>No se exponen claves privadas (</w:t>
-      </w:r>
-      <w:proofErr w:type="spellStart"/>
-      <w:r>
-        <w:t>service_role</w:t>
-      </w:r>
-      <w:proofErr w:type="spellEnd"/>
-      <w:r>
-        <w:t xml:space="preserve">) en el </w:t>
-      </w:r>
-      <w:proofErr w:type="spellStart"/>
-      <w:r>
-        <w:t>frontend</w:t>
-      </w:r>
-      <w:proofErr w:type="spellEnd"/>
+        <w:t>No se exponen claves privadas (service_role) en el frontend</w:t>
+      </w:r>
     </w:p>
     <w:p/>
     <w:p/>
@@ -9179,6 +8635,7 @@
   <w:style w:type="character" w:default="1" w:styleId="Fuentedeprrafopredeter">
     <w:name w:val="Default Paragraph Font"/>
     <w:uiPriority w:val="1"/>
+    <w:semiHidden/>
     <w:unhideWhenUsed/>
   </w:style>
   <w:style w:type="table" w:default="1" w:styleId="Tablanormal">
